--- a/public/nominatif-format.docx
+++ b/public/nominatif-format.docx
@@ -79,51 +79,13 @@
           <w:szCs w:val="18"/>
         </w:rPr>
       </w:pPr>
-      <w:proofErr w:type="spellStart"/>
       <w:r>
         <w:rPr>
           <w:rFonts w:ascii="Times New Roman" w:hAnsi="Times New Roman" w:cs="Times New Roman"/>
           <w:sz w:val="18"/>
           <w:szCs w:val="18"/>
         </w:rPr>
-        <w:t>Nomor</w:t>
-      </w:r>
-      <w:proofErr w:type="spellEnd"/>
-      <w:r>
-        <w:rPr>
-          <w:rFonts w:ascii="Times New Roman" w:hAnsi="Times New Roman" w:cs="Times New Roman"/>
-          <w:sz w:val="18"/>
-          <w:szCs w:val="18"/>
-        </w:rPr>
-        <w:t xml:space="preserve"> Surat </w:t>
-      </w:r>
-      <w:proofErr w:type="spellStart"/>
-      <w:proofErr w:type="gramStart"/>
-      <w:r>
-        <w:rPr>
-          <w:rFonts w:ascii="Times New Roman" w:hAnsi="Times New Roman" w:cs="Times New Roman"/>
-          <w:sz w:val="18"/>
-          <w:szCs w:val="18"/>
-        </w:rPr>
-        <w:t>Tugas</w:t>
-      </w:r>
-      <w:proofErr w:type="spellEnd"/>
-      <w:r>
-        <w:rPr>
-          <w:rFonts w:ascii="Times New Roman" w:hAnsi="Times New Roman" w:cs="Times New Roman"/>
-          <w:sz w:val="18"/>
-          <w:szCs w:val="18"/>
-        </w:rPr>
-        <w:t xml:space="preserve"> :</w:t>
-      </w:r>
-      <w:proofErr w:type="gramEnd"/>
-      <w:r>
-        <w:rPr>
-          <w:rFonts w:ascii="Times New Roman" w:hAnsi="Times New Roman" w:cs="Times New Roman"/>
-          <w:sz w:val="18"/>
-          <w:szCs w:val="18"/>
-        </w:rPr>
-        <w:t xml:space="preserve"> </w:t>
+        <w:t xml:space="preserve">Nomor Surat Tugas : </w:t>
       </w:r>
       <w:r>
         <w:rPr>
@@ -131,25 +93,7 @@
           <w:sz w:val="18"/>
           <w:szCs w:val="18"/>
         </w:rPr>
-        <w:t>{</w:t>
-      </w:r>
-      <w:proofErr w:type="spellStart"/>
-      <w:r>
-        <w:rPr>
-          <w:rFonts w:ascii="Times New Roman" w:hAnsi="Times New Roman" w:cs="Times New Roman"/>
-          <w:sz w:val="18"/>
-          <w:szCs w:val="18"/>
-        </w:rPr>
-        <w:t>noSurat</w:t>
-      </w:r>
-      <w:proofErr w:type="spellEnd"/>
-      <w:r>
-        <w:rPr>
-          <w:rFonts w:ascii="Times New Roman" w:hAnsi="Times New Roman" w:cs="Times New Roman"/>
-          <w:sz w:val="18"/>
-          <w:szCs w:val="18"/>
-        </w:rPr>
-        <w:t>}</w:t>
+        <w:t>{noSurat}</w:t>
       </w:r>
     </w:p>
     <w:p>
@@ -161,33 +105,13 @@
           <w:szCs w:val="18"/>
         </w:rPr>
       </w:pPr>
-      <w:proofErr w:type="spellStart"/>
-      <w:proofErr w:type="gramStart"/>
       <w:r>
         <w:rPr>
           <w:rFonts w:ascii="Times New Roman" w:hAnsi="Times New Roman" w:cs="Times New Roman"/>
           <w:sz w:val="18"/>
           <w:szCs w:val="18"/>
         </w:rPr>
-        <w:t>Tanggal</w:t>
-      </w:r>
-      <w:proofErr w:type="spellEnd"/>
-      <w:r>
-        <w:rPr>
-          <w:rFonts w:ascii="Times New Roman" w:hAnsi="Times New Roman" w:cs="Times New Roman"/>
-          <w:sz w:val="18"/>
-          <w:szCs w:val="18"/>
-        </w:rPr>
-        <w:t xml:space="preserve"> :</w:t>
-      </w:r>
-      <w:proofErr w:type="gramEnd"/>
-      <w:r>
-        <w:rPr>
-          <w:rFonts w:ascii="Times New Roman" w:hAnsi="Times New Roman" w:cs="Times New Roman"/>
-          <w:sz w:val="18"/>
-          <w:szCs w:val="18"/>
-        </w:rPr>
-        <w:t xml:space="preserve"> </w:t>
+        <w:t xml:space="preserve">Tanggal : </w:t>
       </w:r>
       <w:r>
         <w:rPr>
@@ -195,25 +119,7 @@
           <w:sz w:val="18"/>
           <w:szCs w:val="18"/>
         </w:rPr>
-        <w:t>{</w:t>
-      </w:r>
-      <w:proofErr w:type="spellStart"/>
-      <w:r>
-        <w:rPr>
-          <w:rFonts w:ascii="Times New Roman" w:hAnsi="Times New Roman" w:cs="Times New Roman"/>
-          <w:sz w:val="18"/>
-          <w:szCs w:val="18"/>
-        </w:rPr>
-        <w:t>tglSurat</w:t>
-      </w:r>
-      <w:proofErr w:type="spellEnd"/>
-      <w:r>
-        <w:rPr>
-          <w:rFonts w:ascii="Times New Roman" w:hAnsi="Times New Roman" w:cs="Times New Roman"/>
-          <w:sz w:val="18"/>
-          <w:szCs w:val="18"/>
-        </w:rPr>
-        <w:t>}</w:t>
+        <w:t>{tglSurat}</w:t>
       </w:r>
     </w:p>
     <w:p>
@@ -225,41 +131,13 @@
           <w:szCs w:val="18"/>
         </w:rPr>
       </w:pPr>
-      <w:proofErr w:type="gramStart"/>
       <w:r>
         <w:rPr>
           <w:rFonts w:ascii="Times New Roman" w:hAnsi="Times New Roman" w:cs="Times New Roman"/>
           <w:sz w:val="18"/>
           <w:szCs w:val="18"/>
         </w:rPr>
-        <w:t>Hal :</w:t>
-      </w:r>
-      <w:proofErr w:type="gramEnd"/>
-      <w:r>
-        <w:rPr>
-          <w:rFonts w:ascii="Times New Roman" w:hAnsi="Times New Roman" w:cs="Times New Roman"/>
-          <w:sz w:val="18"/>
-          <w:szCs w:val="18"/>
-        </w:rPr>
-        <w:t xml:space="preserve"> {</w:t>
-      </w:r>
-      <w:proofErr w:type="spellStart"/>
-      <w:r>
-        <w:rPr>
-          <w:rFonts w:ascii="Times New Roman" w:hAnsi="Times New Roman" w:cs="Times New Roman"/>
-          <w:sz w:val="18"/>
-          <w:szCs w:val="18"/>
-        </w:rPr>
-        <w:t>kegiatan</w:t>
-      </w:r>
-      <w:proofErr w:type="spellEnd"/>
-      <w:r>
-        <w:rPr>
-          <w:rFonts w:ascii="Times New Roman" w:hAnsi="Times New Roman" w:cs="Times New Roman"/>
-          <w:sz w:val="18"/>
-          <w:szCs w:val="18"/>
-        </w:rPr>
-        <w:t>}</w:t>
+        <w:t>Hal : {kegiatan}</w:t>
       </w:r>
     </w:p>
     <w:tbl>
@@ -735,33 +613,15 @@
                 <w:sz w:val="18"/>
                 <w:szCs w:val="18"/>
               </w:rPr>
-              <w:t>{#</w:t>
-            </w:r>
-            <w:proofErr w:type="gramStart"/>
-            <w:r>
-              <w:rPr>
-                <w:rFonts w:ascii="Times New Roman" w:hAnsi="Times New Roman" w:cs="Times New Roman"/>
-                <w:sz w:val="18"/>
-                <w:szCs w:val="18"/>
-              </w:rPr>
-              <w:t>pegawai}</w:t>
-            </w:r>
-            <w:r>
-              <w:rPr>
-                <w:rFonts w:ascii="Times New Roman" w:hAnsi="Times New Roman" w:cs="Times New Roman"/>
-                <w:sz w:val="18"/>
-                <w:szCs w:val="18"/>
-              </w:rPr>
-              <w:t>{</w:t>
-            </w:r>
-            <w:proofErr w:type="gramEnd"/>
-            <w:r>
-              <w:rPr>
-                <w:rFonts w:ascii="Times New Roman" w:hAnsi="Times New Roman" w:cs="Times New Roman"/>
-                <w:sz w:val="18"/>
-                <w:szCs w:val="18"/>
-              </w:rPr>
-              <w:t>idx}</w:t>
+              <w:t>{#pegawai}</w:t>
+            </w:r>
+            <w:r>
+              <w:rPr>
+                <w:rFonts w:ascii="Times New Roman" w:hAnsi="Times New Roman" w:cs="Times New Roman"/>
+                <w:sz w:val="18"/>
+                <w:szCs w:val="18"/>
+              </w:rPr>
+              <w:t>{idx}</w:t>
             </w:r>
           </w:p>
         </w:tc>
@@ -808,25 +668,7 @@
                 <w:sz w:val="18"/>
                 <w:szCs w:val="18"/>
               </w:rPr>
-              <w:t>{</w:t>
-            </w:r>
-            <w:proofErr w:type="spellStart"/>
-            <w:r>
-              <w:rPr>
-                <w:rFonts w:ascii="Times New Roman" w:hAnsi="Times New Roman" w:cs="Times New Roman"/>
-                <w:sz w:val="18"/>
-                <w:szCs w:val="18"/>
-              </w:rPr>
-              <w:t>gol</w:t>
-            </w:r>
-            <w:proofErr w:type="spellEnd"/>
-            <w:r>
-              <w:rPr>
-                <w:rFonts w:ascii="Times New Roman" w:hAnsi="Times New Roman" w:cs="Times New Roman"/>
-                <w:sz w:val="18"/>
-                <w:szCs w:val="18"/>
-              </w:rPr>
-              <w:t>}</w:t>
+              <w:t>{gol}</w:t>
             </w:r>
           </w:p>
         </w:tc>
@@ -849,25 +691,7 @@
                 <w:sz w:val="18"/>
                 <w:szCs w:val="18"/>
               </w:rPr>
-              <w:t>{</w:t>
-            </w:r>
-            <w:proofErr w:type="spellStart"/>
-            <w:r>
-              <w:rPr>
-                <w:rFonts w:ascii="Times New Roman" w:hAnsi="Times New Roman" w:cs="Times New Roman"/>
-                <w:sz w:val="18"/>
-                <w:szCs w:val="18"/>
-              </w:rPr>
-              <w:t>jabatan</w:t>
-            </w:r>
-            <w:proofErr w:type="spellEnd"/>
-            <w:r>
-              <w:rPr>
-                <w:rFonts w:ascii="Times New Roman" w:hAnsi="Times New Roman" w:cs="Times New Roman"/>
-                <w:sz w:val="18"/>
-                <w:szCs w:val="18"/>
-              </w:rPr>
-              <w:t>}</w:t>
+              <w:t>{jabatan}</w:t>
             </w:r>
           </w:p>
         </w:tc>
@@ -891,25 +715,7 @@
                 <w:sz w:val="18"/>
                 <w:szCs w:val="18"/>
               </w:rPr>
-              <w:t>{</w:t>
-            </w:r>
-            <w:proofErr w:type="spellStart"/>
-            <w:r>
-              <w:rPr>
-                <w:rFonts w:ascii="Times New Roman" w:hAnsi="Times New Roman" w:cs="Times New Roman"/>
-                <w:sz w:val="18"/>
-                <w:szCs w:val="18"/>
-              </w:rPr>
-              <w:t>tujuan</w:t>
-            </w:r>
-            <w:proofErr w:type="spellEnd"/>
-            <w:r>
-              <w:rPr>
-                <w:rFonts w:ascii="Times New Roman" w:hAnsi="Times New Roman" w:cs="Times New Roman"/>
-                <w:sz w:val="18"/>
-                <w:szCs w:val="18"/>
-              </w:rPr>
-              <w:t>}</w:t>
+              <w:t>{tujuan}</w:t>
             </w:r>
           </w:p>
         </w:tc>
@@ -933,25 +739,7 @@
                 <w:sz w:val="18"/>
                 <w:szCs w:val="18"/>
               </w:rPr>
-              <w:t>{</w:t>
-            </w:r>
-            <w:proofErr w:type="spellStart"/>
-            <w:r>
-              <w:rPr>
-                <w:rFonts w:ascii="Times New Roman" w:hAnsi="Times New Roman" w:cs="Times New Roman"/>
-                <w:sz w:val="18"/>
-                <w:szCs w:val="18"/>
-              </w:rPr>
-              <w:t>tglBerangkat</w:t>
-            </w:r>
-            <w:proofErr w:type="spellEnd"/>
-            <w:r>
-              <w:rPr>
-                <w:rFonts w:ascii="Times New Roman" w:hAnsi="Times New Roman" w:cs="Times New Roman"/>
-                <w:sz w:val="18"/>
-                <w:szCs w:val="18"/>
-              </w:rPr>
-              <w:t>}</w:t>
+              <w:t>{tglBerangkat}</w:t>
             </w:r>
           </w:p>
         </w:tc>
@@ -975,18 +763,39 @@
                 <w:sz w:val="18"/>
                 <w:szCs w:val="18"/>
               </w:rPr>
-              <w:t>{</w:t>
-            </w:r>
-            <w:proofErr w:type="spellStart"/>
-            <w:r>
-              <w:rPr>
-                <w:rFonts w:ascii="Times New Roman" w:hAnsi="Times New Roman" w:cs="Times New Roman"/>
-                <w:sz w:val="18"/>
-                <w:szCs w:val="18"/>
-              </w:rPr>
-              <w:t>tglKembali</w:t>
-            </w:r>
-            <w:proofErr w:type="spellEnd"/>
+              <w:t>{tglKembali}</w:t>
+            </w:r>
+          </w:p>
+        </w:tc>
+        <w:tc>
+          <w:tcPr>
+            <w:tcW w:w="1417" w:type="dxa"/>
+          </w:tcPr>
+          <w:p>
+            <w:pPr>
+              <w:spacing w:before="40" w:after="40"/>
+              <w:rPr>
+                <w:rFonts w:ascii="Times New Roman" w:hAnsi="Times New Roman" w:cs="Times New Roman"/>
+                <w:sz w:val="18"/>
+                <w:szCs w:val="18"/>
+              </w:rPr>
+            </w:pPr>
+            <w:r>
+              <w:rPr>
+                <w:rFonts w:ascii="Times New Roman" w:hAnsi="Times New Roman" w:cs="Times New Roman"/>
+                <w:sz w:val="18"/>
+                <w:szCs w:val="18"/>
+              </w:rPr>
+              <w:t>{uh</w:t>
+            </w:r>
+            <w:r>
+              <w:rPr>
+                <w:rFonts w:ascii="Times New Roman" w:hAnsi="Times New Roman" w:cs="Times New Roman"/>
+                <w:sz w:val="18"/>
+                <w:szCs w:val="18"/>
+              </w:rPr>
+              <w:t>Format</w:t>
+            </w:r>
             <w:r>
               <w:rPr>
                 <w:rFonts w:ascii="Times New Roman" w:hAnsi="Times New Roman" w:cs="Times New Roman"/>
@@ -999,6 +808,45 @@
         </w:tc>
         <w:tc>
           <w:tcPr>
+            <w:tcW w:w="1418" w:type="dxa"/>
+          </w:tcPr>
+          <w:p>
+            <w:pPr>
+              <w:spacing w:before="40" w:after="40"/>
+              <w:rPr>
+                <w:rFonts w:ascii="Times New Roman" w:hAnsi="Times New Roman" w:cs="Times New Roman"/>
+                <w:sz w:val="18"/>
+                <w:szCs w:val="18"/>
+              </w:rPr>
+            </w:pPr>
+            <w:r>
+              <w:rPr>
+                <w:rFonts w:ascii="Times New Roman" w:hAnsi="Times New Roman" w:cs="Times New Roman"/>
+                <w:sz w:val="18"/>
+                <w:szCs w:val="18"/>
+              </w:rPr>
+              <w:t>{biayaTrans</w:t>
+            </w:r>
+            <w:r>
+              <w:rPr>
+                <w:rFonts w:ascii="Times New Roman" w:hAnsi="Times New Roman" w:cs="Times New Roman"/>
+                <w:sz w:val="18"/>
+                <w:szCs w:val="18"/>
+              </w:rPr>
+              <w:t>Format</w:t>
+            </w:r>
+            <w:r>
+              <w:rPr>
+                <w:rFonts w:ascii="Times New Roman" w:hAnsi="Times New Roman" w:cs="Times New Roman"/>
+                <w:sz w:val="18"/>
+                <w:szCs w:val="18"/>
+              </w:rPr>
+              <w:t>}</w:t>
+            </w:r>
+          </w:p>
+        </w:tc>
+        <w:tc>
+          <w:tcPr>
             <w:tcW w:w="1417" w:type="dxa"/>
           </w:tcPr>
           <w:p>
@@ -1016,16 +864,7 @@
                 <w:sz w:val="18"/>
                 <w:szCs w:val="18"/>
               </w:rPr>
-              <w:t>{</w:t>
-            </w:r>
-            <w:proofErr w:type="spellStart"/>
-            <w:r>
-              <w:rPr>
-                <w:rFonts w:ascii="Times New Roman" w:hAnsi="Times New Roman" w:cs="Times New Roman"/>
-                <w:sz w:val="18"/>
-                <w:szCs w:val="18"/>
-              </w:rPr>
-              <w:t>uh</w:t>
+              <w:t>{biayaPeng</w:t>
             </w:r>
             <w:r>
               <w:rPr>
@@ -1035,7 +874,6 @@
               </w:rPr>
               <w:t>Format</w:t>
             </w:r>
-            <w:proofErr w:type="spellEnd"/>
             <w:r>
               <w:rPr>
                 <w:rFonts w:ascii="Times New Roman" w:hAnsi="Times New Roman" w:cs="Times New Roman"/>
@@ -1065,16 +903,7 @@
                 <w:sz w:val="18"/>
                 <w:szCs w:val="18"/>
               </w:rPr>
-              <w:t>{</w:t>
-            </w:r>
-            <w:proofErr w:type="spellStart"/>
-            <w:r>
-              <w:rPr>
-                <w:rFonts w:ascii="Times New Roman" w:hAnsi="Times New Roman" w:cs="Times New Roman"/>
-                <w:sz w:val="18"/>
-                <w:szCs w:val="18"/>
-              </w:rPr>
-              <w:t>biayaTrans</w:t>
+              <w:t>{jumlah</w:t>
             </w:r>
             <w:r>
               <w:rPr>
@@ -1084,7 +913,6 @@
               </w:rPr>
               <w:t>Format</w:t>
             </w:r>
-            <w:proofErr w:type="spellEnd"/>
             <w:r>
               <w:rPr>
                 <w:rFonts w:ascii="Times New Roman" w:hAnsi="Times New Roman" w:cs="Times New Roman"/>
@@ -1093,129 +921,13 @@
               </w:rPr>
               <w:t>}</w:t>
             </w:r>
-          </w:p>
-        </w:tc>
-        <w:tc>
-          <w:tcPr>
-            <w:tcW w:w="1417" w:type="dxa"/>
-          </w:tcPr>
-          <w:p>
-            <w:pPr>
-              <w:spacing w:before="40" w:after="40"/>
-              <w:rPr>
-                <w:rFonts w:ascii="Times New Roman" w:hAnsi="Times New Roman" w:cs="Times New Roman"/>
-                <w:sz w:val="18"/>
-                <w:szCs w:val="18"/>
-              </w:rPr>
-            </w:pPr>
-            <w:r>
-              <w:rPr>
-                <w:rFonts w:ascii="Times New Roman" w:hAnsi="Times New Roman" w:cs="Times New Roman"/>
-                <w:sz w:val="18"/>
-                <w:szCs w:val="18"/>
-              </w:rPr>
-              <w:t>{</w:t>
-            </w:r>
-            <w:proofErr w:type="spellStart"/>
-            <w:r>
-              <w:rPr>
-                <w:rFonts w:ascii="Times New Roman" w:hAnsi="Times New Roman" w:cs="Times New Roman"/>
-                <w:sz w:val="18"/>
-                <w:szCs w:val="18"/>
-              </w:rPr>
-              <w:t>biayaPeng</w:t>
-            </w:r>
-            <w:r>
-              <w:rPr>
-                <w:rFonts w:ascii="Times New Roman" w:hAnsi="Times New Roman" w:cs="Times New Roman"/>
-                <w:sz w:val="18"/>
-                <w:szCs w:val="18"/>
-              </w:rPr>
-              <w:t>Format</w:t>
-            </w:r>
-            <w:proofErr w:type="spellEnd"/>
-            <w:r>
-              <w:rPr>
-                <w:rFonts w:ascii="Times New Roman" w:hAnsi="Times New Roman" w:cs="Times New Roman"/>
-                <w:sz w:val="18"/>
-                <w:szCs w:val="18"/>
-              </w:rPr>
-              <w:t>}</w:t>
-            </w:r>
-          </w:p>
-        </w:tc>
-        <w:tc>
-          <w:tcPr>
-            <w:tcW w:w="1418" w:type="dxa"/>
-          </w:tcPr>
-          <w:p>
-            <w:pPr>
-              <w:spacing w:before="40" w:after="40"/>
-              <w:rPr>
-                <w:rFonts w:ascii="Times New Roman" w:hAnsi="Times New Roman" w:cs="Times New Roman"/>
-                <w:sz w:val="18"/>
-                <w:szCs w:val="18"/>
-              </w:rPr>
-            </w:pPr>
-            <w:r>
-              <w:rPr>
-                <w:rFonts w:ascii="Times New Roman" w:hAnsi="Times New Roman" w:cs="Times New Roman"/>
-                <w:sz w:val="18"/>
-                <w:szCs w:val="18"/>
-              </w:rPr>
-              <w:t>{</w:t>
-            </w:r>
-            <w:proofErr w:type="spellStart"/>
-            <w:r>
-              <w:rPr>
-                <w:rFonts w:ascii="Times New Roman" w:hAnsi="Times New Roman" w:cs="Times New Roman"/>
-                <w:sz w:val="18"/>
-                <w:szCs w:val="18"/>
-              </w:rPr>
-              <w:t>jumlah</w:t>
-            </w:r>
-            <w:r>
-              <w:rPr>
-                <w:rFonts w:ascii="Times New Roman" w:hAnsi="Times New Roman" w:cs="Times New Roman"/>
-                <w:sz w:val="18"/>
-                <w:szCs w:val="18"/>
-              </w:rPr>
-              <w:t>Format</w:t>
-            </w:r>
-            <w:proofErr w:type="spellEnd"/>
-            <w:r>
-              <w:rPr>
-                <w:rFonts w:ascii="Times New Roman" w:hAnsi="Times New Roman" w:cs="Times New Roman"/>
-                <w:sz w:val="18"/>
-                <w:szCs w:val="18"/>
-              </w:rPr>
-              <w:t>}</w:t>
-            </w:r>
-            <w:r>
-              <w:rPr>
-                <w:rFonts w:ascii="Times New Roman" w:hAnsi="Times New Roman" w:cs="Times New Roman"/>
-                <w:sz w:val="18"/>
-                <w:szCs w:val="18"/>
-              </w:rPr>
-              <w:t>{/</w:t>
-            </w:r>
-            <w:proofErr w:type="spellStart"/>
-            <w:r>
-              <w:rPr>
-                <w:rFonts w:ascii="Times New Roman" w:hAnsi="Times New Roman" w:cs="Times New Roman"/>
-                <w:sz w:val="18"/>
-                <w:szCs w:val="18"/>
-              </w:rPr>
-              <w:t>pegawai</w:t>
-            </w:r>
-            <w:proofErr w:type="spellEnd"/>
-            <w:r>
-              <w:rPr>
-                <w:rFonts w:ascii="Times New Roman" w:hAnsi="Times New Roman" w:cs="Times New Roman"/>
-                <w:sz w:val="18"/>
-                <w:szCs w:val="18"/>
-              </w:rPr>
-              <w:t>}</w:t>
+            <w:r>
+              <w:rPr>
+                <w:rFonts w:ascii="Times New Roman" w:hAnsi="Times New Roman" w:cs="Times New Roman"/>
+                <w:sz w:val="18"/>
+                <w:szCs w:val="18"/>
+              </w:rPr>
+              <w:t>{/pegawai}</w:t>
             </w:r>
           </w:p>
         </w:tc>
@@ -1269,25 +981,7 @@
                 <w:sz w:val="18"/>
                 <w:szCs w:val="18"/>
               </w:rPr>
-              <w:t>{</w:t>
-            </w:r>
-            <w:proofErr w:type="spellStart"/>
-            <w:r>
-              <w:rPr>
-                <w:rFonts w:ascii="Times New Roman" w:hAnsi="Times New Roman" w:cs="Times New Roman"/>
-                <w:sz w:val="18"/>
-                <w:szCs w:val="18"/>
-              </w:rPr>
-              <w:t>uhTotal</w:t>
-            </w:r>
-            <w:proofErr w:type="spellEnd"/>
-            <w:r>
-              <w:rPr>
-                <w:rFonts w:ascii="Times New Roman" w:hAnsi="Times New Roman" w:cs="Times New Roman"/>
-                <w:sz w:val="18"/>
-                <w:szCs w:val="18"/>
-              </w:rPr>
-              <w:t>}</w:t>
+              <w:t>{uhTotal}</w:t>
             </w:r>
           </w:p>
         </w:tc>
@@ -1310,25 +1004,7 @@
                 <w:sz w:val="18"/>
                 <w:szCs w:val="18"/>
               </w:rPr>
-              <w:t>{</w:t>
-            </w:r>
-            <w:proofErr w:type="spellStart"/>
-            <w:r>
-              <w:rPr>
-                <w:rFonts w:ascii="Times New Roman" w:hAnsi="Times New Roman" w:cs="Times New Roman"/>
-                <w:sz w:val="18"/>
-                <w:szCs w:val="18"/>
-              </w:rPr>
-              <w:t>transTotal</w:t>
-            </w:r>
-            <w:proofErr w:type="spellEnd"/>
-            <w:r>
-              <w:rPr>
-                <w:rFonts w:ascii="Times New Roman" w:hAnsi="Times New Roman" w:cs="Times New Roman"/>
-                <w:sz w:val="18"/>
-                <w:szCs w:val="18"/>
-              </w:rPr>
-              <w:t>}</w:t>
+              <w:t>{transTotal}</w:t>
             </w:r>
           </w:p>
         </w:tc>
@@ -1351,25 +1027,7 @@
                 <w:sz w:val="18"/>
                 <w:szCs w:val="18"/>
               </w:rPr>
-              <w:t>{</w:t>
-            </w:r>
-            <w:proofErr w:type="spellStart"/>
-            <w:r>
-              <w:rPr>
-                <w:rFonts w:ascii="Times New Roman" w:hAnsi="Times New Roman" w:cs="Times New Roman"/>
-                <w:sz w:val="18"/>
-                <w:szCs w:val="18"/>
-              </w:rPr>
-              <w:t>pengTotal</w:t>
-            </w:r>
-            <w:proofErr w:type="spellEnd"/>
-            <w:r>
-              <w:rPr>
-                <w:rFonts w:ascii="Times New Roman" w:hAnsi="Times New Roman" w:cs="Times New Roman"/>
-                <w:sz w:val="18"/>
-                <w:szCs w:val="18"/>
-              </w:rPr>
-              <w:t>}</w:t>
+              <w:t>{pengTotal}</w:t>
             </w:r>
           </w:p>
         </w:tc>
@@ -1392,25 +1050,7 @@
                 <w:sz w:val="18"/>
                 <w:szCs w:val="18"/>
               </w:rPr>
-              <w:t>{</w:t>
-            </w:r>
-            <w:proofErr w:type="spellStart"/>
-            <w:r>
-              <w:rPr>
-                <w:rFonts w:ascii="Times New Roman" w:hAnsi="Times New Roman" w:cs="Times New Roman"/>
-                <w:sz w:val="18"/>
-                <w:szCs w:val="18"/>
-              </w:rPr>
-              <w:t>jumlahAll</w:t>
-            </w:r>
-            <w:proofErr w:type="spellEnd"/>
-            <w:r>
-              <w:rPr>
-                <w:rFonts w:ascii="Times New Roman" w:hAnsi="Times New Roman" w:cs="Times New Roman"/>
-                <w:sz w:val="18"/>
-                <w:szCs w:val="18"/>
-              </w:rPr>
-              <w:t>}</w:t>
+              <w:t>{jumlahAll}</w:t>
             </w:r>
           </w:p>
         </w:tc>
@@ -1446,17 +1086,8 @@
           <w:szCs w:val="18"/>
         </w:rPr>
         <w:tab/>
-      </w:r>
-      <w:proofErr w:type="spellStart"/>
-      <w:r>
-        <w:rPr>
-          <w:rFonts w:ascii="Times New Roman" w:hAnsi="Times New Roman" w:cs="Times New Roman"/>
-          <w:sz w:val="18"/>
-          <w:szCs w:val="18"/>
-        </w:rPr>
         <w:t>Mengetahui</w:t>
       </w:r>
-      <w:proofErr w:type="spellEnd"/>
       <w:r>
         <w:rPr>
           <w:rFonts w:ascii="Times New Roman" w:hAnsi="Times New Roman" w:cs="Times New Roman"/>
@@ -1495,89 +1126,17 @@
           <w:szCs w:val="18"/>
         </w:rPr>
         <w:tab/>
+        <w:t>Pejabat Pembuat Komitmen</w:t>
       </w:r>
-      <w:proofErr w:type="spellStart"/>
       <w:r>
         <w:rPr>
           <w:rFonts w:ascii="Times New Roman" w:hAnsi="Times New Roman" w:cs="Times New Roman"/>
           <w:sz w:val="18"/>
           <w:szCs w:val="18"/>
         </w:rPr>
-        <w:t>Pejabat</w:t>
+        <w:tab/>
+        <w:t>Bendahara Pengeluaran</w:t>
       </w:r>
-      <w:proofErr w:type="spellEnd"/>
-      <w:r>
-        <w:rPr>
-          <w:rFonts w:ascii="Times New Roman" w:hAnsi="Times New Roman" w:cs="Times New Roman"/>
-          <w:sz w:val="18"/>
-          <w:szCs w:val="18"/>
-        </w:rPr>
-        <w:t xml:space="preserve"> </w:t>
-      </w:r>
-      <w:proofErr w:type="spellStart"/>
-      <w:r>
-        <w:rPr>
-          <w:rFonts w:ascii="Times New Roman" w:hAnsi="Times New Roman" w:cs="Times New Roman"/>
-          <w:sz w:val="18"/>
-          <w:szCs w:val="18"/>
-        </w:rPr>
-        <w:t>Pembuat</w:t>
-      </w:r>
-      <w:proofErr w:type="spellEnd"/>
-      <w:r>
-        <w:rPr>
-          <w:rFonts w:ascii="Times New Roman" w:hAnsi="Times New Roman" w:cs="Times New Roman"/>
-          <w:sz w:val="18"/>
-          <w:szCs w:val="18"/>
-        </w:rPr>
-        <w:t xml:space="preserve"> </w:t>
-      </w:r>
-      <w:proofErr w:type="spellStart"/>
-      <w:r>
-        <w:rPr>
-          <w:rFonts w:ascii="Times New Roman" w:hAnsi="Times New Roman" w:cs="Times New Roman"/>
-          <w:sz w:val="18"/>
-          <w:szCs w:val="18"/>
-        </w:rPr>
-        <w:t>Komitmen</w:t>
-      </w:r>
-      <w:proofErr w:type="spellEnd"/>
-      <w:r>
-        <w:rPr>
-          <w:rFonts w:ascii="Times New Roman" w:hAnsi="Times New Roman" w:cs="Times New Roman"/>
-          <w:sz w:val="18"/>
-          <w:szCs w:val="18"/>
-        </w:rPr>
-        <w:tab/>
-      </w:r>
-      <w:proofErr w:type="spellStart"/>
-      <w:r>
-        <w:rPr>
-          <w:rFonts w:ascii="Times New Roman" w:hAnsi="Times New Roman" w:cs="Times New Roman"/>
-          <w:sz w:val="18"/>
-          <w:szCs w:val="18"/>
-        </w:rPr>
-        <w:t>Bendahara</w:t>
-      </w:r>
-      <w:proofErr w:type="spellEnd"/>
-      <w:r>
-        <w:rPr>
-          <w:rFonts w:ascii="Times New Roman" w:hAnsi="Times New Roman" w:cs="Times New Roman"/>
-          <w:sz w:val="18"/>
-          <w:szCs w:val="18"/>
-        </w:rPr>
-        <w:t xml:space="preserve"> </w:t>
-      </w:r>
-      <w:proofErr w:type="spellStart"/>
-      <w:r>
-        <w:rPr>
-          <w:rFonts w:ascii="Times New Roman" w:hAnsi="Times New Roman" w:cs="Times New Roman"/>
-          <w:sz w:val="18"/>
-          <w:szCs w:val="18"/>
-        </w:rPr>
-        <w:t>Pengeluaran</w:t>
-      </w:r>
-      <w:proofErr w:type="spellEnd"/>
     </w:p>
     <w:p>
       <w:pPr>
@@ -1663,7 +1222,6 @@
           <w:szCs w:val="18"/>
         </w:rPr>
         <w:tab/>
-        <w:t>H. Boy Hari Novian, S.E., M.M.</w:t>
       </w:r>
       <w:r>
         <w:rPr>
@@ -1671,38 +1229,17 @@
           <w:sz w:val="18"/>
           <w:szCs w:val="18"/>
         </w:rPr>
+        <w:t>{namaPPK}</w:t>
+      </w:r>
+      <w:r>
+        <w:rPr>
+          <w:rFonts w:ascii="Times New Roman" w:hAnsi="Times New Roman" w:cs="Times New Roman"/>
+          <w:sz w:val="18"/>
+          <w:szCs w:val="18"/>
+        </w:rPr>
         <w:tab/>
+        <w:t>Hj. Rini Rosmini, S.Sy</w:t>
       </w:r>
-      <w:proofErr w:type="spellStart"/>
-      <w:r>
-        <w:rPr>
-          <w:rFonts w:ascii="Times New Roman" w:hAnsi="Times New Roman" w:cs="Times New Roman"/>
-          <w:sz w:val="18"/>
-          <w:szCs w:val="18"/>
-        </w:rPr>
-        <w:t>Hj</w:t>
-      </w:r>
-      <w:proofErr w:type="spellEnd"/>
-      <w:r>
-        <w:rPr>
-          <w:rFonts w:ascii="Times New Roman" w:hAnsi="Times New Roman" w:cs="Times New Roman"/>
-          <w:sz w:val="18"/>
-          <w:szCs w:val="18"/>
-        </w:rPr>
-        <w:t xml:space="preserve">. Rini Rosmini, </w:t>
-      </w:r>
-      <w:proofErr w:type="spellStart"/>
-      <w:proofErr w:type="gramStart"/>
-      <w:r>
-        <w:rPr>
-          <w:rFonts w:ascii="Times New Roman" w:hAnsi="Times New Roman" w:cs="Times New Roman"/>
-          <w:sz w:val="18"/>
-          <w:szCs w:val="18"/>
-        </w:rPr>
-        <w:t>S.Sy</w:t>
-      </w:r>
-      <w:proofErr w:type="spellEnd"/>
-      <w:proofErr w:type="gramEnd"/>
     </w:p>
     <w:p>
       <w:pPr>
@@ -1732,8 +1269,32 @@
           <w:sz w:val="18"/>
           <w:szCs w:val="18"/>
         </w:rPr>
+        <w:t>{nipPPK}</w:t>
+      </w:r>
+      <w:r>
+        <w:rPr>
+          <w:rFonts w:ascii="Times New Roman" w:hAnsi="Times New Roman" w:cs="Times New Roman"/>
+          <w:sz w:val="18"/>
+          <w:szCs w:val="18"/>
+        </w:rPr>
         <w:tab/>
         <w:t>NIP.</w:t>
+      </w:r>
+      <w:r>
+        <w:rPr>
+          <w:rFonts w:ascii="Times New Roman" w:hAnsi="Times New Roman" w:cs="Times New Roman"/>
+          <w:sz w:val="18"/>
+          <w:szCs w:val="18"/>
+        </w:rPr>
+        <w:t xml:space="preserve"> </w:t>
+      </w:r>
+      <w:r>
+        <w:rPr>
+          <w:rFonts w:ascii="Times New Roman" w:hAnsi="Times New Roman" w:cs="Times New Roman"/>
+          <w:sz w:val="18"/>
+          <w:szCs w:val="18"/>
+        </w:rPr>
+        <w:t>198004142007102002</w:t>
       </w:r>
     </w:p>
     <w:sectPr>

--- a/public/nominatif-format.docx
+++ b/public/nominatif-format.docx
@@ -37,7 +37,33 @@
           <w:sz w:val="18"/>
           <w:szCs w:val="18"/>
         </w:rPr>
-        <w:t>PERJALANAN DINAS BIDANG PENYELENGGARAAN HAJI DAN UMRAH</w:t>
+        <w:t xml:space="preserve">PERJALANAN DINAS </w:t>
+      </w:r>
+      <w:r>
+        <w:rPr>
+          <w:rFonts w:ascii="Times New Roman" w:hAnsi="Times New Roman" w:cs="Times New Roman"/>
+          <w:sz w:val="18"/>
+          <w:szCs w:val="18"/>
+        </w:rPr>
+        <w:t>{</w:t>
+      </w:r>
+      <w:proofErr w:type="spellStart"/>
+      <w:r>
+        <w:rPr>
+          <w:rFonts w:ascii="Times New Roman" w:hAnsi="Times New Roman" w:cs="Times New Roman"/>
+          <w:sz w:val="18"/>
+          <w:szCs w:val="18"/>
+        </w:rPr>
+        <w:t>unitPPK</w:t>
+      </w:r>
+      <w:proofErr w:type="spellEnd"/>
+      <w:r>
+        <w:rPr>
+          <w:rFonts w:ascii="Times New Roman" w:hAnsi="Times New Roman" w:cs="Times New Roman"/>
+          <w:sz w:val="18"/>
+          <w:szCs w:val="18"/>
+        </w:rPr>
+        <w:t>}</w:t>
       </w:r>
     </w:p>
     <w:p>
@@ -79,21 +105,77 @@
           <w:szCs w:val="18"/>
         </w:rPr>
       </w:pPr>
-      <w:r>
-        <w:rPr>
-          <w:rFonts w:ascii="Times New Roman" w:hAnsi="Times New Roman" w:cs="Times New Roman"/>
-          <w:sz w:val="18"/>
-          <w:szCs w:val="18"/>
-        </w:rPr>
-        <w:t xml:space="preserve">Nomor Surat Tugas : </w:t>
-      </w:r>
-      <w:r>
-        <w:rPr>
-          <w:rFonts w:ascii="Times New Roman" w:hAnsi="Times New Roman" w:cs="Times New Roman"/>
-          <w:sz w:val="18"/>
-          <w:szCs w:val="18"/>
-        </w:rPr>
-        <w:t>{noSurat}</w:t>
+      <w:proofErr w:type="spellStart"/>
+      <w:r>
+        <w:rPr>
+          <w:rFonts w:ascii="Times New Roman" w:hAnsi="Times New Roman" w:cs="Times New Roman"/>
+          <w:sz w:val="18"/>
+          <w:szCs w:val="18"/>
+        </w:rPr>
+        <w:t>Nomor</w:t>
+      </w:r>
+      <w:proofErr w:type="spellEnd"/>
+      <w:r>
+        <w:rPr>
+          <w:rFonts w:ascii="Times New Roman" w:hAnsi="Times New Roman" w:cs="Times New Roman"/>
+          <w:sz w:val="18"/>
+          <w:szCs w:val="18"/>
+        </w:rPr>
+        <w:t xml:space="preserve"> Surat </w:t>
+      </w:r>
+      <w:proofErr w:type="spellStart"/>
+      <w:proofErr w:type="gramStart"/>
+      <w:r>
+        <w:rPr>
+          <w:rFonts w:ascii="Times New Roman" w:hAnsi="Times New Roman" w:cs="Times New Roman"/>
+          <w:sz w:val="18"/>
+          <w:szCs w:val="18"/>
+        </w:rPr>
+        <w:t>Tugas</w:t>
+      </w:r>
+      <w:proofErr w:type="spellEnd"/>
+      <w:r>
+        <w:rPr>
+          <w:rFonts w:ascii="Times New Roman" w:hAnsi="Times New Roman" w:cs="Times New Roman"/>
+          <w:sz w:val="18"/>
+          <w:szCs w:val="18"/>
+        </w:rPr>
+        <w:t xml:space="preserve"> :</w:t>
+      </w:r>
+      <w:proofErr w:type="gramEnd"/>
+      <w:r>
+        <w:rPr>
+          <w:rFonts w:ascii="Times New Roman" w:hAnsi="Times New Roman" w:cs="Times New Roman"/>
+          <w:sz w:val="18"/>
+          <w:szCs w:val="18"/>
+        </w:rPr>
+        <w:t xml:space="preserve"> </w:t>
+      </w:r>
+      <w:r>
+        <w:rPr>
+          <w:rFonts w:ascii="Times New Roman" w:hAnsi="Times New Roman" w:cs="Times New Roman"/>
+          <w:sz w:val="18"/>
+          <w:szCs w:val="18"/>
+        </w:rPr>
+        <w:t>{</w:t>
+      </w:r>
+      <w:proofErr w:type="spellStart"/>
+      <w:r>
+        <w:rPr>
+          <w:rFonts w:ascii="Times New Roman" w:hAnsi="Times New Roman" w:cs="Times New Roman"/>
+          <w:sz w:val="18"/>
+          <w:szCs w:val="18"/>
+        </w:rPr>
+        <w:t>noSurat</w:t>
+      </w:r>
+      <w:proofErr w:type="spellEnd"/>
+      <w:r>
+        <w:rPr>
+          <w:rFonts w:ascii="Times New Roman" w:hAnsi="Times New Roman" w:cs="Times New Roman"/>
+          <w:sz w:val="18"/>
+          <w:szCs w:val="18"/>
+        </w:rPr>
+        <w:t>}</w:t>
       </w:r>
     </w:p>
     <w:p>
@@ -105,21 +187,59 @@
           <w:szCs w:val="18"/>
         </w:rPr>
       </w:pPr>
-      <w:r>
-        <w:rPr>
-          <w:rFonts w:ascii="Times New Roman" w:hAnsi="Times New Roman" w:cs="Times New Roman"/>
-          <w:sz w:val="18"/>
-          <w:szCs w:val="18"/>
-        </w:rPr>
-        <w:t xml:space="preserve">Tanggal : </w:t>
-      </w:r>
-      <w:r>
-        <w:rPr>
-          <w:rFonts w:ascii="Times New Roman" w:hAnsi="Times New Roman" w:cs="Times New Roman"/>
-          <w:sz w:val="18"/>
-          <w:szCs w:val="18"/>
-        </w:rPr>
-        <w:t>{tglSurat}</w:t>
+      <w:proofErr w:type="spellStart"/>
+      <w:proofErr w:type="gramStart"/>
+      <w:r>
+        <w:rPr>
+          <w:rFonts w:ascii="Times New Roman" w:hAnsi="Times New Roman" w:cs="Times New Roman"/>
+          <w:sz w:val="18"/>
+          <w:szCs w:val="18"/>
+        </w:rPr>
+        <w:t>Tanggal</w:t>
+      </w:r>
+      <w:proofErr w:type="spellEnd"/>
+      <w:r>
+        <w:rPr>
+          <w:rFonts w:ascii="Times New Roman" w:hAnsi="Times New Roman" w:cs="Times New Roman"/>
+          <w:sz w:val="18"/>
+          <w:szCs w:val="18"/>
+        </w:rPr>
+        <w:t xml:space="preserve"> :</w:t>
+      </w:r>
+      <w:proofErr w:type="gramEnd"/>
+      <w:r>
+        <w:rPr>
+          <w:rFonts w:ascii="Times New Roman" w:hAnsi="Times New Roman" w:cs="Times New Roman"/>
+          <w:sz w:val="18"/>
+          <w:szCs w:val="18"/>
+        </w:rPr>
+        <w:t xml:space="preserve"> </w:t>
+      </w:r>
+      <w:r>
+        <w:rPr>
+          <w:rFonts w:ascii="Times New Roman" w:hAnsi="Times New Roman" w:cs="Times New Roman"/>
+          <w:sz w:val="18"/>
+          <w:szCs w:val="18"/>
+        </w:rPr>
+        <w:t>{</w:t>
+      </w:r>
+      <w:proofErr w:type="spellStart"/>
+      <w:r>
+        <w:rPr>
+          <w:rFonts w:ascii="Times New Roman" w:hAnsi="Times New Roman" w:cs="Times New Roman"/>
+          <w:sz w:val="18"/>
+          <w:szCs w:val="18"/>
+        </w:rPr>
+        <w:t>tglSurat</w:t>
+      </w:r>
+      <w:proofErr w:type="spellEnd"/>
+      <w:r>
+        <w:rPr>
+          <w:rFonts w:ascii="Times New Roman" w:hAnsi="Times New Roman" w:cs="Times New Roman"/>
+          <w:sz w:val="18"/>
+          <w:szCs w:val="18"/>
+        </w:rPr>
+        <w:t>}</w:t>
       </w:r>
     </w:p>
     <w:p>
@@ -131,13 +251,41 @@
           <w:szCs w:val="18"/>
         </w:rPr>
       </w:pPr>
-      <w:r>
-        <w:rPr>
-          <w:rFonts w:ascii="Times New Roman" w:hAnsi="Times New Roman" w:cs="Times New Roman"/>
-          <w:sz w:val="18"/>
-          <w:szCs w:val="18"/>
-        </w:rPr>
-        <w:t>Hal : {kegiatan}</w:t>
+      <w:proofErr w:type="gramStart"/>
+      <w:r>
+        <w:rPr>
+          <w:rFonts w:ascii="Times New Roman" w:hAnsi="Times New Roman" w:cs="Times New Roman"/>
+          <w:sz w:val="18"/>
+          <w:szCs w:val="18"/>
+        </w:rPr>
+        <w:t>Hal :</w:t>
+      </w:r>
+      <w:proofErr w:type="gramEnd"/>
+      <w:r>
+        <w:rPr>
+          <w:rFonts w:ascii="Times New Roman" w:hAnsi="Times New Roman" w:cs="Times New Roman"/>
+          <w:sz w:val="18"/>
+          <w:szCs w:val="18"/>
+        </w:rPr>
+        <w:t xml:space="preserve"> {</w:t>
+      </w:r>
+      <w:proofErr w:type="spellStart"/>
+      <w:r>
+        <w:rPr>
+          <w:rFonts w:ascii="Times New Roman" w:hAnsi="Times New Roman" w:cs="Times New Roman"/>
+          <w:sz w:val="18"/>
+          <w:szCs w:val="18"/>
+        </w:rPr>
+        <w:t>kegiatan</w:t>
+      </w:r>
+      <w:proofErr w:type="spellEnd"/>
+      <w:r>
+        <w:rPr>
+          <w:rFonts w:ascii="Times New Roman" w:hAnsi="Times New Roman" w:cs="Times New Roman"/>
+          <w:sz w:val="18"/>
+          <w:szCs w:val="18"/>
+        </w:rPr>
+        <w:t>}</w:t>
       </w:r>
     </w:p>
     <w:tbl>
@@ -613,15 +761,33 @@
                 <w:sz w:val="18"/>
                 <w:szCs w:val="18"/>
               </w:rPr>
-              <w:t>{#pegawai}</w:t>
-            </w:r>
-            <w:r>
-              <w:rPr>
-                <w:rFonts w:ascii="Times New Roman" w:hAnsi="Times New Roman" w:cs="Times New Roman"/>
-                <w:sz w:val="18"/>
-                <w:szCs w:val="18"/>
-              </w:rPr>
-              <w:t>{idx}</w:t>
+              <w:t>{#</w:t>
+            </w:r>
+            <w:proofErr w:type="gramStart"/>
+            <w:r>
+              <w:rPr>
+                <w:rFonts w:ascii="Times New Roman" w:hAnsi="Times New Roman" w:cs="Times New Roman"/>
+                <w:sz w:val="18"/>
+                <w:szCs w:val="18"/>
+              </w:rPr>
+              <w:t>pegawai}</w:t>
+            </w:r>
+            <w:r>
+              <w:rPr>
+                <w:rFonts w:ascii="Times New Roman" w:hAnsi="Times New Roman" w:cs="Times New Roman"/>
+                <w:sz w:val="18"/>
+                <w:szCs w:val="18"/>
+              </w:rPr>
+              <w:t>{</w:t>
+            </w:r>
+            <w:proofErr w:type="gramEnd"/>
+            <w:r>
+              <w:rPr>
+                <w:rFonts w:ascii="Times New Roman" w:hAnsi="Times New Roman" w:cs="Times New Roman"/>
+                <w:sz w:val="18"/>
+                <w:szCs w:val="18"/>
+              </w:rPr>
+              <w:t>idx}</w:t>
             </w:r>
           </w:p>
         </w:tc>
@@ -668,7 +834,25 @@
                 <w:sz w:val="18"/>
                 <w:szCs w:val="18"/>
               </w:rPr>
-              <w:t>{gol}</w:t>
+              <w:t>{</w:t>
+            </w:r>
+            <w:proofErr w:type="spellStart"/>
+            <w:r>
+              <w:rPr>
+                <w:rFonts w:ascii="Times New Roman" w:hAnsi="Times New Roman" w:cs="Times New Roman"/>
+                <w:sz w:val="18"/>
+                <w:szCs w:val="18"/>
+              </w:rPr>
+              <w:t>gol</w:t>
+            </w:r>
+            <w:proofErr w:type="spellEnd"/>
+            <w:r>
+              <w:rPr>
+                <w:rFonts w:ascii="Times New Roman" w:hAnsi="Times New Roman" w:cs="Times New Roman"/>
+                <w:sz w:val="18"/>
+                <w:szCs w:val="18"/>
+              </w:rPr>
+              <w:t>}</w:t>
             </w:r>
           </w:p>
         </w:tc>
@@ -691,7 +875,25 @@
                 <w:sz w:val="18"/>
                 <w:szCs w:val="18"/>
               </w:rPr>
-              <w:t>{jabatan}</w:t>
+              <w:t>{</w:t>
+            </w:r>
+            <w:proofErr w:type="spellStart"/>
+            <w:r>
+              <w:rPr>
+                <w:rFonts w:ascii="Times New Roman" w:hAnsi="Times New Roman" w:cs="Times New Roman"/>
+                <w:sz w:val="18"/>
+                <w:szCs w:val="18"/>
+              </w:rPr>
+              <w:t>jabatan</w:t>
+            </w:r>
+            <w:proofErr w:type="spellEnd"/>
+            <w:r>
+              <w:rPr>
+                <w:rFonts w:ascii="Times New Roman" w:hAnsi="Times New Roman" w:cs="Times New Roman"/>
+                <w:sz w:val="18"/>
+                <w:szCs w:val="18"/>
+              </w:rPr>
+              <w:t>}</w:t>
             </w:r>
           </w:p>
         </w:tc>
@@ -715,7 +917,25 @@
                 <w:sz w:val="18"/>
                 <w:szCs w:val="18"/>
               </w:rPr>
-              <w:t>{tujuan}</w:t>
+              <w:t>{</w:t>
+            </w:r>
+            <w:proofErr w:type="spellStart"/>
+            <w:r>
+              <w:rPr>
+                <w:rFonts w:ascii="Times New Roman" w:hAnsi="Times New Roman" w:cs="Times New Roman"/>
+                <w:sz w:val="18"/>
+                <w:szCs w:val="18"/>
+              </w:rPr>
+              <w:t>tujuan</w:t>
+            </w:r>
+            <w:proofErr w:type="spellEnd"/>
+            <w:r>
+              <w:rPr>
+                <w:rFonts w:ascii="Times New Roman" w:hAnsi="Times New Roman" w:cs="Times New Roman"/>
+                <w:sz w:val="18"/>
+                <w:szCs w:val="18"/>
+              </w:rPr>
+              <w:t>}</w:t>
             </w:r>
           </w:p>
         </w:tc>
@@ -739,7 +959,25 @@
                 <w:sz w:val="18"/>
                 <w:szCs w:val="18"/>
               </w:rPr>
-              <w:t>{tglBerangkat}</w:t>
+              <w:t>{</w:t>
+            </w:r>
+            <w:proofErr w:type="spellStart"/>
+            <w:r>
+              <w:rPr>
+                <w:rFonts w:ascii="Times New Roman" w:hAnsi="Times New Roman" w:cs="Times New Roman"/>
+                <w:sz w:val="18"/>
+                <w:szCs w:val="18"/>
+              </w:rPr>
+              <w:t>tglBerangkat</w:t>
+            </w:r>
+            <w:proofErr w:type="spellEnd"/>
+            <w:r>
+              <w:rPr>
+                <w:rFonts w:ascii="Times New Roman" w:hAnsi="Times New Roman" w:cs="Times New Roman"/>
+                <w:sz w:val="18"/>
+                <w:szCs w:val="18"/>
+              </w:rPr>
+              <w:t>}</w:t>
             </w:r>
           </w:p>
         </w:tc>
@@ -763,7 +1001,25 @@
                 <w:sz w:val="18"/>
                 <w:szCs w:val="18"/>
               </w:rPr>
-              <w:t>{tglKembali}</w:t>
+              <w:t>{</w:t>
+            </w:r>
+            <w:proofErr w:type="spellStart"/>
+            <w:r>
+              <w:rPr>
+                <w:rFonts w:ascii="Times New Roman" w:hAnsi="Times New Roman" w:cs="Times New Roman"/>
+                <w:sz w:val="18"/>
+                <w:szCs w:val="18"/>
+              </w:rPr>
+              <w:t>tglKembali</w:t>
+            </w:r>
+            <w:proofErr w:type="spellEnd"/>
+            <w:r>
+              <w:rPr>
+                <w:rFonts w:ascii="Times New Roman" w:hAnsi="Times New Roman" w:cs="Times New Roman"/>
+                <w:sz w:val="18"/>
+                <w:szCs w:val="18"/>
+              </w:rPr>
+              <w:t>}</w:t>
             </w:r>
           </w:p>
         </w:tc>
@@ -786,7 +1042,16 @@
                 <w:sz w:val="18"/>
                 <w:szCs w:val="18"/>
               </w:rPr>
-              <w:t>{uh</w:t>
+              <w:t>{</w:t>
+            </w:r>
+            <w:proofErr w:type="spellStart"/>
+            <w:r>
+              <w:rPr>
+                <w:rFonts w:ascii="Times New Roman" w:hAnsi="Times New Roman" w:cs="Times New Roman"/>
+                <w:sz w:val="18"/>
+                <w:szCs w:val="18"/>
+              </w:rPr>
+              <w:t>uh</w:t>
             </w:r>
             <w:r>
               <w:rPr>
@@ -796,6 +1061,7 @@
               </w:rPr>
               <w:t>Format</w:t>
             </w:r>
+            <w:proofErr w:type="spellEnd"/>
             <w:r>
               <w:rPr>
                 <w:rFonts w:ascii="Times New Roman" w:hAnsi="Times New Roman" w:cs="Times New Roman"/>
@@ -825,7 +1091,16 @@
                 <w:sz w:val="18"/>
                 <w:szCs w:val="18"/>
               </w:rPr>
-              <w:t>{biayaTrans</w:t>
+              <w:t>{</w:t>
+            </w:r>
+            <w:proofErr w:type="spellStart"/>
+            <w:r>
+              <w:rPr>
+                <w:rFonts w:ascii="Times New Roman" w:hAnsi="Times New Roman" w:cs="Times New Roman"/>
+                <w:sz w:val="18"/>
+                <w:szCs w:val="18"/>
+              </w:rPr>
+              <w:t>biayaTrans</w:t>
             </w:r>
             <w:r>
               <w:rPr>
@@ -835,6 +1110,7 @@
               </w:rPr>
               <w:t>Format</w:t>
             </w:r>
+            <w:proofErr w:type="spellEnd"/>
             <w:r>
               <w:rPr>
                 <w:rFonts w:ascii="Times New Roman" w:hAnsi="Times New Roman" w:cs="Times New Roman"/>
@@ -864,7 +1140,16 @@
                 <w:sz w:val="18"/>
                 <w:szCs w:val="18"/>
               </w:rPr>
-              <w:t>{biayaPeng</w:t>
+              <w:t>{</w:t>
+            </w:r>
+            <w:proofErr w:type="spellStart"/>
+            <w:r>
+              <w:rPr>
+                <w:rFonts w:ascii="Times New Roman" w:hAnsi="Times New Roman" w:cs="Times New Roman"/>
+                <w:sz w:val="18"/>
+                <w:szCs w:val="18"/>
+              </w:rPr>
+              <w:t>biayaPeng</w:t>
             </w:r>
             <w:r>
               <w:rPr>
@@ -874,6 +1159,7 @@
               </w:rPr>
               <w:t>Format</w:t>
             </w:r>
+            <w:proofErr w:type="spellEnd"/>
             <w:r>
               <w:rPr>
                 <w:rFonts w:ascii="Times New Roman" w:hAnsi="Times New Roman" w:cs="Times New Roman"/>
@@ -903,7 +1189,16 @@
                 <w:sz w:val="18"/>
                 <w:szCs w:val="18"/>
               </w:rPr>
-              <w:t>{jumlah</w:t>
+              <w:t>{</w:t>
+            </w:r>
+            <w:proofErr w:type="spellStart"/>
+            <w:r>
+              <w:rPr>
+                <w:rFonts w:ascii="Times New Roman" w:hAnsi="Times New Roman" w:cs="Times New Roman"/>
+                <w:sz w:val="18"/>
+                <w:szCs w:val="18"/>
+              </w:rPr>
+              <w:t>jumlah</w:t>
             </w:r>
             <w:r>
               <w:rPr>
@@ -913,6 +1208,7 @@
               </w:rPr>
               <w:t>Format</w:t>
             </w:r>
+            <w:proofErr w:type="spellEnd"/>
             <w:r>
               <w:rPr>
                 <w:rFonts w:ascii="Times New Roman" w:hAnsi="Times New Roman" w:cs="Times New Roman"/>
@@ -927,7 +1223,25 @@
                 <w:sz w:val="18"/>
                 <w:szCs w:val="18"/>
               </w:rPr>
-              <w:t>{/pegawai}</w:t>
+              <w:t>{/</w:t>
+            </w:r>
+            <w:proofErr w:type="spellStart"/>
+            <w:r>
+              <w:rPr>
+                <w:rFonts w:ascii="Times New Roman" w:hAnsi="Times New Roman" w:cs="Times New Roman"/>
+                <w:sz w:val="18"/>
+                <w:szCs w:val="18"/>
+              </w:rPr>
+              <w:t>pegawai</w:t>
+            </w:r>
+            <w:proofErr w:type="spellEnd"/>
+            <w:r>
+              <w:rPr>
+                <w:rFonts w:ascii="Times New Roman" w:hAnsi="Times New Roman" w:cs="Times New Roman"/>
+                <w:sz w:val="18"/>
+                <w:szCs w:val="18"/>
+              </w:rPr>
+              <w:t>}</w:t>
             </w:r>
           </w:p>
         </w:tc>
@@ -981,7 +1295,25 @@
                 <w:sz w:val="18"/>
                 <w:szCs w:val="18"/>
               </w:rPr>
-              <w:t>{uhTotal}</w:t>
+              <w:t>{</w:t>
+            </w:r>
+            <w:proofErr w:type="spellStart"/>
+            <w:r>
+              <w:rPr>
+                <w:rFonts w:ascii="Times New Roman" w:hAnsi="Times New Roman" w:cs="Times New Roman"/>
+                <w:sz w:val="18"/>
+                <w:szCs w:val="18"/>
+              </w:rPr>
+              <w:t>uhTotal</w:t>
+            </w:r>
+            <w:proofErr w:type="spellEnd"/>
+            <w:r>
+              <w:rPr>
+                <w:rFonts w:ascii="Times New Roman" w:hAnsi="Times New Roman" w:cs="Times New Roman"/>
+                <w:sz w:val="18"/>
+                <w:szCs w:val="18"/>
+              </w:rPr>
+              <w:t>}</w:t>
             </w:r>
           </w:p>
         </w:tc>
@@ -1004,7 +1336,25 @@
                 <w:sz w:val="18"/>
                 <w:szCs w:val="18"/>
               </w:rPr>
-              <w:t>{transTotal}</w:t>
+              <w:t>{</w:t>
+            </w:r>
+            <w:proofErr w:type="spellStart"/>
+            <w:r>
+              <w:rPr>
+                <w:rFonts w:ascii="Times New Roman" w:hAnsi="Times New Roman" w:cs="Times New Roman"/>
+                <w:sz w:val="18"/>
+                <w:szCs w:val="18"/>
+              </w:rPr>
+              <w:t>transTotal</w:t>
+            </w:r>
+            <w:proofErr w:type="spellEnd"/>
+            <w:r>
+              <w:rPr>
+                <w:rFonts w:ascii="Times New Roman" w:hAnsi="Times New Roman" w:cs="Times New Roman"/>
+                <w:sz w:val="18"/>
+                <w:szCs w:val="18"/>
+              </w:rPr>
+              <w:t>}</w:t>
             </w:r>
           </w:p>
         </w:tc>
@@ -1027,7 +1377,25 @@
                 <w:sz w:val="18"/>
                 <w:szCs w:val="18"/>
               </w:rPr>
-              <w:t>{pengTotal}</w:t>
+              <w:t>{</w:t>
+            </w:r>
+            <w:proofErr w:type="spellStart"/>
+            <w:r>
+              <w:rPr>
+                <w:rFonts w:ascii="Times New Roman" w:hAnsi="Times New Roman" w:cs="Times New Roman"/>
+                <w:sz w:val="18"/>
+                <w:szCs w:val="18"/>
+              </w:rPr>
+              <w:t>pengTotal</w:t>
+            </w:r>
+            <w:proofErr w:type="spellEnd"/>
+            <w:r>
+              <w:rPr>
+                <w:rFonts w:ascii="Times New Roman" w:hAnsi="Times New Roman" w:cs="Times New Roman"/>
+                <w:sz w:val="18"/>
+                <w:szCs w:val="18"/>
+              </w:rPr>
+              <w:t>}</w:t>
             </w:r>
           </w:p>
         </w:tc>
@@ -1050,7 +1418,25 @@
                 <w:sz w:val="18"/>
                 <w:szCs w:val="18"/>
               </w:rPr>
-              <w:t>{jumlahAll}</w:t>
+              <w:t>{</w:t>
+            </w:r>
+            <w:proofErr w:type="spellStart"/>
+            <w:r>
+              <w:rPr>
+                <w:rFonts w:ascii="Times New Roman" w:hAnsi="Times New Roman" w:cs="Times New Roman"/>
+                <w:sz w:val="18"/>
+                <w:szCs w:val="18"/>
+              </w:rPr>
+              <w:t>jumlahAll</w:t>
+            </w:r>
+            <w:proofErr w:type="spellEnd"/>
+            <w:r>
+              <w:rPr>
+                <w:rFonts w:ascii="Times New Roman" w:hAnsi="Times New Roman" w:cs="Times New Roman"/>
+                <w:sz w:val="18"/>
+                <w:szCs w:val="18"/>
+              </w:rPr>
+              <w:t>}</w:t>
             </w:r>
           </w:p>
         </w:tc>
@@ -1086,8 +1472,17 @@
           <w:szCs w:val="18"/>
         </w:rPr>
         <w:tab/>
+      </w:r>
+      <w:proofErr w:type="spellStart"/>
+      <w:r>
+        <w:rPr>
+          <w:rFonts w:ascii="Times New Roman" w:hAnsi="Times New Roman" w:cs="Times New Roman"/>
+          <w:sz w:val="18"/>
+          <w:szCs w:val="18"/>
+        </w:rPr>
         <w:t>Mengetahui</w:t>
       </w:r>
+      <w:proofErr w:type="spellEnd"/>
       <w:r>
         <w:rPr>
           <w:rFonts w:ascii="Times New Roman" w:hAnsi="Times New Roman" w:cs="Times New Roman"/>
@@ -1126,8 +1521,53 @@
           <w:szCs w:val="18"/>
         </w:rPr>
         <w:tab/>
-        <w:t>Pejabat Pembuat Komitmen</w:t>
-      </w:r>
+      </w:r>
+      <w:proofErr w:type="spellStart"/>
+      <w:r>
+        <w:rPr>
+          <w:rFonts w:ascii="Times New Roman" w:hAnsi="Times New Roman" w:cs="Times New Roman"/>
+          <w:sz w:val="18"/>
+          <w:szCs w:val="18"/>
+        </w:rPr>
+        <w:t>Pejabat</w:t>
+      </w:r>
+      <w:proofErr w:type="spellEnd"/>
+      <w:r>
+        <w:rPr>
+          <w:rFonts w:ascii="Times New Roman" w:hAnsi="Times New Roman" w:cs="Times New Roman"/>
+          <w:sz w:val="18"/>
+          <w:szCs w:val="18"/>
+        </w:rPr>
+        <w:t xml:space="preserve"> </w:t>
+      </w:r>
+      <w:proofErr w:type="spellStart"/>
+      <w:r>
+        <w:rPr>
+          <w:rFonts w:ascii="Times New Roman" w:hAnsi="Times New Roman" w:cs="Times New Roman"/>
+          <w:sz w:val="18"/>
+          <w:szCs w:val="18"/>
+        </w:rPr>
+        <w:t>Pembuat</w:t>
+      </w:r>
+      <w:proofErr w:type="spellEnd"/>
+      <w:r>
+        <w:rPr>
+          <w:rFonts w:ascii="Times New Roman" w:hAnsi="Times New Roman" w:cs="Times New Roman"/>
+          <w:sz w:val="18"/>
+          <w:szCs w:val="18"/>
+        </w:rPr>
+        <w:t xml:space="preserve"> </w:t>
+      </w:r>
+      <w:proofErr w:type="spellStart"/>
+      <w:r>
+        <w:rPr>
+          <w:rFonts w:ascii="Times New Roman" w:hAnsi="Times New Roman" w:cs="Times New Roman"/>
+          <w:sz w:val="18"/>
+          <w:szCs w:val="18"/>
+        </w:rPr>
+        <w:t>Komitmen</w:t>
+      </w:r>
+      <w:proofErr w:type="spellEnd"/>
       <w:r>
         <w:rPr>
           <w:rFonts w:ascii="Times New Roman" w:hAnsi="Times New Roman" w:cs="Times New Roman"/>
@@ -1135,8 +1575,35 @@
           <w:szCs w:val="18"/>
         </w:rPr>
         <w:tab/>
-        <w:t>Bendahara Pengeluaran</w:t>
-      </w:r>
+      </w:r>
+      <w:proofErr w:type="spellStart"/>
+      <w:r>
+        <w:rPr>
+          <w:rFonts w:ascii="Times New Roman" w:hAnsi="Times New Roman" w:cs="Times New Roman"/>
+          <w:sz w:val="18"/>
+          <w:szCs w:val="18"/>
+        </w:rPr>
+        <w:t>Bendahara</w:t>
+      </w:r>
+      <w:proofErr w:type="spellEnd"/>
+      <w:r>
+        <w:rPr>
+          <w:rFonts w:ascii="Times New Roman" w:hAnsi="Times New Roman" w:cs="Times New Roman"/>
+          <w:sz w:val="18"/>
+          <w:szCs w:val="18"/>
+        </w:rPr>
+        <w:t xml:space="preserve"> </w:t>
+      </w:r>
+      <w:proofErr w:type="spellStart"/>
+      <w:r>
+        <w:rPr>
+          <w:rFonts w:ascii="Times New Roman" w:hAnsi="Times New Roman" w:cs="Times New Roman"/>
+          <w:sz w:val="18"/>
+          <w:szCs w:val="18"/>
+        </w:rPr>
+        <w:t>Pengeluaran</w:t>
+      </w:r>
+      <w:proofErr w:type="spellEnd"/>
     </w:p>
     <w:p>
       <w:pPr>
@@ -1229,7 +1696,25 @@
           <w:sz w:val="18"/>
           <w:szCs w:val="18"/>
         </w:rPr>
-        <w:t>{namaPPK}</w:t>
+        <w:t>{</w:t>
+      </w:r>
+      <w:proofErr w:type="spellStart"/>
+      <w:r>
+        <w:rPr>
+          <w:rFonts w:ascii="Times New Roman" w:hAnsi="Times New Roman" w:cs="Times New Roman"/>
+          <w:sz w:val="18"/>
+          <w:szCs w:val="18"/>
+        </w:rPr>
+        <w:t>namaPPK</w:t>
+      </w:r>
+      <w:proofErr w:type="spellEnd"/>
+      <w:r>
+        <w:rPr>
+          <w:rFonts w:ascii="Times New Roman" w:hAnsi="Times New Roman" w:cs="Times New Roman"/>
+          <w:sz w:val="18"/>
+          <w:szCs w:val="18"/>
+        </w:rPr>
+        <w:t>}</w:t>
       </w:r>
       <w:r>
         <w:rPr>
@@ -1238,8 +1723,37 @@
           <w:szCs w:val="18"/>
         </w:rPr>
         <w:tab/>
-        <w:t>Hj. Rini Rosmini, S.Sy</w:t>
-      </w:r>
+      </w:r>
+      <w:proofErr w:type="spellStart"/>
+      <w:r>
+        <w:rPr>
+          <w:rFonts w:ascii="Times New Roman" w:hAnsi="Times New Roman" w:cs="Times New Roman"/>
+          <w:sz w:val="18"/>
+          <w:szCs w:val="18"/>
+        </w:rPr>
+        <w:t>Hj</w:t>
+      </w:r>
+      <w:proofErr w:type="spellEnd"/>
+      <w:r>
+        <w:rPr>
+          <w:rFonts w:ascii="Times New Roman" w:hAnsi="Times New Roman" w:cs="Times New Roman"/>
+          <w:sz w:val="18"/>
+          <w:szCs w:val="18"/>
+        </w:rPr>
+        <w:t xml:space="preserve">. Rini Rosmini, </w:t>
+      </w:r>
+      <w:proofErr w:type="spellStart"/>
+      <w:proofErr w:type="gramStart"/>
+      <w:r>
+        <w:rPr>
+          <w:rFonts w:ascii="Times New Roman" w:hAnsi="Times New Roman" w:cs="Times New Roman"/>
+          <w:sz w:val="18"/>
+          <w:szCs w:val="18"/>
+        </w:rPr>
+        <w:t>S.Sy</w:t>
+      </w:r>
+      <w:proofErr w:type="spellEnd"/>
+      <w:proofErr w:type="gramEnd"/>
     </w:p>
     <w:p>
       <w:pPr>
@@ -1269,7 +1783,25 @@
           <w:sz w:val="18"/>
           <w:szCs w:val="18"/>
         </w:rPr>
-        <w:t>{nipPPK}</w:t>
+        <w:t>{</w:t>
+      </w:r>
+      <w:proofErr w:type="spellStart"/>
+      <w:r>
+        <w:rPr>
+          <w:rFonts w:ascii="Times New Roman" w:hAnsi="Times New Roman" w:cs="Times New Roman"/>
+          <w:sz w:val="18"/>
+          <w:szCs w:val="18"/>
+        </w:rPr>
+        <w:t>nipPPK</w:t>
+      </w:r>
+      <w:proofErr w:type="spellEnd"/>
+      <w:r>
+        <w:rPr>
+          <w:rFonts w:ascii="Times New Roman" w:hAnsi="Times New Roman" w:cs="Times New Roman"/>
+          <w:sz w:val="18"/>
+          <w:szCs w:val="18"/>
+        </w:rPr>
+        <w:t>}</w:t>
       </w:r>
       <w:r>
         <w:rPr>

--- a/public/nominatif-format.docx
+++ b/public/nominatif-format.docx
@@ -45,25 +45,7 @@
           <w:sz w:val="18"/>
           <w:szCs w:val="18"/>
         </w:rPr>
-        <w:t>{</w:t>
-      </w:r>
-      <w:proofErr w:type="spellStart"/>
-      <w:r>
-        <w:rPr>
-          <w:rFonts w:ascii="Times New Roman" w:hAnsi="Times New Roman" w:cs="Times New Roman"/>
-          <w:sz w:val="18"/>
-          <w:szCs w:val="18"/>
-        </w:rPr>
-        <w:t>unitPPK</w:t>
-      </w:r>
-      <w:proofErr w:type="spellEnd"/>
-      <w:r>
-        <w:rPr>
-          <w:rFonts w:ascii="Times New Roman" w:hAnsi="Times New Roman" w:cs="Times New Roman"/>
-          <w:sz w:val="18"/>
-          <w:szCs w:val="18"/>
-        </w:rPr>
-        <w:t>}</w:t>
+        <w:t>{unitPPK}</w:t>
       </w:r>
     </w:p>
     <w:p>
@@ -82,7 +64,15 @@
           <w:sz w:val="18"/>
           <w:szCs w:val="18"/>
         </w:rPr>
-        <w:t>TAHUN 2025</w:t>
+        <w:t>TAHUN 202</w:t>
+      </w:r>
+      <w:r>
+        <w:rPr>
+          <w:rFonts w:ascii="Times New Roman" w:hAnsi="Times New Roman" w:cs="Times New Roman"/>
+          <w:sz w:val="18"/>
+          <w:szCs w:val="18"/>
+        </w:rPr>
+        <w:t>6</w:t>
       </w:r>
     </w:p>
     <w:p>
@@ -105,51 +95,13 @@
           <w:szCs w:val="18"/>
         </w:rPr>
       </w:pPr>
-      <w:proofErr w:type="spellStart"/>
       <w:r>
         <w:rPr>
           <w:rFonts w:ascii="Times New Roman" w:hAnsi="Times New Roman" w:cs="Times New Roman"/>
           <w:sz w:val="18"/>
           <w:szCs w:val="18"/>
         </w:rPr>
-        <w:t>Nomor</w:t>
-      </w:r>
-      <w:proofErr w:type="spellEnd"/>
-      <w:r>
-        <w:rPr>
-          <w:rFonts w:ascii="Times New Roman" w:hAnsi="Times New Roman" w:cs="Times New Roman"/>
-          <w:sz w:val="18"/>
-          <w:szCs w:val="18"/>
-        </w:rPr>
-        <w:t xml:space="preserve"> Surat </w:t>
-      </w:r>
-      <w:proofErr w:type="spellStart"/>
-      <w:proofErr w:type="gramStart"/>
-      <w:r>
-        <w:rPr>
-          <w:rFonts w:ascii="Times New Roman" w:hAnsi="Times New Roman" w:cs="Times New Roman"/>
-          <w:sz w:val="18"/>
-          <w:szCs w:val="18"/>
-        </w:rPr>
-        <w:t>Tugas</w:t>
-      </w:r>
-      <w:proofErr w:type="spellEnd"/>
-      <w:r>
-        <w:rPr>
-          <w:rFonts w:ascii="Times New Roman" w:hAnsi="Times New Roman" w:cs="Times New Roman"/>
-          <w:sz w:val="18"/>
-          <w:szCs w:val="18"/>
-        </w:rPr>
-        <w:t xml:space="preserve"> :</w:t>
-      </w:r>
-      <w:proofErr w:type="gramEnd"/>
-      <w:r>
-        <w:rPr>
-          <w:rFonts w:ascii="Times New Roman" w:hAnsi="Times New Roman" w:cs="Times New Roman"/>
-          <w:sz w:val="18"/>
-          <w:szCs w:val="18"/>
-        </w:rPr>
-        <w:t xml:space="preserve"> </w:t>
+        <w:t xml:space="preserve">Nomor Surat Tugas : </w:t>
       </w:r>
       <w:r>
         <w:rPr>
@@ -157,25 +109,7 @@
           <w:sz w:val="18"/>
           <w:szCs w:val="18"/>
         </w:rPr>
-        <w:t>{</w:t>
-      </w:r>
-      <w:proofErr w:type="spellStart"/>
-      <w:r>
-        <w:rPr>
-          <w:rFonts w:ascii="Times New Roman" w:hAnsi="Times New Roman" w:cs="Times New Roman"/>
-          <w:sz w:val="18"/>
-          <w:szCs w:val="18"/>
-        </w:rPr>
-        <w:t>noSurat</w:t>
-      </w:r>
-      <w:proofErr w:type="spellEnd"/>
-      <w:r>
-        <w:rPr>
-          <w:rFonts w:ascii="Times New Roman" w:hAnsi="Times New Roman" w:cs="Times New Roman"/>
-          <w:sz w:val="18"/>
-          <w:szCs w:val="18"/>
-        </w:rPr>
-        <w:t>}</w:t>
+        <w:t>{noSurat}</w:t>
       </w:r>
     </w:p>
     <w:p>
@@ -187,33 +121,13 @@
           <w:szCs w:val="18"/>
         </w:rPr>
       </w:pPr>
-      <w:proofErr w:type="spellStart"/>
-      <w:proofErr w:type="gramStart"/>
       <w:r>
         <w:rPr>
           <w:rFonts w:ascii="Times New Roman" w:hAnsi="Times New Roman" w:cs="Times New Roman"/>
           <w:sz w:val="18"/>
           <w:szCs w:val="18"/>
         </w:rPr>
-        <w:t>Tanggal</w:t>
-      </w:r>
-      <w:proofErr w:type="spellEnd"/>
-      <w:r>
-        <w:rPr>
-          <w:rFonts w:ascii="Times New Roman" w:hAnsi="Times New Roman" w:cs="Times New Roman"/>
-          <w:sz w:val="18"/>
-          <w:szCs w:val="18"/>
-        </w:rPr>
-        <w:t xml:space="preserve"> :</w:t>
-      </w:r>
-      <w:proofErr w:type="gramEnd"/>
-      <w:r>
-        <w:rPr>
-          <w:rFonts w:ascii="Times New Roman" w:hAnsi="Times New Roman" w:cs="Times New Roman"/>
-          <w:sz w:val="18"/>
-          <w:szCs w:val="18"/>
-        </w:rPr>
-        <w:t xml:space="preserve"> </w:t>
+        <w:t xml:space="preserve">Tanggal : </w:t>
       </w:r>
       <w:r>
         <w:rPr>
@@ -221,25 +135,7 @@
           <w:sz w:val="18"/>
           <w:szCs w:val="18"/>
         </w:rPr>
-        <w:t>{</w:t>
-      </w:r>
-      <w:proofErr w:type="spellStart"/>
-      <w:r>
-        <w:rPr>
-          <w:rFonts w:ascii="Times New Roman" w:hAnsi="Times New Roman" w:cs="Times New Roman"/>
-          <w:sz w:val="18"/>
-          <w:szCs w:val="18"/>
-        </w:rPr>
-        <w:t>tglSurat</w:t>
-      </w:r>
-      <w:proofErr w:type="spellEnd"/>
-      <w:r>
-        <w:rPr>
-          <w:rFonts w:ascii="Times New Roman" w:hAnsi="Times New Roman" w:cs="Times New Roman"/>
-          <w:sz w:val="18"/>
-          <w:szCs w:val="18"/>
-        </w:rPr>
-        <w:t>}</w:t>
+        <w:t>{tglSurat}</w:t>
       </w:r>
     </w:p>
     <w:p>
@@ -251,41 +147,13 @@
           <w:szCs w:val="18"/>
         </w:rPr>
       </w:pPr>
-      <w:proofErr w:type="gramStart"/>
       <w:r>
         <w:rPr>
           <w:rFonts w:ascii="Times New Roman" w:hAnsi="Times New Roman" w:cs="Times New Roman"/>
           <w:sz w:val="18"/>
           <w:szCs w:val="18"/>
         </w:rPr>
-        <w:t>Hal :</w:t>
-      </w:r>
-      <w:proofErr w:type="gramEnd"/>
-      <w:r>
-        <w:rPr>
-          <w:rFonts w:ascii="Times New Roman" w:hAnsi="Times New Roman" w:cs="Times New Roman"/>
-          <w:sz w:val="18"/>
-          <w:szCs w:val="18"/>
-        </w:rPr>
-        <w:t xml:space="preserve"> {</w:t>
-      </w:r>
-      <w:proofErr w:type="spellStart"/>
-      <w:r>
-        <w:rPr>
-          <w:rFonts w:ascii="Times New Roman" w:hAnsi="Times New Roman" w:cs="Times New Roman"/>
-          <w:sz w:val="18"/>
-          <w:szCs w:val="18"/>
-        </w:rPr>
-        <w:t>kegiatan</w:t>
-      </w:r>
-      <w:proofErr w:type="spellEnd"/>
-      <w:r>
-        <w:rPr>
-          <w:rFonts w:ascii="Times New Roman" w:hAnsi="Times New Roman" w:cs="Times New Roman"/>
-          <w:sz w:val="18"/>
-          <w:szCs w:val="18"/>
-        </w:rPr>
-        <w:t>}</w:t>
+        <w:t>Hal : {kegiatan}</w:t>
       </w:r>
     </w:p>
     <w:tbl>
@@ -761,33 +629,15 @@
                 <w:sz w:val="18"/>
                 <w:szCs w:val="18"/>
               </w:rPr>
-              <w:t>{#</w:t>
-            </w:r>
-            <w:proofErr w:type="gramStart"/>
-            <w:r>
-              <w:rPr>
-                <w:rFonts w:ascii="Times New Roman" w:hAnsi="Times New Roman" w:cs="Times New Roman"/>
-                <w:sz w:val="18"/>
-                <w:szCs w:val="18"/>
-              </w:rPr>
-              <w:t>pegawai}</w:t>
-            </w:r>
-            <w:r>
-              <w:rPr>
-                <w:rFonts w:ascii="Times New Roman" w:hAnsi="Times New Roman" w:cs="Times New Roman"/>
-                <w:sz w:val="18"/>
-                <w:szCs w:val="18"/>
-              </w:rPr>
-              <w:t>{</w:t>
-            </w:r>
-            <w:proofErr w:type="gramEnd"/>
-            <w:r>
-              <w:rPr>
-                <w:rFonts w:ascii="Times New Roman" w:hAnsi="Times New Roman" w:cs="Times New Roman"/>
-                <w:sz w:val="18"/>
-                <w:szCs w:val="18"/>
-              </w:rPr>
-              <w:t>idx}</w:t>
+              <w:t>{#pegawai}</w:t>
+            </w:r>
+            <w:r>
+              <w:rPr>
+                <w:rFonts w:ascii="Times New Roman" w:hAnsi="Times New Roman" w:cs="Times New Roman"/>
+                <w:sz w:val="18"/>
+                <w:szCs w:val="18"/>
+              </w:rPr>
+              <w:t>{idx}</w:t>
             </w:r>
           </w:p>
         </w:tc>
@@ -834,25 +684,7 @@
                 <w:sz w:val="18"/>
                 <w:szCs w:val="18"/>
               </w:rPr>
-              <w:t>{</w:t>
-            </w:r>
-            <w:proofErr w:type="spellStart"/>
-            <w:r>
-              <w:rPr>
-                <w:rFonts w:ascii="Times New Roman" w:hAnsi="Times New Roman" w:cs="Times New Roman"/>
-                <w:sz w:val="18"/>
-                <w:szCs w:val="18"/>
-              </w:rPr>
-              <w:t>gol</w:t>
-            </w:r>
-            <w:proofErr w:type="spellEnd"/>
-            <w:r>
-              <w:rPr>
-                <w:rFonts w:ascii="Times New Roman" w:hAnsi="Times New Roman" w:cs="Times New Roman"/>
-                <w:sz w:val="18"/>
-                <w:szCs w:val="18"/>
-              </w:rPr>
-              <w:t>}</w:t>
+              <w:t>{gol}</w:t>
             </w:r>
           </w:p>
         </w:tc>
@@ -875,25 +707,7 @@
                 <w:sz w:val="18"/>
                 <w:szCs w:val="18"/>
               </w:rPr>
-              <w:t>{</w:t>
-            </w:r>
-            <w:proofErr w:type="spellStart"/>
-            <w:r>
-              <w:rPr>
-                <w:rFonts w:ascii="Times New Roman" w:hAnsi="Times New Roman" w:cs="Times New Roman"/>
-                <w:sz w:val="18"/>
-                <w:szCs w:val="18"/>
-              </w:rPr>
-              <w:t>jabatan</w:t>
-            </w:r>
-            <w:proofErr w:type="spellEnd"/>
-            <w:r>
-              <w:rPr>
-                <w:rFonts w:ascii="Times New Roman" w:hAnsi="Times New Roman" w:cs="Times New Roman"/>
-                <w:sz w:val="18"/>
-                <w:szCs w:val="18"/>
-              </w:rPr>
-              <w:t>}</w:t>
+              <w:t>{jabatan}</w:t>
             </w:r>
           </w:p>
         </w:tc>
@@ -917,25 +731,7 @@
                 <w:sz w:val="18"/>
                 <w:szCs w:val="18"/>
               </w:rPr>
-              <w:t>{</w:t>
-            </w:r>
-            <w:proofErr w:type="spellStart"/>
-            <w:r>
-              <w:rPr>
-                <w:rFonts w:ascii="Times New Roman" w:hAnsi="Times New Roman" w:cs="Times New Roman"/>
-                <w:sz w:val="18"/>
-                <w:szCs w:val="18"/>
-              </w:rPr>
-              <w:t>tujuan</w:t>
-            </w:r>
-            <w:proofErr w:type="spellEnd"/>
-            <w:r>
-              <w:rPr>
-                <w:rFonts w:ascii="Times New Roman" w:hAnsi="Times New Roman" w:cs="Times New Roman"/>
-                <w:sz w:val="18"/>
-                <w:szCs w:val="18"/>
-              </w:rPr>
-              <w:t>}</w:t>
+              <w:t>{tujuan}</w:t>
             </w:r>
           </w:p>
         </w:tc>
@@ -959,25 +755,7 @@
                 <w:sz w:val="18"/>
                 <w:szCs w:val="18"/>
               </w:rPr>
-              <w:t>{</w:t>
-            </w:r>
-            <w:proofErr w:type="spellStart"/>
-            <w:r>
-              <w:rPr>
-                <w:rFonts w:ascii="Times New Roman" w:hAnsi="Times New Roman" w:cs="Times New Roman"/>
-                <w:sz w:val="18"/>
-                <w:szCs w:val="18"/>
-              </w:rPr>
-              <w:t>tglBerangkat</w:t>
-            </w:r>
-            <w:proofErr w:type="spellEnd"/>
-            <w:r>
-              <w:rPr>
-                <w:rFonts w:ascii="Times New Roman" w:hAnsi="Times New Roman" w:cs="Times New Roman"/>
-                <w:sz w:val="18"/>
-                <w:szCs w:val="18"/>
-              </w:rPr>
-              <w:t>}</w:t>
+              <w:t>{tglBerangkat}</w:t>
             </w:r>
           </w:p>
         </w:tc>
@@ -1001,18 +779,39 @@
                 <w:sz w:val="18"/>
                 <w:szCs w:val="18"/>
               </w:rPr>
-              <w:t>{</w:t>
-            </w:r>
-            <w:proofErr w:type="spellStart"/>
-            <w:r>
-              <w:rPr>
-                <w:rFonts w:ascii="Times New Roman" w:hAnsi="Times New Roman" w:cs="Times New Roman"/>
-                <w:sz w:val="18"/>
-                <w:szCs w:val="18"/>
-              </w:rPr>
-              <w:t>tglKembali</w:t>
-            </w:r>
-            <w:proofErr w:type="spellEnd"/>
+              <w:t>{tglKembali}</w:t>
+            </w:r>
+          </w:p>
+        </w:tc>
+        <w:tc>
+          <w:tcPr>
+            <w:tcW w:w="1417" w:type="dxa"/>
+          </w:tcPr>
+          <w:p>
+            <w:pPr>
+              <w:spacing w:before="40" w:after="40"/>
+              <w:rPr>
+                <w:rFonts w:ascii="Times New Roman" w:hAnsi="Times New Roman" w:cs="Times New Roman"/>
+                <w:sz w:val="18"/>
+                <w:szCs w:val="18"/>
+              </w:rPr>
+            </w:pPr>
+            <w:r>
+              <w:rPr>
+                <w:rFonts w:ascii="Times New Roman" w:hAnsi="Times New Roman" w:cs="Times New Roman"/>
+                <w:sz w:val="18"/>
+                <w:szCs w:val="18"/>
+              </w:rPr>
+              <w:t>{uh</w:t>
+            </w:r>
+            <w:r>
+              <w:rPr>
+                <w:rFonts w:ascii="Times New Roman" w:hAnsi="Times New Roman" w:cs="Times New Roman"/>
+                <w:sz w:val="18"/>
+                <w:szCs w:val="18"/>
+              </w:rPr>
+              <w:t>Format</w:t>
+            </w:r>
             <w:r>
               <w:rPr>
                 <w:rFonts w:ascii="Times New Roman" w:hAnsi="Times New Roman" w:cs="Times New Roman"/>
@@ -1025,6 +824,45 @@
         </w:tc>
         <w:tc>
           <w:tcPr>
+            <w:tcW w:w="1418" w:type="dxa"/>
+          </w:tcPr>
+          <w:p>
+            <w:pPr>
+              <w:spacing w:before="40" w:after="40"/>
+              <w:rPr>
+                <w:rFonts w:ascii="Times New Roman" w:hAnsi="Times New Roman" w:cs="Times New Roman"/>
+                <w:sz w:val="18"/>
+                <w:szCs w:val="18"/>
+              </w:rPr>
+            </w:pPr>
+            <w:r>
+              <w:rPr>
+                <w:rFonts w:ascii="Times New Roman" w:hAnsi="Times New Roman" w:cs="Times New Roman"/>
+                <w:sz w:val="18"/>
+                <w:szCs w:val="18"/>
+              </w:rPr>
+              <w:t>{biayaTrans</w:t>
+            </w:r>
+            <w:r>
+              <w:rPr>
+                <w:rFonts w:ascii="Times New Roman" w:hAnsi="Times New Roman" w:cs="Times New Roman"/>
+                <w:sz w:val="18"/>
+                <w:szCs w:val="18"/>
+              </w:rPr>
+              <w:t>Format</w:t>
+            </w:r>
+            <w:r>
+              <w:rPr>
+                <w:rFonts w:ascii="Times New Roman" w:hAnsi="Times New Roman" w:cs="Times New Roman"/>
+                <w:sz w:val="18"/>
+                <w:szCs w:val="18"/>
+              </w:rPr>
+              <w:t>}</w:t>
+            </w:r>
+          </w:p>
+        </w:tc>
+        <w:tc>
+          <w:tcPr>
             <w:tcW w:w="1417" w:type="dxa"/>
           </w:tcPr>
           <w:p>
@@ -1042,16 +880,7 @@
                 <w:sz w:val="18"/>
                 <w:szCs w:val="18"/>
               </w:rPr>
-              <w:t>{</w:t>
-            </w:r>
-            <w:proofErr w:type="spellStart"/>
-            <w:r>
-              <w:rPr>
-                <w:rFonts w:ascii="Times New Roman" w:hAnsi="Times New Roman" w:cs="Times New Roman"/>
-                <w:sz w:val="18"/>
-                <w:szCs w:val="18"/>
-              </w:rPr>
-              <w:t>uh</w:t>
+              <w:t>{biayaPeng</w:t>
             </w:r>
             <w:r>
               <w:rPr>
@@ -1061,7 +890,6 @@
               </w:rPr>
               <w:t>Format</w:t>
             </w:r>
-            <w:proofErr w:type="spellEnd"/>
             <w:r>
               <w:rPr>
                 <w:rFonts w:ascii="Times New Roman" w:hAnsi="Times New Roman" w:cs="Times New Roman"/>
@@ -1091,16 +919,7 @@
                 <w:sz w:val="18"/>
                 <w:szCs w:val="18"/>
               </w:rPr>
-              <w:t>{</w:t>
-            </w:r>
-            <w:proofErr w:type="spellStart"/>
-            <w:r>
-              <w:rPr>
-                <w:rFonts w:ascii="Times New Roman" w:hAnsi="Times New Roman" w:cs="Times New Roman"/>
-                <w:sz w:val="18"/>
-                <w:szCs w:val="18"/>
-              </w:rPr>
-              <w:t>biayaTrans</w:t>
+              <w:t>{jumlah</w:t>
             </w:r>
             <w:r>
               <w:rPr>
@@ -1110,7 +929,6 @@
               </w:rPr>
               <w:t>Format</w:t>
             </w:r>
-            <w:proofErr w:type="spellEnd"/>
             <w:r>
               <w:rPr>
                 <w:rFonts w:ascii="Times New Roman" w:hAnsi="Times New Roman" w:cs="Times New Roman"/>
@@ -1119,129 +937,13 @@
               </w:rPr>
               <w:t>}</w:t>
             </w:r>
-          </w:p>
-        </w:tc>
-        <w:tc>
-          <w:tcPr>
-            <w:tcW w:w="1417" w:type="dxa"/>
-          </w:tcPr>
-          <w:p>
-            <w:pPr>
-              <w:spacing w:before="40" w:after="40"/>
-              <w:rPr>
-                <w:rFonts w:ascii="Times New Roman" w:hAnsi="Times New Roman" w:cs="Times New Roman"/>
-                <w:sz w:val="18"/>
-                <w:szCs w:val="18"/>
-              </w:rPr>
-            </w:pPr>
-            <w:r>
-              <w:rPr>
-                <w:rFonts w:ascii="Times New Roman" w:hAnsi="Times New Roman" w:cs="Times New Roman"/>
-                <w:sz w:val="18"/>
-                <w:szCs w:val="18"/>
-              </w:rPr>
-              <w:t>{</w:t>
-            </w:r>
-            <w:proofErr w:type="spellStart"/>
-            <w:r>
-              <w:rPr>
-                <w:rFonts w:ascii="Times New Roman" w:hAnsi="Times New Roman" w:cs="Times New Roman"/>
-                <w:sz w:val="18"/>
-                <w:szCs w:val="18"/>
-              </w:rPr>
-              <w:t>biayaPeng</w:t>
-            </w:r>
-            <w:r>
-              <w:rPr>
-                <w:rFonts w:ascii="Times New Roman" w:hAnsi="Times New Roman" w:cs="Times New Roman"/>
-                <w:sz w:val="18"/>
-                <w:szCs w:val="18"/>
-              </w:rPr>
-              <w:t>Format</w:t>
-            </w:r>
-            <w:proofErr w:type="spellEnd"/>
-            <w:r>
-              <w:rPr>
-                <w:rFonts w:ascii="Times New Roman" w:hAnsi="Times New Roman" w:cs="Times New Roman"/>
-                <w:sz w:val="18"/>
-                <w:szCs w:val="18"/>
-              </w:rPr>
-              <w:t>}</w:t>
-            </w:r>
-          </w:p>
-        </w:tc>
-        <w:tc>
-          <w:tcPr>
-            <w:tcW w:w="1418" w:type="dxa"/>
-          </w:tcPr>
-          <w:p>
-            <w:pPr>
-              <w:spacing w:before="40" w:after="40"/>
-              <w:rPr>
-                <w:rFonts w:ascii="Times New Roman" w:hAnsi="Times New Roman" w:cs="Times New Roman"/>
-                <w:sz w:val="18"/>
-                <w:szCs w:val="18"/>
-              </w:rPr>
-            </w:pPr>
-            <w:r>
-              <w:rPr>
-                <w:rFonts w:ascii="Times New Roman" w:hAnsi="Times New Roman" w:cs="Times New Roman"/>
-                <w:sz w:val="18"/>
-                <w:szCs w:val="18"/>
-              </w:rPr>
-              <w:t>{</w:t>
-            </w:r>
-            <w:proofErr w:type="spellStart"/>
-            <w:r>
-              <w:rPr>
-                <w:rFonts w:ascii="Times New Roman" w:hAnsi="Times New Roman" w:cs="Times New Roman"/>
-                <w:sz w:val="18"/>
-                <w:szCs w:val="18"/>
-              </w:rPr>
-              <w:t>jumlah</w:t>
-            </w:r>
-            <w:r>
-              <w:rPr>
-                <w:rFonts w:ascii="Times New Roman" w:hAnsi="Times New Roman" w:cs="Times New Roman"/>
-                <w:sz w:val="18"/>
-                <w:szCs w:val="18"/>
-              </w:rPr>
-              <w:t>Format</w:t>
-            </w:r>
-            <w:proofErr w:type="spellEnd"/>
-            <w:r>
-              <w:rPr>
-                <w:rFonts w:ascii="Times New Roman" w:hAnsi="Times New Roman" w:cs="Times New Roman"/>
-                <w:sz w:val="18"/>
-                <w:szCs w:val="18"/>
-              </w:rPr>
-              <w:t>}</w:t>
-            </w:r>
-            <w:r>
-              <w:rPr>
-                <w:rFonts w:ascii="Times New Roman" w:hAnsi="Times New Roman" w:cs="Times New Roman"/>
-                <w:sz w:val="18"/>
-                <w:szCs w:val="18"/>
-              </w:rPr>
-              <w:t>{/</w:t>
-            </w:r>
-            <w:proofErr w:type="spellStart"/>
-            <w:r>
-              <w:rPr>
-                <w:rFonts w:ascii="Times New Roman" w:hAnsi="Times New Roman" w:cs="Times New Roman"/>
-                <w:sz w:val="18"/>
-                <w:szCs w:val="18"/>
-              </w:rPr>
-              <w:t>pegawai</w:t>
-            </w:r>
-            <w:proofErr w:type="spellEnd"/>
-            <w:r>
-              <w:rPr>
-                <w:rFonts w:ascii="Times New Roman" w:hAnsi="Times New Roman" w:cs="Times New Roman"/>
-                <w:sz w:val="18"/>
-                <w:szCs w:val="18"/>
-              </w:rPr>
-              <w:t>}</w:t>
+            <w:r>
+              <w:rPr>
+                <w:rFonts w:ascii="Times New Roman" w:hAnsi="Times New Roman" w:cs="Times New Roman"/>
+                <w:sz w:val="18"/>
+                <w:szCs w:val="18"/>
+              </w:rPr>
+              <w:t>{/pegawai}</w:t>
             </w:r>
           </w:p>
         </w:tc>
@@ -1295,25 +997,7 @@
                 <w:sz w:val="18"/>
                 <w:szCs w:val="18"/>
               </w:rPr>
-              <w:t>{</w:t>
-            </w:r>
-            <w:proofErr w:type="spellStart"/>
-            <w:r>
-              <w:rPr>
-                <w:rFonts w:ascii="Times New Roman" w:hAnsi="Times New Roman" w:cs="Times New Roman"/>
-                <w:sz w:val="18"/>
-                <w:szCs w:val="18"/>
-              </w:rPr>
-              <w:t>uhTotal</w:t>
-            </w:r>
-            <w:proofErr w:type="spellEnd"/>
-            <w:r>
-              <w:rPr>
-                <w:rFonts w:ascii="Times New Roman" w:hAnsi="Times New Roman" w:cs="Times New Roman"/>
-                <w:sz w:val="18"/>
-                <w:szCs w:val="18"/>
-              </w:rPr>
-              <w:t>}</w:t>
+              <w:t>{uhTotal}</w:t>
             </w:r>
           </w:p>
         </w:tc>
@@ -1336,25 +1020,7 @@
                 <w:sz w:val="18"/>
                 <w:szCs w:val="18"/>
               </w:rPr>
-              <w:t>{</w:t>
-            </w:r>
-            <w:proofErr w:type="spellStart"/>
-            <w:r>
-              <w:rPr>
-                <w:rFonts w:ascii="Times New Roman" w:hAnsi="Times New Roman" w:cs="Times New Roman"/>
-                <w:sz w:val="18"/>
-                <w:szCs w:val="18"/>
-              </w:rPr>
-              <w:t>transTotal</w:t>
-            </w:r>
-            <w:proofErr w:type="spellEnd"/>
-            <w:r>
-              <w:rPr>
-                <w:rFonts w:ascii="Times New Roman" w:hAnsi="Times New Roman" w:cs="Times New Roman"/>
-                <w:sz w:val="18"/>
-                <w:szCs w:val="18"/>
-              </w:rPr>
-              <w:t>}</w:t>
+              <w:t>{transTotal}</w:t>
             </w:r>
           </w:p>
         </w:tc>
@@ -1377,25 +1043,7 @@
                 <w:sz w:val="18"/>
                 <w:szCs w:val="18"/>
               </w:rPr>
-              <w:t>{</w:t>
-            </w:r>
-            <w:proofErr w:type="spellStart"/>
-            <w:r>
-              <w:rPr>
-                <w:rFonts w:ascii="Times New Roman" w:hAnsi="Times New Roman" w:cs="Times New Roman"/>
-                <w:sz w:val="18"/>
-                <w:szCs w:val="18"/>
-              </w:rPr>
-              <w:t>pengTotal</w:t>
-            </w:r>
-            <w:proofErr w:type="spellEnd"/>
-            <w:r>
-              <w:rPr>
-                <w:rFonts w:ascii="Times New Roman" w:hAnsi="Times New Roman" w:cs="Times New Roman"/>
-                <w:sz w:val="18"/>
-                <w:szCs w:val="18"/>
-              </w:rPr>
-              <w:t>}</w:t>
+              <w:t>{pengTotal}</w:t>
             </w:r>
           </w:p>
         </w:tc>
@@ -1418,25 +1066,7 @@
                 <w:sz w:val="18"/>
                 <w:szCs w:val="18"/>
               </w:rPr>
-              <w:t>{</w:t>
-            </w:r>
-            <w:proofErr w:type="spellStart"/>
-            <w:r>
-              <w:rPr>
-                <w:rFonts w:ascii="Times New Roman" w:hAnsi="Times New Roman" w:cs="Times New Roman"/>
-                <w:sz w:val="18"/>
-                <w:szCs w:val="18"/>
-              </w:rPr>
-              <w:t>jumlahAll</w:t>
-            </w:r>
-            <w:proofErr w:type="spellEnd"/>
-            <w:r>
-              <w:rPr>
-                <w:rFonts w:ascii="Times New Roman" w:hAnsi="Times New Roman" w:cs="Times New Roman"/>
-                <w:sz w:val="18"/>
-                <w:szCs w:val="18"/>
-              </w:rPr>
-              <w:t>}</w:t>
+              <w:t>{jumlahAll}</w:t>
             </w:r>
           </w:p>
         </w:tc>
@@ -1472,17 +1102,8 @@
           <w:szCs w:val="18"/>
         </w:rPr>
         <w:tab/>
-      </w:r>
-      <w:proofErr w:type="spellStart"/>
-      <w:r>
-        <w:rPr>
-          <w:rFonts w:ascii="Times New Roman" w:hAnsi="Times New Roman" w:cs="Times New Roman"/>
-          <w:sz w:val="18"/>
-          <w:szCs w:val="18"/>
-        </w:rPr>
         <w:t>Mengetahui</w:t>
       </w:r>
-      <w:proofErr w:type="spellEnd"/>
       <w:r>
         <w:rPr>
           <w:rFonts w:ascii="Times New Roman" w:hAnsi="Times New Roman" w:cs="Times New Roman"/>
@@ -1521,89 +1142,17 @@
           <w:szCs w:val="18"/>
         </w:rPr>
         <w:tab/>
+        <w:t>Pejabat Pembuat Komitmen</w:t>
       </w:r>
-      <w:proofErr w:type="spellStart"/>
       <w:r>
         <w:rPr>
           <w:rFonts w:ascii="Times New Roman" w:hAnsi="Times New Roman" w:cs="Times New Roman"/>
           <w:sz w:val="18"/>
           <w:szCs w:val="18"/>
         </w:rPr>
-        <w:t>Pejabat</w:t>
+        <w:tab/>
+        <w:t>Bendahara Pengeluaran</w:t>
       </w:r>
-      <w:proofErr w:type="spellEnd"/>
-      <w:r>
-        <w:rPr>
-          <w:rFonts w:ascii="Times New Roman" w:hAnsi="Times New Roman" w:cs="Times New Roman"/>
-          <w:sz w:val="18"/>
-          <w:szCs w:val="18"/>
-        </w:rPr>
-        <w:t xml:space="preserve"> </w:t>
-      </w:r>
-      <w:proofErr w:type="spellStart"/>
-      <w:r>
-        <w:rPr>
-          <w:rFonts w:ascii="Times New Roman" w:hAnsi="Times New Roman" w:cs="Times New Roman"/>
-          <w:sz w:val="18"/>
-          <w:szCs w:val="18"/>
-        </w:rPr>
-        <w:t>Pembuat</w:t>
-      </w:r>
-      <w:proofErr w:type="spellEnd"/>
-      <w:r>
-        <w:rPr>
-          <w:rFonts w:ascii="Times New Roman" w:hAnsi="Times New Roman" w:cs="Times New Roman"/>
-          <w:sz w:val="18"/>
-          <w:szCs w:val="18"/>
-        </w:rPr>
-        <w:t xml:space="preserve"> </w:t>
-      </w:r>
-      <w:proofErr w:type="spellStart"/>
-      <w:r>
-        <w:rPr>
-          <w:rFonts w:ascii="Times New Roman" w:hAnsi="Times New Roman" w:cs="Times New Roman"/>
-          <w:sz w:val="18"/>
-          <w:szCs w:val="18"/>
-        </w:rPr>
-        <w:t>Komitmen</w:t>
-      </w:r>
-      <w:proofErr w:type="spellEnd"/>
-      <w:r>
-        <w:rPr>
-          <w:rFonts w:ascii="Times New Roman" w:hAnsi="Times New Roman" w:cs="Times New Roman"/>
-          <w:sz w:val="18"/>
-          <w:szCs w:val="18"/>
-        </w:rPr>
-        <w:tab/>
-      </w:r>
-      <w:proofErr w:type="spellStart"/>
-      <w:r>
-        <w:rPr>
-          <w:rFonts w:ascii="Times New Roman" w:hAnsi="Times New Roman" w:cs="Times New Roman"/>
-          <w:sz w:val="18"/>
-          <w:szCs w:val="18"/>
-        </w:rPr>
-        <w:t>Bendahara</w:t>
-      </w:r>
-      <w:proofErr w:type="spellEnd"/>
-      <w:r>
-        <w:rPr>
-          <w:rFonts w:ascii="Times New Roman" w:hAnsi="Times New Roman" w:cs="Times New Roman"/>
-          <w:sz w:val="18"/>
-          <w:szCs w:val="18"/>
-        </w:rPr>
-        <w:t xml:space="preserve"> </w:t>
-      </w:r>
-      <w:proofErr w:type="spellStart"/>
-      <w:r>
-        <w:rPr>
-          <w:rFonts w:ascii="Times New Roman" w:hAnsi="Times New Roman" w:cs="Times New Roman"/>
-          <w:sz w:val="18"/>
-          <w:szCs w:val="18"/>
-        </w:rPr>
-        <w:t>Pengeluaran</w:t>
-      </w:r>
-      <w:proofErr w:type="spellEnd"/>
     </w:p>
     <w:p>
       <w:pPr>
@@ -1696,25 +1245,7 @@
           <w:sz w:val="18"/>
           <w:szCs w:val="18"/>
         </w:rPr>
-        <w:t>{</w:t>
-      </w:r>
-      <w:proofErr w:type="spellStart"/>
-      <w:r>
-        <w:rPr>
-          <w:rFonts w:ascii="Times New Roman" w:hAnsi="Times New Roman" w:cs="Times New Roman"/>
-          <w:sz w:val="18"/>
-          <w:szCs w:val="18"/>
-        </w:rPr>
-        <w:t>namaPPK</w:t>
-      </w:r>
-      <w:proofErr w:type="spellEnd"/>
-      <w:r>
-        <w:rPr>
-          <w:rFonts w:ascii="Times New Roman" w:hAnsi="Times New Roman" w:cs="Times New Roman"/>
-          <w:sz w:val="18"/>
-          <w:szCs w:val="18"/>
-        </w:rPr>
-        <w:t>}</w:t>
+        <w:t>{namaPPK}</w:t>
       </w:r>
       <w:r>
         <w:rPr>
@@ -1723,37 +1254,8 @@
           <w:szCs w:val="18"/>
         </w:rPr>
         <w:tab/>
+        <w:t>Hj. Rini Rosmini, S.Sy</w:t>
       </w:r>
-      <w:proofErr w:type="spellStart"/>
-      <w:r>
-        <w:rPr>
-          <w:rFonts w:ascii="Times New Roman" w:hAnsi="Times New Roman" w:cs="Times New Roman"/>
-          <w:sz w:val="18"/>
-          <w:szCs w:val="18"/>
-        </w:rPr>
-        <w:t>Hj</w:t>
-      </w:r>
-      <w:proofErr w:type="spellEnd"/>
-      <w:r>
-        <w:rPr>
-          <w:rFonts w:ascii="Times New Roman" w:hAnsi="Times New Roman" w:cs="Times New Roman"/>
-          <w:sz w:val="18"/>
-          <w:szCs w:val="18"/>
-        </w:rPr>
-        <w:t xml:space="preserve">. Rini Rosmini, </w:t>
-      </w:r>
-      <w:proofErr w:type="spellStart"/>
-      <w:proofErr w:type="gramStart"/>
-      <w:r>
-        <w:rPr>
-          <w:rFonts w:ascii="Times New Roman" w:hAnsi="Times New Roman" w:cs="Times New Roman"/>
-          <w:sz w:val="18"/>
-          <w:szCs w:val="18"/>
-        </w:rPr>
-        <w:t>S.Sy</w:t>
-      </w:r>
-      <w:proofErr w:type="spellEnd"/>
-      <w:proofErr w:type="gramEnd"/>
     </w:p>
     <w:p>
       <w:pPr>
@@ -1783,25 +1285,7 @@
           <w:sz w:val="18"/>
           <w:szCs w:val="18"/>
         </w:rPr>
-        <w:t>{</w:t>
-      </w:r>
-      <w:proofErr w:type="spellStart"/>
-      <w:r>
-        <w:rPr>
-          <w:rFonts w:ascii="Times New Roman" w:hAnsi="Times New Roman" w:cs="Times New Roman"/>
-          <w:sz w:val="18"/>
-          <w:szCs w:val="18"/>
-        </w:rPr>
-        <w:t>nipPPK</w:t>
-      </w:r>
-      <w:proofErr w:type="spellEnd"/>
-      <w:r>
-        <w:rPr>
-          <w:rFonts w:ascii="Times New Roman" w:hAnsi="Times New Roman" w:cs="Times New Roman"/>
-          <w:sz w:val="18"/>
-          <w:szCs w:val="18"/>
-        </w:rPr>
-        <w:t>}</w:t>
+        <w:t>{nipPPK}</w:t>
       </w:r>
       <w:r>
         <w:rPr>

--- a/public/nominatif-format.docx
+++ b/public/nominatif-format.docx
@@ -7,14 +7,14 @@
         <w:spacing w:before="40" w:after="40" w:line="240" w:lineRule="auto"/>
         <w:jc w:val="center"/>
         <w:rPr>
-          <w:rFonts w:ascii="Times New Roman" w:hAnsi="Times New Roman" w:cs="Times New Roman"/>
+          <w:rFonts w:ascii="Arial" w:hAnsi="Arial" w:cs="Arial"/>
           <w:sz w:val="18"/>
           <w:szCs w:val="18"/>
         </w:rPr>
       </w:pPr>
       <w:r>
         <w:rPr>
-          <w:rFonts w:ascii="Times New Roman" w:hAnsi="Times New Roman" w:cs="Times New Roman"/>
+          <w:rFonts w:ascii="Arial" w:hAnsi="Arial" w:cs="Arial"/>
           <w:sz w:val="18"/>
           <w:szCs w:val="18"/>
         </w:rPr>
@@ -26,14 +26,14 @@
         <w:spacing w:before="40" w:after="40" w:line="240" w:lineRule="auto"/>
         <w:jc w:val="center"/>
         <w:rPr>
-          <w:rFonts w:ascii="Times New Roman" w:hAnsi="Times New Roman" w:cs="Times New Roman"/>
+          <w:rFonts w:ascii="Arial" w:hAnsi="Arial" w:cs="Arial"/>
           <w:sz w:val="18"/>
           <w:szCs w:val="18"/>
         </w:rPr>
       </w:pPr>
       <w:r>
         <w:rPr>
-          <w:rFonts w:ascii="Times New Roman" w:hAnsi="Times New Roman" w:cs="Times New Roman"/>
+          <w:rFonts w:ascii="Arial" w:hAnsi="Arial" w:cs="Arial"/>
           <w:sz w:val="18"/>
           <w:szCs w:val="18"/>
         </w:rPr>
@@ -41,11 +41,29 @@
       </w:r>
       <w:r>
         <w:rPr>
-          <w:rFonts w:ascii="Times New Roman" w:hAnsi="Times New Roman" w:cs="Times New Roman"/>
-          <w:sz w:val="18"/>
-          <w:szCs w:val="18"/>
-        </w:rPr>
-        <w:t>{unitPPK}</w:t>
+          <w:rFonts w:ascii="Arial" w:hAnsi="Arial" w:cs="Arial"/>
+          <w:sz w:val="18"/>
+          <w:szCs w:val="18"/>
+        </w:rPr>
+        <w:t>{</w:t>
+      </w:r>
+      <w:proofErr w:type="spellStart"/>
+      <w:r>
+        <w:rPr>
+          <w:rFonts w:ascii="Arial" w:hAnsi="Arial" w:cs="Arial"/>
+          <w:sz w:val="18"/>
+          <w:szCs w:val="18"/>
+        </w:rPr>
+        <w:t>unitPPK</w:t>
+      </w:r>
+      <w:proofErr w:type="spellEnd"/>
+      <w:r>
+        <w:rPr>
+          <w:rFonts w:ascii="Arial" w:hAnsi="Arial" w:cs="Arial"/>
+          <w:sz w:val="18"/>
+          <w:szCs w:val="18"/>
+        </w:rPr>
+        <w:t>}</w:t>
       </w:r>
     </w:p>
     <w:p>
@@ -53,14 +71,14 @@
         <w:spacing w:before="40" w:after="40" w:line="240" w:lineRule="auto"/>
         <w:jc w:val="center"/>
         <w:rPr>
-          <w:rFonts w:ascii="Times New Roman" w:hAnsi="Times New Roman" w:cs="Times New Roman"/>
+          <w:rFonts w:ascii="Arial" w:hAnsi="Arial" w:cs="Arial"/>
           <w:sz w:val="18"/>
           <w:szCs w:val="18"/>
         </w:rPr>
       </w:pPr>
       <w:r>
         <w:rPr>
-          <w:rFonts w:ascii="Times New Roman" w:hAnsi="Times New Roman" w:cs="Times New Roman"/>
+          <w:rFonts w:ascii="Arial" w:hAnsi="Arial" w:cs="Arial"/>
           <w:sz w:val="18"/>
           <w:szCs w:val="18"/>
         </w:rPr>
@@ -68,7 +86,7 @@
       </w:r>
       <w:r>
         <w:rPr>
-          <w:rFonts w:ascii="Times New Roman" w:hAnsi="Times New Roman" w:cs="Times New Roman"/>
+          <w:rFonts w:ascii="Arial" w:hAnsi="Arial" w:cs="Arial"/>
           <w:sz w:val="18"/>
           <w:szCs w:val="18"/>
         </w:rPr>
@@ -80,7 +98,7 @@
         <w:spacing w:before="40" w:after="40" w:line="240" w:lineRule="auto"/>
         <w:jc w:val="center"/>
         <w:rPr>
-          <w:rFonts w:ascii="Times New Roman" w:hAnsi="Times New Roman" w:cs="Times New Roman"/>
+          <w:rFonts w:ascii="Arial" w:hAnsi="Arial" w:cs="Arial"/>
           <w:sz w:val="18"/>
           <w:szCs w:val="18"/>
         </w:rPr>
@@ -90,70 +108,162 @@
       <w:pPr>
         <w:spacing w:before="40" w:after="40" w:line="240" w:lineRule="auto"/>
         <w:rPr>
-          <w:rFonts w:ascii="Times New Roman" w:hAnsi="Times New Roman" w:cs="Times New Roman"/>
+          <w:rFonts w:ascii="Arial" w:hAnsi="Arial" w:cs="Arial"/>
           <w:sz w:val="18"/>
           <w:szCs w:val="18"/>
         </w:rPr>
       </w:pPr>
-      <w:r>
-        <w:rPr>
-          <w:rFonts w:ascii="Times New Roman" w:hAnsi="Times New Roman" w:cs="Times New Roman"/>
-          <w:sz w:val="18"/>
-          <w:szCs w:val="18"/>
-        </w:rPr>
-        <w:t xml:space="preserve">Nomor Surat Tugas : </w:t>
-      </w:r>
-      <w:r>
-        <w:rPr>
-          <w:rFonts w:ascii="Times New Roman" w:hAnsi="Times New Roman" w:cs="Times New Roman"/>
-          <w:sz w:val="18"/>
-          <w:szCs w:val="18"/>
-        </w:rPr>
-        <w:t>{noSurat}</w:t>
+      <w:proofErr w:type="spellStart"/>
+      <w:r>
+        <w:rPr>
+          <w:rFonts w:ascii="Arial" w:hAnsi="Arial" w:cs="Arial"/>
+          <w:sz w:val="18"/>
+          <w:szCs w:val="18"/>
+        </w:rPr>
+        <w:t>Nomor</w:t>
+      </w:r>
+      <w:proofErr w:type="spellEnd"/>
+      <w:r>
+        <w:rPr>
+          <w:rFonts w:ascii="Arial" w:hAnsi="Arial" w:cs="Arial"/>
+          <w:sz w:val="18"/>
+          <w:szCs w:val="18"/>
+        </w:rPr>
+        <w:t xml:space="preserve"> Surat </w:t>
+      </w:r>
+      <w:proofErr w:type="spellStart"/>
+      <w:r>
+        <w:rPr>
+          <w:rFonts w:ascii="Arial" w:hAnsi="Arial" w:cs="Arial"/>
+          <w:sz w:val="18"/>
+          <w:szCs w:val="18"/>
+        </w:rPr>
+        <w:t>Tugas</w:t>
+      </w:r>
+      <w:proofErr w:type="spellEnd"/>
+      <w:r>
+        <w:rPr>
+          <w:rFonts w:ascii="Arial" w:hAnsi="Arial" w:cs="Arial"/>
+          <w:sz w:val="18"/>
+          <w:szCs w:val="18"/>
+        </w:rPr>
+        <w:t xml:space="preserve"> : </w:t>
+      </w:r>
+      <w:r>
+        <w:rPr>
+          <w:rFonts w:ascii="Arial" w:hAnsi="Arial" w:cs="Arial"/>
+          <w:sz w:val="18"/>
+          <w:szCs w:val="18"/>
+        </w:rPr>
+        <w:t>{</w:t>
+      </w:r>
+      <w:proofErr w:type="spellStart"/>
+      <w:r>
+        <w:rPr>
+          <w:rFonts w:ascii="Arial" w:hAnsi="Arial" w:cs="Arial"/>
+          <w:sz w:val="18"/>
+          <w:szCs w:val="18"/>
+        </w:rPr>
+        <w:t>noSurat</w:t>
+      </w:r>
+      <w:proofErr w:type="spellEnd"/>
+      <w:r>
+        <w:rPr>
+          <w:rFonts w:ascii="Arial" w:hAnsi="Arial" w:cs="Arial"/>
+          <w:sz w:val="18"/>
+          <w:szCs w:val="18"/>
+        </w:rPr>
+        <w:t>}</w:t>
       </w:r>
     </w:p>
     <w:p>
       <w:pPr>
         <w:spacing w:before="40" w:after="40" w:line="240" w:lineRule="auto"/>
         <w:rPr>
-          <w:rFonts w:ascii="Times New Roman" w:hAnsi="Times New Roman" w:cs="Times New Roman"/>
+          <w:rFonts w:ascii="Arial" w:hAnsi="Arial" w:cs="Arial"/>
           <w:sz w:val="18"/>
           <w:szCs w:val="18"/>
         </w:rPr>
       </w:pPr>
-      <w:r>
-        <w:rPr>
-          <w:rFonts w:ascii="Times New Roman" w:hAnsi="Times New Roman" w:cs="Times New Roman"/>
-          <w:sz w:val="18"/>
-          <w:szCs w:val="18"/>
-        </w:rPr>
-        <w:t xml:space="preserve">Tanggal : </w:t>
-      </w:r>
-      <w:r>
-        <w:rPr>
-          <w:rFonts w:ascii="Times New Roman" w:hAnsi="Times New Roman" w:cs="Times New Roman"/>
-          <w:sz w:val="18"/>
-          <w:szCs w:val="18"/>
-        </w:rPr>
-        <w:t>{tglSurat}</w:t>
+      <w:proofErr w:type="spellStart"/>
+      <w:r>
+        <w:rPr>
+          <w:rFonts w:ascii="Arial" w:hAnsi="Arial" w:cs="Arial"/>
+          <w:sz w:val="18"/>
+          <w:szCs w:val="18"/>
+        </w:rPr>
+        <w:t>Tanggal</w:t>
+      </w:r>
+      <w:proofErr w:type="spellEnd"/>
+      <w:r>
+        <w:rPr>
+          <w:rFonts w:ascii="Arial" w:hAnsi="Arial" w:cs="Arial"/>
+          <w:sz w:val="18"/>
+          <w:szCs w:val="18"/>
+        </w:rPr>
+        <w:t xml:space="preserve"> : </w:t>
+      </w:r>
+      <w:r>
+        <w:rPr>
+          <w:rFonts w:ascii="Arial" w:hAnsi="Arial" w:cs="Arial"/>
+          <w:sz w:val="18"/>
+          <w:szCs w:val="18"/>
+        </w:rPr>
+        <w:t>{</w:t>
+      </w:r>
+      <w:proofErr w:type="spellStart"/>
+      <w:r>
+        <w:rPr>
+          <w:rFonts w:ascii="Arial" w:hAnsi="Arial" w:cs="Arial"/>
+          <w:sz w:val="18"/>
+          <w:szCs w:val="18"/>
+        </w:rPr>
+        <w:t>tglSurat</w:t>
+      </w:r>
+      <w:proofErr w:type="spellEnd"/>
+      <w:r>
+        <w:rPr>
+          <w:rFonts w:ascii="Arial" w:hAnsi="Arial" w:cs="Arial"/>
+          <w:sz w:val="18"/>
+          <w:szCs w:val="18"/>
+        </w:rPr>
+        <w:t>}</w:t>
       </w:r>
     </w:p>
     <w:p>
       <w:pPr>
         <w:spacing w:before="40" w:after="40" w:line="240" w:lineRule="auto"/>
         <w:rPr>
-          <w:rFonts w:ascii="Times New Roman" w:hAnsi="Times New Roman" w:cs="Times New Roman"/>
+          <w:rFonts w:ascii="Arial" w:hAnsi="Arial" w:cs="Arial"/>
           <w:sz w:val="18"/>
           <w:szCs w:val="18"/>
         </w:rPr>
       </w:pPr>
       <w:r>
         <w:rPr>
-          <w:rFonts w:ascii="Times New Roman" w:hAnsi="Times New Roman" w:cs="Times New Roman"/>
-          <w:sz w:val="18"/>
-          <w:szCs w:val="18"/>
-        </w:rPr>
-        <w:t>Hal : {kegiatan}</w:t>
+          <w:rFonts w:ascii="Arial" w:hAnsi="Arial" w:cs="Arial"/>
+          <w:sz w:val="18"/>
+          <w:szCs w:val="18"/>
+        </w:rPr>
+        <w:t>Hal : {</w:t>
+      </w:r>
+      <w:proofErr w:type="spellStart"/>
+      <w:r>
+        <w:rPr>
+          <w:rFonts w:ascii="Arial" w:hAnsi="Arial" w:cs="Arial"/>
+          <w:sz w:val="18"/>
+          <w:szCs w:val="18"/>
+        </w:rPr>
+        <w:t>kegiatan</w:t>
+      </w:r>
+      <w:proofErr w:type="spellEnd"/>
+      <w:r>
+        <w:rPr>
+          <w:rFonts w:ascii="Arial" w:hAnsi="Arial" w:cs="Arial"/>
+          <w:sz w:val="18"/>
+          <w:szCs w:val="18"/>
+        </w:rPr>
+        <w:t>}</w:t>
       </w:r>
     </w:p>
     <w:tbl>
@@ -191,14 +301,14 @@
               <w:ind w:left="-116" w:right="-106"/>
               <w:jc w:val="center"/>
               <w:rPr>
-                <w:rFonts w:ascii="Times New Roman" w:hAnsi="Times New Roman" w:cs="Times New Roman"/>
-                <w:sz w:val="18"/>
-                <w:szCs w:val="18"/>
-              </w:rPr>
-            </w:pPr>
-            <w:r>
-              <w:rPr>
-                <w:rFonts w:ascii="Times New Roman" w:hAnsi="Times New Roman" w:cs="Times New Roman"/>
+                <w:rFonts w:ascii="Arial" w:hAnsi="Arial" w:cs="Arial"/>
+                <w:sz w:val="18"/>
+                <w:szCs w:val="18"/>
+              </w:rPr>
+            </w:pPr>
+            <w:r>
+              <w:rPr>
+                <w:rFonts w:ascii="Arial" w:hAnsi="Arial" w:cs="Arial"/>
                 <w:sz w:val="18"/>
                 <w:szCs w:val="18"/>
               </w:rPr>
@@ -216,14 +326,14 @@
             <w:pPr>
               <w:jc w:val="center"/>
               <w:rPr>
-                <w:rFonts w:ascii="Times New Roman" w:hAnsi="Times New Roman" w:cs="Times New Roman"/>
-                <w:sz w:val="18"/>
-                <w:szCs w:val="18"/>
-              </w:rPr>
-            </w:pPr>
-            <w:r>
-              <w:rPr>
-                <w:rFonts w:ascii="Times New Roman" w:hAnsi="Times New Roman" w:cs="Times New Roman"/>
+                <w:rFonts w:ascii="Arial" w:hAnsi="Arial" w:cs="Arial"/>
+                <w:sz w:val="18"/>
+                <w:szCs w:val="18"/>
+              </w:rPr>
+            </w:pPr>
+            <w:r>
+              <w:rPr>
+                <w:rFonts w:ascii="Arial" w:hAnsi="Arial" w:cs="Arial"/>
                 <w:sz w:val="18"/>
                 <w:szCs w:val="18"/>
               </w:rPr>
@@ -241,14 +351,14 @@
             <w:pPr>
               <w:jc w:val="center"/>
               <w:rPr>
-                <w:rFonts w:ascii="Times New Roman" w:hAnsi="Times New Roman" w:cs="Times New Roman"/>
-                <w:sz w:val="18"/>
-                <w:szCs w:val="18"/>
-              </w:rPr>
-            </w:pPr>
-            <w:r>
-              <w:rPr>
-                <w:rFonts w:ascii="Times New Roman" w:hAnsi="Times New Roman" w:cs="Times New Roman"/>
+                <w:rFonts w:ascii="Arial" w:hAnsi="Arial" w:cs="Arial"/>
+                <w:sz w:val="18"/>
+                <w:szCs w:val="18"/>
+              </w:rPr>
+            </w:pPr>
+            <w:r>
+              <w:rPr>
+                <w:rFonts w:ascii="Arial" w:hAnsi="Arial" w:cs="Arial"/>
                 <w:sz w:val="18"/>
                 <w:szCs w:val="18"/>
               </w:rPr>
@@ -266,14 +376,14 @@
             <w:pPr>
               <w:jc w:val="center"/>
               <w:rPr>
-                <w:rFonts w:ascii="Times New Roman" w:hAnsi="Times New Roman" w:cs="Times New Roman"/>
-                <w:sz w:val="18"/>
-                <w:szCs w:val="18"/>
-              </w:rPr>
-            </w:pPr>
-            <w:r>
-              <w:rPr>
-                <w:rFonts w:ascii="Times New Roman" w:hAnsi="Times New Roman" w:cs="Times New Roman"/>
+                <w:rFonts w:ascii="Arial" w:hAnsi="Arial" w:cs="Arial"/>
+                <w:sz w:val="18"/>
+                <w:szCs w:val="18"/>
+              </w:rPr>
+            </w:pPr>
+            <w:r>
+              <w:rPr>
+                <w:rFonts w:ascii="Arial" w:hAnsi="Arial" w:cs="Arial"/>
                 <w:sz w:val="18"/>
                 <w:szCs w:val="18"/>
               </w:rPr>
@@ -291,14 +401,14 @@
             <w:pPr>
               <w:jc w:val="center"/>
               <w:rPr>
-                <w:rFonts w:ascii="Times New Roman" w:hAnsi="Times New Roman" w:cs="Times New Roman"/>
-                <w:sz w:val="18"/>
-                <w:szCs w:val="18"/>
-              </w:rPr>
-            </w:pPr>
-            <w:r>
-              <w:rPr>
-                <w:rFonts w:ascii="Times New Roman" w:hAnsi="Times New Roman" w:cs="Times New Roman"/>
+                <w:rFonts w:ascii="Arial" w:hAnsi="Arial" w:cs="Arial"/>
+                <w:sz w:val="18"/>
+                <w:szCs w:val="18"/>
+              </w:rPr>
+            </w:pPr>
+            <w:r>
+              <w:rPr>
+                <w:rFonts w:ascii="Arial" w:hAnsi="Arial" w:cs="Arial"/>
                 <w:sz w:val="18"/>
                 <w:szCs w:val="18"/>
               </w:rPr>
@@ -316,14 +426,14 @@
             <w:pPr>
               <w:jc w:val="center"/>
               <w:rPr>
-                <w:rFonts w:ascii="Times New Roman" w:hAnsi="Times New Roman" w:cs="Times New Roman"/>
-                <w:sz w:val="18"/>
-                <w:szCs w:val="18"/>
-              </w:rPr>
-            </w:pPr>
-            <w:r>
-              <w:rPr>
-                <w:rFonts w:ascii="Times New Roman" w:hAnsi="Times New Roman" w:cs="Times New Roman"/>
+                <w:rFonts w:ascii="Arial" w:hAnsi="Arial" w:cs="Arial"/>
+                <w:sz w:val="18"/>
+                <w:szCs w:val="18"/>
+              </w:rPr>
+            </w:pPr>
+            <w:r>
+              <w:rPr>
+                <w:rFonts w:ascii="Arial" w:hAnsi="Arial" w:cs="Arial"/>
                 <w:sz w:val="18"/>
                 <w:szCs w:val="18"/>
               </w:rPr>
@@ -341,14 +451,14 @@
             <w:pPr>
               <w:jc w:val="center"/>
               <w:rPr>
-                <w:rFonts w:ascii="Times New Roman" w:hAnsi="Times New Roman" w:cs="Times New Roman"/>
-                <w:sz w:val="18"/>
-                <w:szCs w:val="18"/>
-              </w:rPr>
-            </w:pPr>
-            <w:r>
-              <w:rPr>
-                <w:rFonts w:ascii="Times New Roman" w:hAnsi="Times New Roman" w:cs="Times New Roman"/>
+                <w:rFonts w:ascii="Arial" w:hAnsi="Arial" w:cs="Arial"/>
+                <w:sz w:val="18"/>
+                <w:szCs w:val="18"/>
+              </w:rPr>
+            </w:pPr>
+            <w:r>
+              <w:rPr>
+                <w:rFonts w:ascii="Arial" w:hAnsi="Arial" w:cs="Arial"/>
                 <w:sz w:val="18"/>
                 <w:szCs w:val="18"/>
               </w:rPr>
@@ -366,14 +476,14 @@
             <w:pPr>
               <w:jc w:val="center"/>
               <w:rPr>
-                <w:rFonts w:ascii="Times New Roman" w:hAnsi="Times New Roman" w:cs="Times New Roman"/>
-                <w:sz w:val="18"/>
-                <w:szCs w:val="18"/>
-              </w:rPr>
-            </w:pPr>
-            <w:r>
-              <w:rPr>
-                <w:rFonts w:ascii="Times New Roman" w:hAnsi="Times New Roman" w:cs="Times New Roman"/>
+                <w:rFonts w:ascii="Arial" w:hAnsi="Arial" w:cs="Arial"/>
+                <w:sz w:val="18"/>
+                <w:szCs w:val="18"/>
+              </w:rPr>
+            </w:pPr>
+            <w:r>
+              <w:rPr>
+                <w:rFonts w:ascii="Arial" w:hAnsi="Arial" w:cs="Arial"/>
                 <w:sz w:val="18"/>
                 <w:szCs w:val="18"/>
               </w:rPr>
@@ -391,14 +501,14 @@
             <w:pPr>
               <w:jc w:val="center"/>
               <w:rPr>
-                <w:rFonts w:ascii="Times New Roman" w:hAnsi="Times New Roman" w:cs="Times New Roman"/>
-                <w:sz w:val="18"/>
-                <w:szCs w:val="18"/>
-              </w:rPr>
-            </w:pPr>
-            <w:r>
-              <w:rPr>
-                <w:rFonts w:ascii="Times New Roman" w:hAnsi="Times New Roman" w:cs="Times New Roman"/>
+                <w:rFonts w:ascii="Arial" w:hAnsi="Arial" w:cs="Arial"/>
+                <w:sz w:val="18"/>
+                <w:szCs w:val="18"/>
+              </w:rPr>
+            </w:pPr>
+            <w:r>
+              <w:rPr>
+                <w:rFonts w:ascii="Arial" w:hAnsi="Arial" w:cs="Arial"/>
                 <w:sz w:val="18"/>
                 <w:szCs w:val="18"/>
               </w:rPr>
@@ -419,7 +529,7 @@
           <w:p>
             <w:pPr>
               <w:rPr>
-                <w:rFonts w:ascii="Times New Roman" w:hAnsi="Times New Roman" w:cs="Times New Roman"/>
+                <w:rFonts w:ascii="Arial" w:hAnsi="Arial" w:cs="Arial"/>
                 <w:sz w:val="18"/>
                 <w:szCs w:val="18"/>
               </w:rPr>
@@ -434,7 +544,7 @@
           <w:p>
             <w:pPr>
               <w:rPr>
-                <w:rFonts w:ascii="Times New Roman" w:hAnsi="Times New Roman" w:cs="Times New Roman"/>
+                <w:rFonts w:ascii="Arial" w:hAnsi="Arial" w:cs="Arial"/>
                 <w:sz w:val="18"/>
                 <w:szCs w:val="18"/>
               </w:rPr>
@@ -449,7 +559,7 @@
           <w:p>
             <w:pPr>
               <w:rPr>
-                <w:rFonts w:ascii="Times New Roman" w:hAnsi="Times New Roman" w:cs="Times New Roman"/>
+                <w:rFonts w:ascii="Arial" w:hAnsi="Arial" w:cs="Arial"/>
                 <w:sz w:val="18"/>
                 <w:szCs w:val="18"/>
               </w:rPr>
@@ -464,7 +574,7 @@
           <w:p>
             <w:pPr>
               <w:rPr>
-                <w:rFonts w:ascii="Times New Roman" w:hAnsi="Times New Roman" w:cs="Times New Roman"/>
+                <w:rFonts w:ascii="Arial" w:hAnsi="Arial" w:cs="Arial"/>
                 <w:sz w:val="18"/>
                 <w:szCs w:val="18"/>
               </w:rPr>
@@ -479,7 +589,7 @@
           <w:p>
             <w:pPr>
               <w:rPr>
-                <w:rFonts w:ascii="Times New Roman" w:hAnsi="Times New Roman" w:cs="Times New Roman"/>
+                <w:rFonts w:ascii="Arial" w:hAnsi="Arial" w:cs="Arial"/>
                 <w:sz w:val="18"/>
                 <w:szCs w:val="18"/>
               </w:rPr>
@@ -494,7 +604,7 @@
           <w:p>
             <w:pPr>
               <w:rPr>
-                <w:rFonts w:ascii="Times New Roman" w:hAnsi="Times New Roman" w:cs="Times New Roman"/>
+                <w:rFonts w:ascii="Arial" w:hAnsi="Arial" w:cs="Arial"/>
                 <w:sz w:val="18"/>
                 <w:szCs w:val="18"/>
               </w:rPr>
@@ -509,7 +619,7 @@
           <w:p>
             <w:pPr>
               <w:rPr>
-                <w:rFonts w:ascii="Times New Roman" w:hAnsi="Times New Roman" w:cs="Times New Roman"/>
+                <w:rFonts w:ascii="Arial" w:hAnsi="Arial" w:cs="Arial"/>
                 <w:sz w:val="18"/>
                 <w:szCs w:val="18"/>
               </w:rPr>
@@ -526,14 +636,14 @@
               <w:ind w:left="-100" w:right="-110"/>
               <w:jc w:val="center"/>
               <w:rPr>
-                <w:rFonts w:ascii="Times New Roman" w:hAnsi="Times New Roman" w:cs="Times New Roman"/>
-                <w:sz w:val="18"/>
-                <w:szCs w:val="18"/>
-              </w:rPr>
-            </w:pPr>
-            <w:r>
-              <w:rPr>
-                <w:rFonts w:ascii="Times New Roman" w:hAnsi="Times New Roman" w:cs="Times New Roman"/>
+                <w:rFonts w:ascii="Arial" w:hAnsi="Arial" w:cs="Arial"/>
+                <w:sz w:val="18"/>
+                <w:szCs w:val="18"/>
+              </w:rPr>
+            </w:pPr>
+            <w:r>
+              <w:rPr>
+                <w:rFonts w:ascii="Arial" w:hAnsi="Arial" w:cs="Arial"/>
                 <w:sz w:val="18"/>
                 <w:szCs w:val="18"/>
               </w:rPr>
@@ -550,14 +660,14 @@
             <w:pPr>
               <w:jc w:val="center"/>
               <w:rPr>
-                <w:rFonts w:ascii="Times New Roman" w:hAnsi="Times New Roman" w:cs="Times New Roman"/>
-                <w:sz w:val="18"/>
-                <w:szCs w:val="18"/>
-              </w:rPr>
-            </w:pPr>
-            <w:r>
-              <w:rPr>
-                <w:rFonts w:ascii="Times New Roman" w:hAnsi="Times New Roman" w:cs="Times New Roman"/>
+                <w:rFonts w:ascii="Arial" w:hAnsi="Arial" w:cs="Arial"/>
+                <w:sz w:val="18"/>
+                <w:szCs w:val="18"/>
+              </w:rPr>
+            </w:pPr>
+            <w:r>
+              <w:rPr>
+                <w:rFonts w:ascii="Arial" w:hAnsi="Arial" w:cs="Arial"/>
                 <w:sz w:val="18"/>
                 <w:szCs w:val="18"/>
               </w:rPr>
@@ -574,14 +684,14 @@
             <w:pPr>
               <w:jc w:val="center"/>
               <w:rPr>
-                <w:rFonts w:ascii="Times New Roman" w:hAnsi="Times New Roman" w:cs="Times New Roman"/>
-                <w:sz w:val="18"/>
-                <w:szCs w:val="18"/>
-              </w:rPr>
-            </w:pPr>
-            <w:r>
-              <w:rPr>
-                <w:rFonts w:ascii="Times New Roman" w:hAnsi="Times New Roman" w:cs="Times New Roman"/>
+                <w:rFonts w:ascii="Arial" w:hAnsi="Arial" w:cs="Arial"/>
+                <w:sz w:val="18"/>
+                <w:szCs w:val="18"/>
+              </w:rPr>
+            </w:pPr>
+            <w:r>
+              <w:rPr>
+                <w:rFonts w:ascii="Arial" w:hAnsi="Arial" w:cs="Arial"/>
                 <w:sz w:val="18"/>
                 <w:szCs w:val="18"/>
               </w:rPr>
@@ -597,7 +707,7 @@
           <w:p>
             <w:pPr>
               <w:rPr>
-                <w:rFonts w:ascii="Times New Roman" w:hAnsi="Times New Roman" w:cs="Times New Roman"/>
+                <w:rFonts w:ascii="Arial" w:hAnsi="Arial" w:cs="Arial"/>
                 <w:sz w:val="18"/>
                 <w:szCs w:val="18"/>
               </w:rPr>
@@ -618,14 +728,14 @@
               <w:spacing w:before="40" w:after="40"/>
               <w:jc w:val="center"/>
               <w:rPr>
-                <w:rFonts w:ascii="Times New Roman" w:hAnsi="Times New Roman" w:cs="Times New Roman"/>
-                <w:sz w:val="18"/>
-                <w:szCs w:val="18"/>
-              </w:rPr>
-            </w:pPr>
-            <w:r>
-              <w:rPr>
-                <w:rFonts w:ascii="Times New Roman" w:hAnsi="Times New Roman" w:cs="Times New Roman"/>
+                <w:rFonts w:ascii="Arial" w:hAnsi="Arial" w:cs="Arial"/>
+                <w:sz w:val="18"/>
+                <w:szCs w:val="18"/>
+              </w:rPr>
+            </w:pPr>
+            <w:r>
+              <w:rPr>
+                <w:rFonts w:ascii="Arial" w:hAnsi="Arial" w:cs="Arial"/>
                 <w:sz w:val="18"/>
                 <w:szCs w:val="18"/>
               </w:rPr>
@@ -633,7 +743,7 @@
             </w:r>
             <w:r>
               <w:rPr>
-                <w:rFonts w:ascii="Times New Roman" w:hAnsi="Times New Roman" w:cs="Times New Roman"/>
+                <w:rFonts w:ascii="Arial" w:hAnsi="Arial" w:cs="Arial"/>
                 <w:sz w:val="18"/>
                 <w:szCs w:val="18"/>
               </w:rPr>
@@ -649,14 +759,14 @@
             <w:pPr>
               <w:spacing w:before="40" w:after="40"/>
               <w:rPr>
-                <w:rFonts w:ascii="Times New Roman" w:hAnsi="Times New Roman" w:cs="Times New Roman"/>
-                <w:sz w:val="18"/>
-                <w:szCs w:val="18"/>
-              </w:rPr>
-            </w:pPr>
-            <w:r>
-              <w:rPr>
-                <w:rFonts w:ascii="Times New Roman" w:hAnsi="Times New Roman" w:cs="Times New Roman"/>
+                <w:rFonts w:ascii="Arial" w:hAnsi="Arial" w:cs="Arial"/>
+                <w:sz w:val="18"/>
+                <w:szCs w:val="18"/>
+              </w:rPr>
+            </w:pPr>
+            <w:r>
+              <w:rPr>
+                <w:rFonts w:ascii="Arial" w:hAnsi="Arial" w:cs="Arial"/>
                 <w:sz w:val="18"/>
                 <w:szCs w:val="18"/>
               </w:rPr>
@@ -673,18 +783,36 @@
               <w:spacing w:before="40" w:after="40"/>
               <w:jc w:val="center"/>
               <w:rPr>
-                <w:rFonts w:ascii="Times New Roman" w:hAnsi="Times New Roman" w:cs="Times New Roman"/>
-                <w:sz w:val="18"/>
-                <w:szCs w:val="18"/>
-              </w:rPr>
-            </w:pPr>
-            <w:r>
-              <w:rPr>
-                <w:rFonts w:ascii="Times New Roman" w:hAnsi="Times New Roman" w:cs="Times New Roman"/>
-                <w:sz w:val="18"/>
-                <w:szCs w:val="18"/>
-              </w:rPr>
-              <w:t>{gol}</w:t>
+                <w:rFonts w:ascii="Arial" w:hAnsi="Arial" w:cs="Arial"/>
+                <w:sz w:val="18"/>
+                <w:szCs w:val="18"/>
+              </w:rPr>
+            </w:pPr>
+            <w:r>
+              <w:rPr>
+                <w:rFonts w:ascii="Arial" w:hAnsi="Arial" w:cs="Arial"/>
+                <w:sz w:val="18"/>
+                <w:szCs w:val="18"/>
+              </w:rPr>
+              <w:t>{</w:t>
+            </w:r>
+            <w:proofErr w:type="spellStart"/>
+            <w:r>
+              <w:rPr>
+                <w:rFonts w:ascii="Arial" w:hAnsi="Arial" w:cs="Arial"/>
+                <w:sz w:val="18"/>
+                <w:szCs w:val="18"/>
+              </w:rPr>
+              <w:t>gol</w:t>
+            </w:r>
+            <w:proofErr w:type="spellEnd"/>
+            <w:r>
+              <w:rPr>
+                <w:rFonts w:ascii="Arial" w:hAnsi="Arial" w:cs="Arial"/>
+                <w:sz w:val="18"/>
+                <w:szCs w:val="18"/>
+              </w:rPr>
+              <w:t>}</w:t>
             </w:r>
           </w:p>
         </w:tc>
@@ -696,18 +824,36 @@
             <w:pPr>
               <w:spacing w:before="40" w:after="40"/>
               <w:rPr>
-                <w:rFonts w:ascii="Times New Roman" w:hAnsi="Times New Roman" w:cs="Times New Roman"/>
-                <w:sz w:val="18"/>
-                <w:szCs w:val="18"/>
-              </w:rPr>
-            </w:pPr>
-            <w:r>
-              <w:rPr>
-                <w:rFonts w:ascii="Times New Roman" w:hAnsi="Times New Roman" w:cs="Times New Roman"/>
-                <w:sz w:val="18"/>
-                <w:szCs w:val="18"/>
-              </w:rPr>
-              <w:t>{jabatan}</w:t>
+                <w:rFonts w:ascii="Arial" w:hAnsi="Arial" w:cs="Arial"/>
+                <w:sz w:val="18"/>
+                <w:szCs w:val="18"/>
+              </w:rPr>
+            </w:pPr>
+            <w:r>
+              <w:rPr>
+                <w:rFonts w:ascii="Arial" w:hAnsi="Arial" w:cs="Arial"/>
+                <w:sz w:val="18"/>
+                <w:szCs w:val="18"/>
+              </w:rPr>
+              <w:t>{</w:t>
+            </w:r>
+            <w:proofErr w:type="spellStart"/>
+            <w:r>
+              <w:rPr>
+                <w:rFonts w:ascii="Arial" w:hAnsi="Arial" w:cs="Arial"/>
+                <w:sz w:val="18"/>
+                <w:szCs w:val="18"/>
+              </w:rPr>
+              <w:t>jabatan</w:t>
+            </w:r>
+            <w:proofErr w:type="spellEnd"/>
+            <w:r>
+              <w:rPr>
+                <w:rFonts w:ascii="Arial" w:hAnsi="Arial" w:cs="Arial"/>
+                <w:sz w:val="18"/>
+                <w:szCs w:val="18"/>
+              </w:rPr>
+              <w:t>}</w:t>
             </w:r>
           </w:p>
         </w:tc>
@@ -720,18 +866,36 @@
               <w:spacing w:before="40" w:after="40"/>
               <w:jc w:val="center"/>
               <w:rPr>
-                <w:rFonts w:ascii="Times New Roman" w:hAnsi="Times New Roman" w:cs="Times New Roman"/>
-                <w:sz w:val="18"/>
-                <w:szCs w:val="18"/>
-              </w:rPr>
-            </w:pPr>
-            <w:r>
-              <w:rPr>
-                <w:rFonts w:ascii="Times New Roman" w:hAnsi="Times New Roman" w:cs="Times New Roman"/>
-                <w:sz w:val="18"/>
-                <w:szCs w:val="18"/>
-              </w:rPr>
-              <w:t>{tujuan}</w:t>
+                <w:rFonts w:ascii="Arial" w:hAnsi="Arial" w:cs="Arial"/>
+                <w:sz w:val="18"/>
+                <w:szCs w:val="18"/>
+              </w:rPr>
+            </w:pPr>
+            <w:r>
+              <w:rPr>
+                <w:rFonts w:ascii="Arial" w:hAnsi="Arial" w:cs="Arial"/>
+                <w:sz w:val="18"/>
+                <w:szCs w:val="18"/>
+              </w:rPr>
+              <w:t>{</w:t>
+            </w:r>
+            <w:proofErr w:type="spellStart"/>
+            <w:r>
+              <w:rPr>
+                <w:rFonts w:ascii="Arial" w:hAnsi="Arial" w:cs="Arial"/>
+                <w:sz w:val="18"/>
+                <w:szCs w:val="18"/>
+              </w:rPr>
+              <w:t>tujuan</w:t>
+            </w:r>
+            <w:proofErr w:type="spellEnd"/>
+            <w:r>
+              <w:rPr>
+                <w:rFonts w:ascii="Arial" w:hAnsi="Arial" w:cs="Arial"/>
+                <w:sz w:val="18"/>
+                <w:szCs w:val="18"/>
+              </w:rPr>
+              <w:t>}</w:t>
             </w:r>
           </w:p>
         </w:tc>
@@ -744,18 +908,36 @@
               <w:spacing w:before="40" w:after="40"/>
               <w:jc w:val="center"/>
               <w:rPr>
-                <w:rFonts w:ascii="Times New Roman" w:hAnsi="Times New Roman" w:cs="Times New Roman"/>
-                <w:sz w:val="18"/>
-                <w:szCs w:val="18"/>
-              </w:rPr>
-            </w:pPr>
-            <w:r>
-              <w:rPr>
-                <w:rFonts w:ascii="Times New Roman" w:hAnsi="Times New Roman" w:cs="Times New Roman"/>
-                <w:sz w:val="18"/>
-                <w:szCs w:val="18"/>
-              </w:rPr>
-              <w:t>{tglBerangkat}</w:t>
+                <w:rFonts w:ascii="Arial" w:hAnsi="Arial" w:cs="Arial"/>
+                <w:sz w:val="18"/>
+                <w:szCs w:val="18"/>
+              </w:rPr>
+            </w:pPr>
+            <w:r>
+              <w:rPr>
+                <w:rFonts w:ascii="Arial" w:hAnsi="Arial" w:cs="Arial"/>
+                <w:sz w:val="18"/>
+                <w:szCs w:val="18"/>
+              </w:rPr>
+              <w:t>{</w:t>
+            </w:r>
+            <w:proofErr w:type="spellStart"/>
+            <w:r>
+              <w:rPr>
+                <w:rFonts w:ascii="Arial" w:hAnsi="Arial" w:cs="Arial"/>
+                <w:sz w:val="18"/>
+                <w:szCs w:val="18"/>
+              </w:rPr>
+              <w:t>tglBerangkat</w:t>
+            </w:r>
+            <w:proofErr w:type="spellEnd"/>
+            <w:r>
+              <w:rPr>
+                <w:rFonts w:ascii="Arial" w:hAnsi="Arial" w:cs="Arial"/>
+                <w:sz w:val="18"/>
+                <w:szCs w:val="18"/>
+              </w:rPr>
+              <w:t>}</w:t>
             </w:r>
           </w:p>
         </w:tc>
@@ -768,18 +950,36 @@
               <w:spacing w:before="40" w:after="40"/>
               <w:jc w:val="center"/>
               <w:rPr>
-                <w:rFonts w:ascii="Times New Roman" w:hAnsi="Times New Roman" w:cs="Times New Roman"/>
-                <w:sz w:val="18"/>
-                <w:szCs w:val="18"/>
-              </w:rPr>
-            </w:pPr>
-            <w:r>
-              <w:rPr>
-                <w:rFonts w:ascii="Times New Roman" w:hAnsi="Times New Roman" w:cs="Times New Roman"/>
-                <w:sz w:val="18"/>
-                <w:szCs w:val="18"/>
-              </w:rPr>
-              <w:t>{tglKembali}</w:t>
+                <w:rFonts w:ascii="Arial" w:hAnsi="Arial" w:cs="Arial"/>
+                <w:sz w:val="18"/>
+                <w:szCs w:val="18"/>
+              </w:rPr>
+            </w:pPr>
+            <w:r>
+              <w:rPr>
+                <w:rFonts w:ascii="Arial" w:hAnsi="Arial" w:cs="Arial"/>
+                <w:sz w:val="18"/>
+                <w:szCs w:val="18"/>
+              </w:rPr>
+              <w:t>{</w:t>
+            </w:r>
+            <w:proofErr w:type="spellStart"/>
+            <w:r>
+              <w:rPr>
+                <w:rFonts w:ascii="Arial" w:hAnsi="Arial" w:cs="Arial"/>
+                <w:sz w:val="18"/>
+                <w:szCs w:val="18"/>
+              </w:rPr>
+              <w:t>tglKembali</w:t>
+            </w:r>
+            <w:proofErr w:type="spellEnd"/>
+            <w:r>
+              <w:rPr>
+                <w:rFonts w:ascii="Arial" w:hAnsi="Arial" w:cs="Arial"/>
+                <w:sz w:val="18"/>
+                <w:szCs w:val="18"/>
+              </w:rPr>
+              <w:t>}</w:t>
             </w:r>
           </w:p>
         </w:tc>
@@ -791,30 +991,40 @@
             <w:pPr>
               <w:spacing w:before="40" w:after="40"/>
               <w:rPr>
-                <w:rFonts w:ascii="Times New Roman" w:hAnsi="Times New Roman" w:cs="Times New Roman"/>
-                <w:sz w:val="18"/>
-                <w:szCs w:val="18"/>
-              </w:rPr>
-            </w:pPr>
-            <w:r>
-              <w:rPr>
-                <w:rFonts w:ascii="Times New Roman" w:hAnsi="Times New Roman" w:cs="Times New Roman"/>
-                <w:sz w:val="18"/>
-                <w:szCs w:val="18"/>
-              </w:rPr>
-              <w:t>{uh</w:t>
-            </w:r>
-            <w:r>
-              <w:rPr>
-                <w:rFonts w:ascii="Times New Roman" w:hAnsi="Times New Roman" w:cs="Times New Roman"/>
+                <w:rFonts w:ascii="Arial" w:hAnsi="Arial" w:cs="Arial"/>
+                <w:sz w:val="18"/>
+                <w:szCs w:val="18"/>
+              </w:rPr>
+            </w:pPr>
+            <w:r>
+              <w:rPr>
+                <w:rFonts w:ascii="Arial" w:hAnsi="Arial" w:cs="Arial"/>
+                <w:sz w:val="18"/>
+                <w:szCs w:val="18"/>
+              </w:rPr>
+              <w:t>{</w:t>
+            </w:r>
+            <w:proofErr w:type="spellStart"/>
+            <w:r>
+              <w:rPr>
+                <w:rFonts w:ascii="Arial" w:hAnsi="Arial" w:cs="Arial"/>
+                <w:sz w:val="18"/>
+                <w:szCs w:val="18"/>
+              </w:rPr>
+              <w:t>uh</w:t>
+            </w:r>
+            <w:r>
+              <w:rPr>
+                <w:rFonts w:ascii="Arial" w:hAnsi="Arial" w:cs="Arial"/>
                 <w:sz w:val="18"/>
                 <w:szCs w:val="18"/>
               </w:rPr>
               <w:t>Format</w:t>
             </w:r>
-            <w:r>
-              <w:rPr>
-                <w:rFonts w:ascii="Times New Roman" w:hAnsi="Times New Roman" w:cs="Times New Roman"/>
+            <w:proofErr w:type="spellEnd"/>
+            <w:r>
+              <w:rPr>
+                <w:rFonts w:ascii="Arial" w:hAnsi="Arial" w:cs="Arial"/>
                 <w:sz w:val="18"/>
                 <w:szCs w:val="18"/>
               </w:rPr>
@@ -830,30 +1040,40 @@
             <w:pPr>
               <w:spacing w:before="40" w:after="40"/>
               <w:rPr>
-                <w:rFonts w:ascii="Times New Roman" w:hAnsi="Times New Roman" w:cs="Times New Roman"/>
-                <w:sz w:val="18"/>
-                <w:szCs w:val="18"/>
-              </w:rPr>
-            </w:pPr>
-            <w:r>
-              <w:rPr>
-                <w:rFonts w:ascii="Times New Roman" w:hAnsi="Times New Roman" w:cs="Times New Roman"/>
-                <w:sz w:val="18"/>
-                <w:szCs w:val="18"/>
-              </w:rPr>
-              <w:t>{biayaTrans</w:t>
-            </w:r>
-            <w:r>
-              <w:rPr>
-                <w:rFonts w:ascii="Times New Roman" w:hAnsi="Times New Roman" w:cs="Times New Roman"/>
+                <w:rFonts w:ascii="Arial" w:hAnsi="Arial" w:cs="Arial"/>
+                <w:sz w:val="18"/>
+                <w:szCs w:val="18"/>
+              </w:rPr>
+            </w:pPr>
+            <w:r>
+              <w:rPr>
+                <w:rFonts w:ascii="Arial" w:hAnsi="Arial" w:cs="Arial"/>
+                <w:sz w:val="18"/>
+                <w:szCs w:val="18"/>
+              </w:rPr>
+              <w:t>{</w:t>
+            </w:r>
+            <w:proofErr w:type="spellStart"/>
+            <w:r>
+              <w:rPr>
+                <w:rFonts w:ascii="Arial" w:hAnsi="Arial" w:cs="Arial"/>
+                <w:sz w:val="18"/>
+                <w:szCs w:val="18"/>
+              </w:rPr>
+              <w:t>biayaTrans</w:t>
+            </w:r>
+            <w:r>
+              <w:rPr>
+                <w:rFonts w:ascii="Arial" w:hAnsi="Arial" w:cs="Arial"/>
                 <w:sz w:val="18"/>
                 <w:szCs w:val="18"/>
               </w:rPr>
               <w:t>Format</w:t>
             </w:r>
-            <w:r>
-              <w:rPr>
-                <w:rFonts w:ascii="Times New Roman" w:hAnsi="Times New Roman" w:cs="Times New Roman"/>
+            <w:proofErr w:type="spellEnd"/>
+            <w:r>
+              <w:rPr>
+                <w:rFonts w:ascii="Arial" w:hAnsi="Arial" w:cs="Arial"/>
                 <w:sz w:val="18"/>
                 <w:szCs w:val="18"/>
               </w:rPr>
@@ -869,30 +1089,40 @@
             <w:pPr>
               <w:spacing w:before="40" w:after="40"/>
               <w:rPr>
-                <w:rFonts w:ascii="Times New Roman" w:hAnsi="Times New Roman" w:cs="Times New Roman"/>
-                <w:sz w:val="18"/>
-                <w:szCs w:val="18"/>
-              </w:rPr>
-            </w:pPr>
-            <w:r>
-              <w:rPr>
-                <w:rFonts w:ascii="Times New Roman" w:hAnsi="Times New Roman" w:cs="Times New Roman"/>
-                <w:sz w:val="18"/>
-                <w:szCs w:val="18"/>
-              </w:rPr>
-              <w:t>{biayaPeng</w:t>
-            </w:r>
-            <w:r>
-              <w:rPr>
-                <w:rFonts w:ascii="Times New Roman" w:hAnsi="Times New Roman" w:cs="Times New Roman"/>
+                <w:rFonts w:ascii="Arial" w:hAnsi="Arial" w:cs="Arial"/>
+                <w:sz w:val="18"/>
+                <w:szCs w:val="18"/>
+              </w:rPr>
+            </w:pPr>
+            <w:r>
+              <w:rPr>
+                <w:rFonts w:ascii="Arial" w:hAnsi="Arial" w:cs="Arial"/>
+                <w:sz w:val="18"/>
+                <w:szCs w:val="18"/>
+              </w:rPr>
+              <w:t>{</w:t>
+            </w:r>
+            <w:proofErr w:type="spellStart"/>
+            <w:r>
+              <w:rPr>
+                <w:rFonts w:ascii="Arial" w:hAnsi="Arial" w:cs="Arial"/>
+                <w:sz w:val="18"/>
+                <w:szCs w:val="18"/>
+              </w:rPr>
+              <w:t>biayaPeng</w:t>
+            </w:r>
+            <w:r>
+              <w:rPr>
+                <w:rFonts w:ascii="Arial" w:hAnsi="Arial" w:cs="Arial"/>
                 <w:sz w:val="18"/>
                 <w:szCs w:val="18"/>
               </w:rPr>
               <w:t>Format</w:t>
             </w:r>
-            <w:r>
-              <w:rPr>
-                <w:rFonts w:ascii="Times New Roman" w:hAnsi="Times New Roman" w:cs="Times New Roman"/>
+            <w:proofErr w:type="spellEnd"/>
+            <w:r>
+              <w:rPr>
+                <w:rFonts w:ascii="Arial" w:hAnsi="Arial" w:cs="Arial"/>
                 <w:sz w:val="18"/>
                 <w:szCs w:val="18"/>
               </w:rPr>
@@ -908,30 +1138,40 @@
             <w:pPr>
               <w:spacing w:before="40" w:after="40"/>
               <w:rPr>
-                <w:rFonts w:ascii="Times New Roman" w:hAnsi="Times New Roman" w:cs="Times New Roman"/>
-                <w:sz w:val="18"/>
-                <w:szCs w:val="18"/>
-              </w:rPr>
-            </w:pPr>
-            <w:r>
-              <w:rPr>
-                <w:rFonts w:ascii="Times New Roman" w:hAnsi="Times New Roman" w:cs="Times New Roman"/>
-                <w:sz w:val="18"/>
-                <w:szCs w:val="18"/>
-              </w:rPr>
-              <w:t>{jumlah</w:t>
-            </w:r>
-            <w:r>
-              <w:rPr>
-                <w:rFonts w:ascii="Times New Roman" w:hAnsi="Times New Roman" w:cs="Times New Roman"/>
+                <w:rFonts w:ascii="Arial" w:hAnsi="Arial" w:cs="Arial"/>
+                <w:sz w:val="18"/>
+                <w:szCs w:val="18"/>
+              </w:rPr>
+            </w:pPr>
+            <w:r>
+              <w:rPr>
+                <w:rFonts w:ascii="Arial" w:hAnsi="Arial" w:cs="Arial"/>
+                <w:sz w:val="18"/>
+                <w:szCs w:val="18"/>
+              </w:rPr>
+              <w:t>{</w:t>
+            </w:r>
+            <w:proofErr w:type="spellStart"/>
+            <w:r>
+              <w:rPr>
+                <w:rFonts w:ascii="Arial" w:hAnsi="Arial" w:cs="Arial"/>
+                <w:sz w:val="18"/>
+                <w:szCs w:val="18"/>
+              </w:rPr>
+              <w:t>jumlah</w:t>
+            </w:r>
+            <w:r>
+              <w:rPr>
+                <w:rFonts w:ascii="Arial" w:hAnsi="Arial" w:cs="Arial"/>
                 <w:sz w:val="18"/>
                 <w:szCs w:val="18"/>
               </w:rPr>
               <w:t>Format</w:t>
             </w:r>
-            <w:r>
-              <w:rPr>
-                <w:rFonts w:ascii="Times New Roman" w:hAnsi="Times New Roman" w:cs="Times New Roman"/>
+            <w:proofErr w:type="spellEnd"/>
+            <w:r>
+              <w:rPr>
+                <w:rFonts w:ascii="Arial" w:hAnsi="Arial" w:cs="Arial"/>
                 <w:sz w:val="18"/>
                 <w:szCs w:val="18"/>
               </w:rPr>
@@ -939,11 +1179,29 @@
             </w:r>
             <w:r>
               <w:rPr>
-                <w:rFonts w:ascii="Times New Roman" w:hAnsi="Times New Roman" w:cs="Times New Roman"/>
-                <w:sz w:val="18"/>
-                <w:szCs w:val="18"/>
-              </w:rPr>
-              <w:t>{/pegawai}</w:t>
+                <w:rFonts w:ascii="Arial" w:hAnsi="Arial" w:cs="Arial"/>
+                <w:sz w:val="18"/>
+                <w:szCs w:val="18"/>
+              </w:rPr>
+              <w:t>{/</w:t>
+            </w:r>
+            <w:proofErr w:type="spellStart"/>
+            <w:r>
+              <w:rPr>
+                <w:rFonts w:ascii="Arial" w:hAnsi="Arial" w:cs="Arial"/>
+                <w:sz w:val="18"/>
+                <w:szCs w:val="18"/>
+              </w:rPr>
+              <w:t>pegawai</w:t>
+            </w:r>
+            <w:proofErr w:type="spellEnd"/>
+            <w:r>
+              <w:rPr>
+                <w:rFonts w:ascii="Arial" w:hAnsi="Arial" w:cs="Arial"/>
+                <w:sz w:val="18"/>
+                <w:szCs w:val="18"/>
+              </w:rPr>
+              <w:t>}</w:t>
             </w:r>
           </w:p>
         </w:tc>
@@ -963,14 +1221,14 @@
               <w:spacing w:before="40" w:after="40"/>
               <w:jc w:val="center"/>
               <w:rPr>
-                <w:rFonts w:ascii="Times New Roman" w:hAnsi="Times New Roman" w:cs="Times New Roman"/>
-                <w:sz w:val="18"/>
-                <w:szCs w:val="18"/>
-              </w:rPr>
-            </w:pPr>
-            <w:r>
-              <w:rPr>
-                <w:rFonts w:ascii="Times New Roman" w:hAnsi="Times New Roman" w:cs="Times New Roman"/>
+                <w:rFonts w:ascii="Arial" w:hAnsi="Arial" w:cs="Arial"/>
+                <w:sz w:val="18"/>
+                <w:szCs w:val="18"/>
+              </w:rPr>
+            </w:pPr>
+            <w:r>
+              <w:rPr>
+                <w:rFonts w:ascii="Arial" w:hAnsi="Arial" w:cs="Arial"/>
                 <w:sz w:val="18"/>
                 <w:szCs w:val="18"/>
               </w:rPr>
@@ -986,18 +1244,36 @@
             <w:pPr>
               <w:spacing w:before="40" w:after="40"/>
               <w:rPr>
-                <w:rFonts w:ascii="Times New Roman" w:hAnsi="Times New Roman" w:cs="Times New Roman"/>
-                <w:sz w:val="18"/>
-                <w:szCs w:val="18"/>
-              </w:rPr>
-            </w:pPr>
-            <w:r>
-              <w:rPr>
-                <w:rFonts w:ascii="Times New Roman" w:hAnsi="Times New Roman" w:cs="Times New Roman"/>
-                <w:sz w:val="18"/>
-                <w:szCs w:val="18"/>
-              </w:rPr>
-              <w:t>{uhTotal}</w:t>
+                <w:rFonts w:ascii="Arial" w:hAnsi="Arial" w:cs="Arial"/>
+                <w:sz w:val="18"/>
+                <w:szCs w:val="18"/>
+              </w:rPr>
+            </w:pPr>
+            <w:r>
+              <w:rPr>
+                <w:rFonts w:ascii="Arial" w:hAnsi="Arial" w:cs="Arial"/>
+                <w:sz w:val="18"/>
+                <w:szCs w:val="18"/>
+              </w:rPr>
+              <w:t>{</w:t>
+            </w:r>
+            <w:proofErr w:type="spellStart"/>
+            <w:r>
+              <w:rPr>
+                <w:rFonts w:ascii="Arial" w:hAnsi="Arial" w:cs="Arial"/>
+                <w:sz w:val="18"/>
+                <w:szCs w:val="18"/>
+              </w:rPr>
+              <w:t>uhTotal</w:t>
+            </w:r>
+            <w:proofErr w:type="spellEnd"/>
+            <w:r>
+              <w:rPr>
+                <w:rFonts w:ascii="Arial" w:hAnsi="Arial" w:cs="Arial"/>
+                <w:sz w:val="18"/>
+                <w:szCs w:val="18"/>
+              </w:rPr>
+              <w:t>}</w:t>
             </w:r>
           </w:p>
         </w:tc>
@@ -1009,18 +1285,36 @@
             <w:pPr>
               <w:spacing w:before="40" w:after="40"/>
               <w:rPr>
-                <w:rFonts w:ascii="Times New Roman" w:hAnsi="Times New Roman" w:cs="Times New Roman"/>
-                <w:sz w:val="18"/>
-                <w:szCs w:val="18"/>
-              </w:rPr>
-            </w:pPr>
-            <w:r>
-              <w:rPr>
-                <w:rFonts w:ascii="Times New Roman" w:hAnsi="Times New Roman" w:cs="Times New Roman"/>
-                <w:sz w:val="18"/>
-                <w:szCs w:val="18"/>
-              </w:rPr>
-              <w:t>{transTotal}</w:t>
+                <w:rFonts w:ascii="Arial" w:hAnsi="Arial" w:cs="Arial"/>
+                <w:sz w:val="18"/>
+                <w:szCs w:val="18"/>
+              </w:rPr>
+            </w:pPr>
+            <w:r>
+              <w:rPr>
+                <w:rFonts w:ascii="Arial" w:hAnsi="Arial" w:cs="Arial"/>
+                <w:sz w:val="18"/>
+                <w:szCs w:val="18"/>
+              </w:rPr>
+              <w:t>{</w:t>
+            </w:r>
+            <w:proofErr w:type="spellStart"/>
+            <w:r>
+              <w:rPr>
+                <w:rFonts w:ascii="Arial" w:hAnsi="Arial" w:cs="Arial"/>
+                <w:sz w:val="18"/>
+                <w:szCs w:val="18"/>
+              </w:rPr>
+              <w:t>transTotal</w:t>
+            </w:r>
+            <w:proofErr w:type="spellEnd"/>
+            <w:r>
+              <w:rPr>
+                <w:rFonts w:ascii="Arial" w:hAnsi="Arial" w:cs="Arial"/>
+                <w:sz w:val="18"/>
+                <w:szCs w:val="18"/>
+              </w:rPr>
+              <w:t>}</w:t>
             </w:r>
           </w:p>
         </w:tc>
@@ -1032,18 +1326,36 @@
             <w:pPr>
               <w:spacing w:before="40" w:after="40"/>
               <w:rPr>
-                <w:rFonts w:ascii="Times New Roman" w:hAnsi="Times New Roman" w:cs="Times New Roman"/>
-                <w:sz w:val="18"/>
-                <w:szCs w:val="18"/>
-              </w:rPr>
-            </w:pPr>
-            <w:r>
-              <w:rPr>
-                <w:rFonts w:ascii="Times New Roman" w:hAnsi="Times New Roman" w:cs="Times New Roman"/>
-                <w:sz w:val="18"/>
-                <w:szCs w:val="18"/>
-              </w:rPr>
-              <w:t>{pengTotal}</w:t>
+                <w:rFonts w:ascii="Arial" w:hAnsi="Arial" w:cs="Arial"/>
+                <w:sz w:val="18"/>
+                <w:szCs w:val="18"/>
+              </w:rPr>
+            </w:pPr>
+            <w:r>
+              <w:rPr>
+                <w:rFonts w:ascii="Arial" w:hAnsi="Arial" w:cs="Arial"/>
+                <w:sz w:val="18"/>
+                <w:szCs w:val="18"/>
+              </w:rPr>
+              <w:t>{</w:t>
+            </w:r>
+            <w:proofErr w:type="spellStart"/>
+            <w:r>
+              <w:rPr>
+                <w:rFonts w:ascii="Arial" w:hAnsi="Arial" w:cs="Arial"/>
+                <w:sz w:val="18"/>
+                <w:szCs w:val="18"/>
+              </w:rPr>
+              <w:t>pengTotal</w:t>
+            </w:r>
+            <w:proofErr w:type="spellEnd"/>
+            <w:r>
+              <w:rPr>
+                <w:rFonts w:ascii="Arial" w:hAnsi="Arial" w:cs="Arial"/>
+                <w:sz w:val="18"/>
+                <w:szCs w:val="18"/>
+              </w:rPr>
+              <w:t>}</w:t>
             </w:r>
           </w:p>
         </w:tc>
@@ -1055,18 +1367,36 @@
             <w:pPr>
               <w:spacing w:before="40" w:after="40"/>
               <w:rPr>
-                <w:rFonts w:ascii="Times New Roman" w:hAnsi="Times New Roman" w:cs="Times New Roman"/>
-                <w:sz w:val="18"/>
-                <w:szCs w:val="18"/>
-              </w:rPr>
-            </w:pPr>
-            <w:r>
-              <w:rPr>
-                <w:rFonts w:ascii="Times New Roman" w:hAnsi="Times New Roman" w:cs="Times New Roman"/>
-                <w:sz w:val="18"/>
-                <w:szCs w:val="18"/>
-              </w:rPr>
-              <w:t>{jumlahAll}</w:t>
+                <w:rFonts w:ascii="Arial" w:hAnsi="Arial" w:cs="Arial"/>
+                <w:sz w:val="18"/>
+                <w:szCs w:val="18"/>
+              </w:rPr>
+            </w:pPr>
+            <w:r>
+              <w:rPr>
+                <w:rFonts w:ascii="Arial" w:hAnsi="Arial" w:cs="Arial"/>
+                <w:sz w:val="18"/>
+                <w:szCs w:val="18"/>
+              </w:rPr>
+              <w:t>{</w:t>
+            </w:r>
+            <w:proofErr w:type="spellStart"/>
+            <w:r>
+              <w:rPr>
+                <w:rFonts w:ascii="Arial" w:hAnsi="Arial" w:cs="Arial"/>
+                <w:sz w:val="18"/>
+                <w:szCs w:val="18"/>
+              </w:rPr>
+              <w:t>jumlahAll</w:t>
+            </w:r>
+            <w:proofErr w:type="spellEnd"/>
+            <w:r>
+              <w:rPr>
+                <w:rFonts w:ascii="Arial" w:hAnsi="Arial" w:cs="Arial"/>
+                <w:sz w:val="18"/>
+                <w:szCs w:val="18"/>
+              </w:rPr>
+              <w:t>}</w:t>
             </w:r>
           </w:p>
         </w:tc>
@@ -1076,7 +1406,7 @@
       <w:pPr>
         <w:spacing w:after="0" w:line="360" w:lineRule="auto"/>
         <w:rPr>
-          <w:rFonts w:ascii="Times New Roman" w:hAnsi="Times New Roman" w:cs="Times New Roman"/>
+          <w:rFonts w:ascii="Arial" w:hAnsi="Arial" w:cs="Arial"/>
           <w:sz w:val="18"/>
           <w:szCs w:val="18"/>
         </w:rPr>
@@ -1090,23 +1420,32 @@
         </w:tabs>
         <w:spacing w:before="40" w:after="40" w:line="240" w:lineRule="auto"/>
         <w:rPr>
-          <w:rFonts w:ascii="Times New Roman" w:hAnsi="Times New Roman" w:cs="Times New Roman"/>
+          <w:rFonts w:ascii="Arial" w:hAnsi="Arial" w:cs="Arial"/>
           <w:sz w:val="18"/>
           <w:szCs w:val="18"/>
         </w:rPr>
       </w:pPr>
       <w:r>
         <w:rPr>
-          <w:rFonts w:ascii="Times New Roman" w:hAnsi="Times New Roman" w:cs="Times New Roman"/>
+          <w:rFonts w:ascii="Arial" w:hAnsi="Arial" w:cs="Arial"/>
           <w:sz w:val="18"/>
           <w:szCs w:val="18"/>
         </w:rPr>
         <w:tab/>
+      </w:r>
+      <w:proofErr w:type="spellStart"/>
+      <w:r>
+        <w:rPr>
+          <w:rFonts w:ascii="Arial" w:hAnsi="Arial" w:cs="Arial"/>
+          <w:sz w:val="18"/>
+          <w:szCs w:val="18"/>
+        </w:rPr>
         <w:t>Mengetahui</w:t>
       </w:r>
-      <w:r>
-        <w:rPr>
-          <w:rFonts w:ascii="Times New Roman" w:hAnsi="Times New Roman" w:cs="Times New Roman"/>
+      <w:proofErr w:type="spellEnd"/>
+      <w:r>
+        <w:rPr>
+          <w:rFonts w:ascii="Arial" w:hAnsi="Arial" w:cs="Arial"/>
           <w:sz w:val="18"/>
           <w:szCs w:val="18"/>
         </w:rPr>
@@ -1114,12 +1453,38 @@
       </w:r>
       <w:r>
         <w:rPr>
-          <w:rFonts w:ascii="Times New Roman" w:hAnsi="Times New Roman" w:cs="Times New Roman"/>
+          <w:rFonts w:ascii="Arial" w:hAnsi="Arial" w:cs="Arial"/>
           <w:sz w:val="18"/>
           <w:szCs w:val="18"/>
         </w:rPr>
         <w:tab/>
-        <w:t>Bandung, 25 Agustus 2025</w:t>
+        <w:t xml:space="preserve">Bandung, </w:t>
+      </w:r>
+      <w:r>
+        <w:rPr>
+          <w:rFonts w:ascii="Arial" w:hAnsi="Arial" w:cs="Arial"/>
+          <w:sz w:val="18"/>
+          <w:szCs w:val="18"/>
+        </w:rPr>
+        <w:t>{</w:t>
+      </w:r>
+      <w:proofErr w:type="spellStart"/>
+      <w:r>
+        <w:rPr>
+          <w:rFonts w:ascii="Arial" w:hAnsi="Arial" w:cs="Arial"/>
+          <w:sz w:val="18"/>
+          <w:szCs w:val="18"/>
+        </w:rPr>
+        <w:t>tglKPPN</w:t>
+      </w:r>
+      <w:proofErr w:type="spellEnd"/>
+      <w:r>
+        <w:rPr>
+          <w:rFonts w:ascii="Arial" w:hAnsi="Arial" w:cs="Arial"/>
+          <w:sz w:val="18"/>
+          <w:szCs w:val="18"/>
+        </w:rPr>
+        <w:t>}</w:t>
       </w:r>
     </w:p>
     <w:p>
@@ -1130,29 +1495,101 @@
         </w:tabs>
         <w:spacing w:before="40" w:after="40" w:line="240" w:lineRule="auto"/>
         <w:rPr>
-          <w:rFonts w:ascii="Times New Roman" w:hAnsi="Times New Roman" w:cs="Times New Roman"/>
+          <w:rFonts w:ascii="Arial" w:hAnsi="Arial" w:cs="Arial"/>
           <w:sz w:val="18"/>
           <w:szCs w:val="18"/>
         </w:rPr>
       </w:pPr>
       <w:r>
         <w:rPr>
-          <w:rFonts w:ascii="Times New Roman" w:hAnsi="Times New Roman" w:cs="Times New Roman"/>
+          <w:rFonts w:ascii="Arial" w:hAnsi="Arial" w:cs="Arial"/>
           <w:sz w:val="18"/>
           <w:szCs w:val="18"/>
         </w:rPr>
         <w:tab/>
-        <w:t>Pejabat Pembuat Komitmen</w:t>
-      </w:r>
-      <w:r>
-        <w:rPr>
-          <w:rFonts w:ascii="Times New Roman" w:hAnsi="Times New Roman" w:cs="Times New Roman"/>
+      </w:r>
+      <w:proofErr w:type="spellStart"/>
+      <w:r>
+        <w:rPr>
+          <w:rFonts w:ascii="Arial" w:hAnsi="Arial" w:cs="Arial"/>
+          <w:sz w:val="18"/>
+          <w:szCs w:val="18"/>
+        </w:rPr>
+        <w:t>Pejabat</w:t>
+      </w:r>
+      <w:proofErr w:type="spellEnd"/>
+      <w:r>
+        <w:rPr>
+          <w:rFonts w:ascii="Arial" w:hAnsi="Arial" w:cs="Arial"/>
+          <w:sz w:val="18"/>
+          <w:szCs w:val="18"/>
+        </w:rPr>
+        <w:t xml:space="preserve"> </w:t>
+      </w:r>
+      <w:proofErr w:type="spellStart"/>
+      <w:r>
+        <w:rPr>
+          <w:rFonts w:ascii="Arial" w:hAnsi="Arial" w:cs="Arial"/>
+          <w:sz w:val="18"/>
+          <w:szCs w:val="18"/>
+        </w:rPr>
+        <w:t>Pembuat</w:t>
+      </w:r>
+      <w:proofErr w:type="spellEnd"/>
+      <w:r>
+        <w:rPr>
+          <w:rFonts w:ascii="Arial" w:hAnsi="Arial" w:cs="Arial"/>
+          <w:sz w:val="18"/>
+          <w:szCs w:val="18"/>
+        </w:rPr>
+        <w:t xml:space="preserve"> </w:t>
+      </w:r>
+      <w:proofErr w:type="spellStart"/>
+      <w:r>
+        <w:rPr>
+          <w:rFonts w:ascii="Arial" w:hAnsi="Arial" w:cs="Arial"/>
+          <w:sz w:val="18"/>
+          <w:szCs w:val="18"/>
+        </w:rPr>
+        <w:t>Komitmen</w:t>
+      </w:r>
+      <w:proofErr w:type="spellEnd"/>
+      <w:r>
+        <w:rPr>
+          <w:rFonts w:ascii="Arial" w:hAnsi="Arial" w:cs="Arial"/>
           <w:sz w:val="18"/>
           <w:szCs w:val="18"/>
         </w:rPr>
         <w:tab/>
-        <w:t>Bendahara Pengeluaran</w:t>
-      </w:r>
+      </w:r>
+      <w:proofErr w:type="spellStart"/>
+      <w:r>
+        <w:rPr>
+          <w:rFonts w:ascii="Arial" w:hAnsi="Arial" w:cs="Arial"/>
+          <w:sz w:val="18"/>
+          <w:szCs w:val="18"/>
+        </w:rPr>
+        <w:t>Bendahara</w:t>
+      </w:r>
+      <w:proofErr w:type="spellEnd"/>
+      <w:r>
+        <w:rPr>
+          <w:rFonts w:ascii="Arial" w:hAnsi="Arial" w:cs="Arial"/>
+          <w:sz w:val="18"/>
+          <w:szCs w:val="18"/>
+        </w:rPr>
+        <w:t xml:space="preserve"> </w:t>
+      </w:r>
+      <w:proofErr w:type="spellStart"/>
+      <w:r>
+        <w:rPr>
+          <w:rFonts w:ascii="Arial" w:hAnsi="Arial" w:cs="Arial"/>
+          <w:sz w:val="18"/>
+          <w:szCs w:val="18"/>
+        </w:rPr>
+        <w:t>Pengeluaran</w:t>
+      </w:r>
+      <w:proofErr w:type="spellEnd"/>
     </w:p>
     <w:p>
       <w:pPr>
@@ -1162,7 +1599,7 @@
         </w:tabs>
         <w:spacing w:before="40" w:after="40" w:line="240" w:lineRule="auto"/>
         <w:rPr>
-          <w:rFonts w:ascii="Times New Roman" w:hAnsi="Times New Roman" w:cs="Times New Roman"/>
+          <w:rFonts w:ascii="Arial" w:hAnsi="Arial" w:cs="Arial"/>
           <w:sz w:val="18"/>
           <w:szCs w:val="18"/>
         </w:rPr>
@@ -1176,7 +1613,7 @@
         </w:tabs>
         <w:spacing w:before="40" w:after="40" w:line="240" w:lineRule="auto"/>
         <w:rPr>
-          <w:rFonts w:ascii="Times New Roman" w:hAnsi="Times New Roman" w:cs="Times New Roman"/>
+          <w:rFonts w:ascii="Arial" w:hAnsi="Arial" w:cs="Arial"/>
           <w:sz w:val="18"/>
           <w:szCs w:val="18"/>
         </w:rPr>
@@ -1190,14 +1627,14 @@
         </w:tabs>
         <w:spacing w:before="40" w:after="40" w:line="240" w:lineRule="auto"/>
         <w:rPr>
-          <w:rFonts w:ascii="Times New Roman" w:hAnsi="Times New Roman" w:cs="Times New Roman"/>
+          <w:rFonts w:ascii="Arial" w:hAnsi="Arial" w:cs="Arial"/>
           <w:sz w:val="18"/>
           <w:szCs w:val="18"/>
         </w:rPr>
       </w:pPr>
       <w:r>
         <w:rPr>
-          <w:rFonts w:ascii="Times New Roman" w:hAnsi="Times New Roman" w:cs="Times New Roman"/>
+          <w:rFonts w:ascii="Arial" w:hAnsi="Arial" w:cs="Arial"/>
           <w:sz w:val="18"/>
           <w:szCs w:val="18"/>
         </w:rPr>
@@ -1212,7 +1649,7 @@
         </w:tabs>
         <w:spacing w:before="40" w:after="40" w:line="240" w:lineRule="auto"/>
         <w:rPr>
-          <w:rFonts w:ascii="Times New Roman" w:hAnsi="Times New Roman" w:cs="Times New Roman"/>
+          <w:rFonts w:ascii="Arial" w:hAnsi="Arial" w:cs="Arial"/>
           <w:sz w:val="18"/>
           <w:szCs w:val="18"/>
         </w:rPr>
@@ -1226,14 +1663,16 @@
         </w:tabs>
         <w:spacing w:before="40" w:after="40" w:line="240" w:lineRule="auto"/>
         <w:rPr>
-          <w:rFonts w:ascii="Times New Roman" w:hAnsi="Times New Roman" w:cs="Times New Roman"/>
+          <w:rFonts w:ascii="Arial" w:hAnsi="Arial" w:cs="Arial"/>
+          <w:b/>
+          <w:bCs/>
           <w:sz w:val="18"/>
           <w:szCs w:val="18"/>
         </w:rPr>
       </w:pPr>
       <w:r>
         <w:rPr>
-          <w:rFonts w:ascii="Times New Roman" w:hAnsi="Times New Roman" w:cs="Times New Roman"/>
+          <w:rFonts w:ascii="Arial" w:hAnsi="Arial" w:cs="Arial"/>
           <w:sz w:val="18"/>
           <w:szCs w:val="18"/>
         </w:rPr>
@@ -1241,21 +1680,57 @@
       </w:r>
       <w:r>
         <w:rPr>
-          <w:rFonts w:ascii="Times New Roman" w:hAnsi="Times New Roman" w:cs="Times New Roman"/>
-          <w:sz w:val="18"/>
-          <w:szCs w:val="18"/>
-        </w:rPr>
-        <w:t>{namaPPK}</w:t>
-      </w:r>
-      <w:r>
-        <w:rPr>
-          <w:rFonts w:ascii="Times New Roman" w:hAnsi="Times New Roman" w:cs="Times New Roman"/>
+          <w:rFonts w:ascii="Arial" w:hAnsi="Arial" w:cs="Arial"/>
+          <w:b/>
+          <w:bCs/>
+          <w:sz w:val="18"/>
+          <w:szCs w:val="18"/>
+          <w:lang w:val="id-ID"/>
+        </w:rPr>
+        <w:t>H. Boy Shubhul Muniir, ST.,S.Pd l.,M.M.</w:t>
+      </w:r>
+      <w:r>
+        <w:rPr>
+          <w:rFonts w:ascii="Arial" w:hAnsi="Arial" w:cs="Arial"/>
           <w:sz w:val="18"/>
           <w:szCs w:val="18"/>
         </w:rPr>
         <w:tab/>
-        <w:t>Hj. Rini Rosmini, S.Sy</w:t>
-      </w:r>
+      </w:r>
+      <w:proofErr w:type="spellStart"/>
+      <w:r>
+        <w:rPr>
+          <w:rFonts w:ascii="Arial" w:hAnsi="Arial" w:cs="Arial"/>
+          <w:b/>
+          <w:bCs/>
+          <w:sz w:val="18"/>
+          <w:szCs w:val="18"/>
+        </w:rPr>
+        <w:t>Hj</w:t>
+      </w:r>
+      <w:proofErr w:type="spellEnd"/>
+      <w:r>
+        <w:rPr>
+          <w:rFonts w:ascii="Arial" w:hAnsi="Arial" w:cs="Arial"/>
+          <w:b/>
+          <w:bCs/>
+          <w:sz w:val="18"/>
+          <w:szCs w:val="18"/>
+        </w:rPr>
+        <w:t xml:space="preserve">. Rini Rosmini, </w:t>
+      </w:r>
+      <w:proofErr w:type="spellStart"/>
+      <w:r>
+        <w:rPr>
+          <w:rFonts w:ascii="Arial" w:hAnsi="Arial" w:cs="Arial"/>
+          <w:b/>
+          <w:bCs/>
+          <w:sz w:val="18"/>
+          <w:szCs w:val="18"/>
+        </w:rPr>
+        <w:t>S.Sy</w:t>
+      </w:r>
+      <w:proofErr w:type="spellEnd"/>
     </w:p>
     <w:p>
       <w:pPr>
@@ -1265,14 +1740,14 @@
         </w:tabs>
         <w:spacing w:before="40" w:after="40" w:line="240" w:lineRule="auto"/>
         <w:rPr>
-          <w:rFonts w:ascii="Times New Roman" w:hAnsi="Times New Roman" w:cs="Times New Roman"/>
+          <w:rFonts w:ascii="Arial" w:hAnsi="Arial" w:cs="Arial"/>
           <w:sz w:val="18"/>
           <w:szCs w:val="18"/>
         </w:rPr>
       </w:pPr>
       <w:r>
         <w:rPr>
-          <w:rFonts w:ascii="Times New Roman" w:hAnsi="Times New Roman" w:cs="Times New Roman"/>
+          <w:rFonts w:ascii="Arial" w:hAnsi="Arial" w:cs="Arial"/>
           <w:sz w:val="18"/>
           <w:szCs w:val="18"/>
         </w:rPr>
@@ -1281,15 +1756,16 @@
       </w:r>
       <w:r>
         <w:rPr>
-          <w:rFonts w:ascii="Times New Roman" w:hAnsi="Times New Roman" w:cs="Times New Roman"/>
-          <w:sz w:val="18"/>
-          <w:szCs w:val="18"/>
-        </w:rPr>
-        <w:t>{nipPPK}</w:t>
-      </w:r>
-      <w:r>
-        <w:rPr>
-          <w:rFonts w:ascii="Times New Roman" w:hAnsi="Times New Roman" w:cs="Times New Roman"/>
+          <w:rFonts w:ascii="Arial" w:hAnsi="Arial" w:cs="Arial"/>
+          <w:sz w:val="18"/>
+          <w:szCs w:val="18"/>
+          <w:lang w:val="id-ID"/>
+        </w:rPr>
+        <w:t>198006132007011012</w:t>
+      </w:r>
+      <w:r>
+        <w:rPr>
+          <w:rFonts w:ascii="Arial" w:hAnsi="Arial" w:cs="Arial"/>
           <w:sz w:val="18"/>
           <w:szCs w:val="18"/>
         </w:rPr>
@@ -1298,19 +1774,11 @@
       </w:r>
       <w:r>
         <w:rPr>
-          <w:rFonts w:ascii="Times New Roman" w:hAnsi="Times New Roman" w:cs="Times New Roman"/>
-          <w:sz w:val="18"/>
-          <w:szCs w:val="18"/>
-        </w:rPr>
-        <w:t xml:space="preserve"> </w:t>
-      </w:r>
-      <w:r>
-        <w:rPr>
-          <w:rFonts w:ascii="Times New Roman" w:hAnsi="Times New Roman" w:cs="Times New Roman"/>
-          <w:sz w:val="18"/>
-          <w:szCs w:val="18"/>
-        </w:rPr>
-        <w:t>198004142007102002</w:t>
+          <w:rFonts w:ascii="Arial" w:hAnsi="Arial" w:cs="Arial"/>
+          <w:sz w:val="18"/>
+          <w:szCs w:val="18"/>
+        </w:rPr>
+        <w:t xml:space="preserve"> 198004142007102002</w:t>
       </w:r>
     </w:p>
     <w:sectPr>
@@ -1926,7 +2394,6 @@
   <w:style w:type="character" w:default="1" w:styleId="DefaultParagraphFont">
     <w:name w:val="Default Paragraph Font"/>
     <w:uiPriority w:val="1"/>
-    <w:semiHidden/>
     <w:unhideWhenUsed/>
   </w:style>
   <w:style w:type="table" w:default="1" w:styleId="TableNormal">

--- a/public/nominatif-format.docx
+++ b/public/nominatif-format.docx
@@ -45,25 +45,7 @@
           <w:sz w:val="18"/>
           <w:szCs w:val="18"/>
         </w:rPr>
-        <w:t>{</w:t>
-      </w:r>
-      <w:proofErr w:type="spellStart"/>
-      <w:r>
-        <w:rPr>
-          <w:rFonts w:ascii="Arial" w:hAnsi="Arial" w:cs="Arial"/>
-          <w:sz w:val="18"/>
-          <w:szCs w:val="18"/>
-        </w:rPr>
-        <w:t>unitPPK</w:t>
-      </w:r>
-      <w:proofErr w:type="spellEnd"/>
-      <w:r>
-        <w:rPr>
-          <w:rFonts w:ascii="Arial" w:hAnsi="Arial" w:cs="Arial"/>
-          <w:sz w:val="18"/>
-          <w:szCs w:val="18"/>
-        </w:rPr>
-        <w:t>}</w:t>
+        <w:t>KANTOR WILAYAH KEMENTERIAN HAJI DAN UMRAH PROVINSI JAWA BARAT</w:t>
       </w:r>
     </w:p>
     <w:p>
@@ -132,6 +114,7 @@
         <w:t xml:space="preserve"> Surat </w:t>
       </w:r>
       <w:proofErr w:type="spellStart"/>
+      <w:proofErr w:type="gramStart"/>
       <w:r>
         <w:rPr>
           <w:rFonts w:ascii="Arial" w:hAnsi="Arial" w:cs="Arial"/>
@@ -147,7 +130,16 @@
           <w:sz w:val="18"/>
           <w:szCs w:val="18"/>
         </w:rPr>
-        <w:t xml:space="preserve"> : </w:t>
+        <w:t xml:space="preserve"> :</w:t>
+      </w:r>
+      <w:proofErr w:type="gramEnd"/>
+      <w:r>
+        <w:rPr>
+          <w:rFonts w:ascii="Arial" w:hAnsi="Arial" w:cs="Arial"/>
+          <w:sz w:val="18"/>
+          <w:szCs w:val="18"/>
+        </w:rPr>
+        <w:t xml:space="preserve"> </w:t>
       </w:r>
       <w:r>
         <w:rPr>
@@ -186,6 +178,7 @@
         </w:rPr>
       </w:pPr>
       <w:proofErr w:type="spellStart"/>
+      <w:proofErr w:type="gramStart"/>
       <w:r>
         <w:rPr>
           <w:rFonts w:ascii="Arial" w:hAnsi="Arial" w:cs="Arial"/>
@@ -201,7 +194,16 @@
           <w:sz w:val="18"/>
           <w:szCs w:val="18"/>
         </w:rPr>
-        <w:t xml:space="preserve"> : </w:t>
+        <w:t xml:space="preserve"> :</w:t>
+      </w:r>
+      <w:proofErr w:type="gramEnd"/>
+      <w:r>
+        <w:rPr>
+          <w:rFonts w:ascii="Arial" w:hAnsi="Arial" w:cs="Arial"/>
+          <w:sz w:val="18"/>
+          <w:szCs w:val="18"/>
+        </w:rPr>
+        <w:t xml:space="preserve"> </w:t>
       </w:r>
       <w:r>
         <w:rPr>
@@ -239,13 +241,23 @@
           <w:szCs w:val="18"/>
         </w:rPr>
       </w:pPr>
-      <w:r>
-        <w:rPr>
-          <w:rFonts w:ascii="Arial" w:hAnsi="Arial" w:cs="Arial"/>
-          <w:sz w:val="18"/>
-          <w:szCs w:val="18"/>
-        </w:rPr>
-        <w:t>Hal : {</w:t>
+      <w:proofErr w:type="gramStart"/>
+      <w:r>
+        <w:rPr>
+          <w:rFonts w:ascii="Arial" w:hAnsi="Arial" w:cs="Arial"/>
+          <w:sz w:val="18"/>
+          <w:szCs w:val="18"/>
+        </w:rPr>
+        <w:t>Hal :</w:t>
+      </w:r>
+      <w:proofErr w:type="gramEnd"/>
+      <w:r>
+        <w:rPr>
+          <w:rFonts w:ascii="Arial" w:hAnsi="Arial" w:cs="Arial"/>
+          <w:sz w:val="18"/>
+          <w:szCs w:val="18"/>
+        </w:rPr>
+        <w:t xml:space="preserve"> {</w:t>
       </w:r>
       <w:proofErr w:type="spellStart"/>
       <w:r>
@@ -739,15 +751,33 @@
                 <w:sz w:val="18"/>
                 <w:szCs w:val="18"/>
               </w:rPr>
-              <w:t>{#pegawai}</w:t>
-            </w:r>
-            <w:r>
-              <w:rPr>
-                <w:rFonts w:ascii="Arial" w:hAnsi="Arial" w:cs="Arial"/>
-                <w:sz w:val="18"/>
-                <w:szCs w:val="18"/>
-              </w:rPr>
-              <w:t>{idx}</w:t>
+              <w:t>{#</w:t>
+            </w:r>
+            <w:proofErr w:type="gramStart"/>
+            <w:r>
+              <w:rPr>
+                <w:rFonts w:ascii="Arial" w:hAnsi="Arial" w:cs="Arial"/>
+                <w:sz w:val="18"/>
+                <w:szCs w:val="18"/>
+              </w:rPr>
+              <w:t>pegawai}</w:t>
+            </w:r>
+            <w:r>
+              <w:rPr>
+                <w:rFonts w:ascii="Arial" w:hAnsi="Arial" w:cs="Arial"/>
+                <w:sz w:val="18"/>
+                <w:szCs w:val="18"/>
+              </w:rPr>
+              <w:t>{</w:t>
+            </w:r>
+            <w:proofErr w:type="gramEnd"/>
+            <w:r>
+              <w:rPr>
+                <w:rFonts w:ascii="Arial" w:hAnsi="Arial" w:cs="Arial"/>
+                <w:sz w:val="18"/>
+                <w:szCs w:val="18"/>
+              </w:rPr>
+              <w:t>idx}</w:t>
             </w:r>
           </w:p>
         </w:tc>
@@ -1475,7 +1505,7 @@
           <w:sz w:val="18"/>
           <w:szCs w:val="18"/>
         </w:rPr>
-        <w:t>tglKPPN</w:t>
+        <w:t>tglKembaliTTD</w:t>
       </w:r>
       <w:proofErr w:type="spellEnd"/>
       <w:r>
@@ -1720,6 +1750,7 @@
         <w:t xml:space="preserve">. Rini Rosmini, </w:t>
       </w:r>
       <w:proofErr w:type="spellStart"/>
+      <w:proofErr w:type="gramStart"/>
       <w:r>
         <w:rPr>
           <w:rFonts w:ascii="Arial" w:hAnsi="Arial" w:cs="Arial"/>
@@ -1731,6 +1762,7 @@
         <w:t>S.Sy</w:t>
       </w:r>
       <w:proofErr w:type="spellEnd"/>
+      <w:proofErr w:type="gramEnd"/>
     </w:p>
     <w:p>
       <w:pPr>

--- a/public/nominatif-format.docx
+++ b/public/nominatif-format.docx
@@ -45,7 +45,7 @@
           <w:sz w:val="18"/>
           <w:szCs w:val="18"/>
         </w:rPr>
-        <w:t>KANTOR WILAYAH KEMENTERIAN HAJI DAN UMRAH PROVINSI JAWA BARAT</w:t>
+        <w:t>{namaKantor}</w:t>
       </w:r>
     </w:p>
     <w:p>
@@ -64,15 +64,15 @@
           <w:sz w:val="18"/>
           <w:szCs w:val="18"/>
         </w:rPr>
-        <w:t>TAHUN 202</w:t>
-      </w:r>
-      <w:r>
-        <w:rPr>
-          <w:rFonts w:ascii="Arial" w:hAnsi="Arial" w:cs="Arial"/>
-          <w:sz w:val="18"/>
-          <w:szCs w:val="18"/>
-        </w:rPr>
-        <w:t>6</w:t>
+        <w:t xml:space="preserve">TAHUN </w:t>
+      </w:r>
+      <w:r>
+        <w:rPr>
+          <w:rFonts w:ascii="Arial" w:hAnsi="Arial" w:cs="Arial"/>
+          <w:sz w:val="18"/>
+          <w:szCs w:val="18"/>
+        </w:rPr>
+        <w:t>{tahun}</w:t>
       </w:r>
     </w:p>
     <w:p>
@@ -95,77 +95,21 @@
           <w:szCs w:val="18"/>
         </w:rPr>
       </w:pPr>
-      <w:proofErr w:type="spellStart"/>
-      <w:r>
-        <w:rPr>
-          <w:rFonts w:ascii="Arial" w:hAnsi="Arial" w:cs="Arial"/>
-          <w:sz w:val="18"/>
-          <w:szCs w:val="18"/>
-        </w:rPr>
-        <w:t>Nomor</w:t>
-      </w:r>
-      <w:proofErr w:type="spellEnd"/>
-      <w:r>
-        <w:rPr>
-          <w:rFonts w:ascii="Arial" w:hAnsi="Arial" w:cs="Arial"/>
-          <w:sz w:val="18"/>
-          <w:szCs w:val="18"/>
-        </w:rPr>
-        <w:t xml:space="preserve"> Surat </w:t>
-      </w:r>
-      <w:proofErr w:type="spellStart"/>
-      <w:proofErr w:type="gramStart"/>
-      <w:r>
-        <w:rPr>
-          <w:rFonts w:ascii="Arial" w:hAnsi="Arial" w:cs="Arial"/>
-          <w:sz w:val="18"/>
-          <w:szCs w:val="18"/>
-        </w:rPr>
-        <w:t>Tugas</w:t>
-      </w:r>
-      <w:proofErr w:type="spellEnd"/>
-      <w:r>
-        <w:rPr>
-          <w:rFonts w:ascii="Arial" w:hAnsi="Arial" w:cs="Arial"/>
-          <w:sz w:val="18"/>
-          <w:szCs w:val="18"/>
-        </w:rPr>
-        <w:t xml:space="preserve"> :</w:t>
-      </w:r>
-      <w:proofErr w:type="gramEnd"/>
-      <w:r>
-        <w:rPr>
-          <w:rFonts w:ascii="Arial" w:hAnsi="Arial" w:cs="Arial"/>
-          <w:sz w:val="18"/>
-          <w:szCs w:val="18"/>
-        </w:rPr>
-        <w:t xml:space="preserve"> </w:t>
-      </w:r>
-      <w:r>
-        <w:rPr>
-          <w:rFonts w:ascii="Arial" w:hAnsi="Arial" w:cs="Arial"/>
-          <w:sz w:val="18"/>
-          <w:szCs w:val="18"/>
-        </w:rPr>
-        <w:t>{</w:t>
-      </w:r>
-      <w:proofErr w:type="spellStart"/>
-      <w:r>
-        <w:rPr>
-          <w:rFonts w:ascii="Arial" w:hAnsi="Arial" w:cs="Arial"/>
-          <w:sz w:val="18"/>
-          <w:szCs w:val="18"/>
-        </w:rPr>
-        <w:t>noSurat</w:t>
-      </w:r>
-      <w:proofErr w:type="spellEnd"/>
-      <w:r>
-        <w:rPr>
-          <w:rFonts w:ascii="Arial" w:hAnsi="Arial" w:cs="Arial"/>
-          <w:sz w:val="18"/>
-          <w:szCs w:val="18"/>
-        </w:rPr>
-        <w:t>}</w:t>
+      <w:r>
+        <w:rPr>
+          <w:rFonts w:ascii="Arial" w:hAnsi="Arial" w:cs="Arial"/>
+          <w:sz w:val="18"/>
+          <w:szCs w:val="18"/>
+        </w:rPr>
+        <w:t xml:space="preserve">Nomor Surat Tugas : </w:t>
+      </w:r>
+      <w:r>
+        <w:rPr>
+          <w:rFonts w:ascii="Arial" w:hAnsi="Arial" w:cs="Arial"/>
+          <w:sz w:val="18"/>
+          <w:szCs w:val="18"/>
+        </w:rPr>
+        <w:t>{noSurat}</w:t>
       </w:r>
     </w:p>
     <w:p>
@@ -177,59 +121,21 @@
           <w:szCs w:val="18"/>
         </w:rPr>
       </w:pPr>
-      <w:proofErr w:type="spellStart"/>
-      <w:proofErr w:type="gramStart"/>
-      <w:r>
-        <w:rPr>
-          <w:rFonts w:ascii="Arial" w:hAnsi="Arial" w:cs="Arial"/>
-          <w:sz w:val="18"/>
-          <w:szCs w:val="18"/>
-        </w:rPr>
-        <w:t>Tanggal</w:t>
-      </w:r>
-      <w:proofErr w:type="spellEnd"/>
-      <w:r>
-        <w:rPr>
-          <w:rFonts w:ascii="Arial" w:hAnsi="Arial" w:cs="Arial"/>
-          <w:sz w:val="18"/>
-          <w:szCs w:val="18"/>
-        </w:rPr>
-        <w:t xml:space="preserve"> :</w:t>
-      </w:r>
-      <w:proofErr w:type="gramEnd"/>
-      <w:r>
-        <w:rPr>
-          <w:rFonts w:ascii="Arial" w:hAnsi="Arial" w:cs="Arial"/>
-          <w:sz w:val="18"/>
-          <w:szCs w:val="18"/>
-        </w:rPr>
-        <w:t xml:space="preserve"> </w:t>
-      </w:r>
-      <w:r>
-        <w:rPr>
-          <w:rFonts w:ascii="Arial" w:hAnsi="Arial" w:cs="Arial"/>
-          <w:sz w:val="18"/>
-          <w:szCs w:val="18"/>
-        </w:rPr>
-        <w:t>{</w:t>
-      </w:r>
-      <w:proofErr w:type="spellStart"/>
-      <w:r>
-        <w:rPr>
-          <w:rFonts w:ascii="Arial" w:hAnsi="Arial" w:cs="Arial"/>
-          <w:sz w:val="18"/>
-          <w:szCs w:val="18"/>
-        </w:rPr>
-        <w:t>tglSurat</w:t>
-      </w:r>
-      <w:proofErr w:type="spellEnd"/>
-      <w:r>
-        <w:rPr>
-          <w:rFonts w:ascii="Arial" w:hAnsi="Arial" w:cs="Arial"/>
-          <w:sz w:val="18"/>
-          <w:szCs w:val="18"/>
-        </w:rPr>
-        <w:t>}</w:t>
+      <w:r>
+        <w:rPr>
+          <w:rFonts w:ascii="Arial" w:hAnsi="Arial" w:cs="Arial"/>
+          <w:sz w:val="18"/>
+          <w:szCs w:val="18"/>
+        </w:rPr>
+        <w:t xml:space="preserve">Tanggal : </w:t>
+      </w:r>
+      <w:r>
+        <w:rPr>
+          <w:rFonts w:ascii="Arial" w:hAnsi="Arial" w:cs="Arial"/>
+          <w:sz w:val="18"/>
+          <w:szCs w:val="18"/>
+        </w:rPr>
+        <w:t>{tglSurat}</w:t>
       </w:r>
     </w:p>
     <w:p>
@@ -241,62 +147,34 @@
           <w:szCs w:val="18"/>
         </w:rPr>
       </w:pPr>
-      <w:proofErr w:type="gramStart"/>
-      <w:r>
-        <w:rPr>
-          <w:rFonts w:ascii="Arial" w:hAnsi="Arial" w:cs="Arial"/>
-          <w:sz w:val="18"/>
-          <w:szCs w:val="18"/>
-        </w:rPr>
-        <w:t>Hal :</w:t>
-      </w:r>
-      <w:proofErr w:type="gramEnd"/>
-      <w:r>
-        <w:rPr>
-          <w:rFonts w:ascii="Arial" w:hAnsi="Arial" w:cs="Arial"/>
-          <w:sz w:val="18"/>
-          <w:szCs w:val="18"/>
-        </w:rPr>
-        <w:t xml:space="preserve"> {</w:t>
-      </w:r>
-      <w:proofErr w:type="spellStart"/>
-      <w:r>
-        <w:rPr>
-          <w:rFonts w:ascii="Arial" w:hAnsi="Arial" w:cs="Arial"/>
-          <w:sz w:val="18"/>
-          <w:szCs w:val="18"/>
-        </w:rPr>
-        <w:t>kegiatan</w:t>
-      </w:r>
-      <w:proofErr w:type="spellEnd"/>
-      <w:r>
-        <w:rPr>
-          <w:rFonts w:ascii="Arial" w:hAnsi="Arial" w:cs="Arial"/>
-          <w:sz w:val="18"/>
-          <w:szCs w:val="18"/>
-        </w:rPr>
-        <w:t>}</w:t>
+      <w:r>
+        <w:rPr>
+          <w:rFonts w:ascii="Arial" w:hAnsi="Arial" w:cs="Arial"/>
+          <w:sz w:val="18"/>
+          <w:szCs w:val="18"/>
+        </w:rPr>
+        <w:t>Hal : {kegiatan}</w:t>
       </w:r>
     </w:p>
     <w:tbl>
       <w:tblPr>
         <w:tblStyle w:val="TableGrid"/>
-        <w:tblW w:w="16297" w:type="dxa"/>
+        <w:tblW w:w="17856" w:type="dxa"/>
         <w:tblLayout w:type="fixed"/>
         <w:tblLook w:val="04A0" w:firstRow="1" w:lastRow="0" w:firstColumn="1" w:lastColumn="0" w:noHBand="0" w:noVBand="1"/>
       </w:tblPr>
       <w:tblGrid>
         <w:gridCol w:w="421"/>
-        <w:gridCol w:w="2693"/>
+        <w:gridCol w:w="3260"/>
         <w:gridCol w:w="709"/>
         <w:gridCol w:w="1984"/>
+        <w:gridCol w:w="2268"/>
         <w:gridCol w:w="1701"/>
-        <w:gridCol w:w="1559"/>
-        <w:gridCol w:w="1560"/>
+        <w:gridCol w:w="1701"/>
         <w:gridCol w:w="1417"/>
         <w:gridCol w:w="1418"/>
         <w:gridCol w:w="1417"/>
-        <w:gridCol w:w="1418"/>
+        <w:gridCol w:w="1560"/>
       </w:tblGrid>
       <w:tr>
         <w:trPr>
@@ -330,7 +208,7 @@
         </w:tc>
         <w:tc>
           <w:tcPr>
-            <w:tcW w:w="2693" w:type="dxa"/>
+            <w:tcW w:w="3260" w:type="dxa"/>
             <w:vMerge w:val="restart"/>
             <w:vAlign w:val="center"/>
           </w:tcPr>
@@ -405,6 +283,31 @@
         </w:tc>
         <w:tc>
           <w:tcPr>
+            <w:tcW w:w="2268" w:type="dxa"/>
+            <w:vMerge w:val="restart"/>
+            <w:vAlign w:val="center"/>
+          </w:tcPr>
+          <w:p>
+            <w:pPr>
+              <w:jc w:val="center"/>
+              <w:rPr>
+                <w:rFonts w:ascii="Arial" w:hAnsi="Arial" w:cs="Arial"/>
+                <w:sz w:val="18"/>
+                <w:szCs w:val="18"/>
+              </w:rPr>
+            </w:pPr>
+            <w:r>
+              <w:rPr>
+                <w:rFonts w:ascii="Arial" w:hAnsi="Arial" w:cs="Arial"/>
+                <w:sz w:val="18"/>
+                <w:szCs w:val="18"/>
+              </w:rPr>
+              <w:t>TUJUAN</w:t>
+            </w:r>
+          </w:p>
+        </w:tc>
+        <w:tc>
+          <w:tcPr>
             <w:tcW w:w="1701" w:type="dxa"/>
             <w:vMerge w:val="restart"/>
             <w:vAlign w:val="center"/>
@@ -424,38 +327,13 @@
                 <w:sz w:val="18"/>
                 <w:szCs w:val="18"/>
               </w:rPr>
-              <w:t>TUJUAN</w:t>
-            </w:r>
-          </w:p>
-        </w:tc>
-        <w:tc>
-          <w:tcPr>
-            <w:tcW w:w="1559" w:type="dxa"/>
-            <w:vMerge w:val="restart"/>
-            <w:vAlign w:val="center"/>
-          </w:tcPr>
-          <w:p>
-            <w:pPr>
-              <w:jc w:val="center"/>
-              <w:rPr>
-                <w:rFonts w:ascii="Arial" w:hAnsi="Arial" w:cs="Arial"/>
-                <w:sz w:val="18"/>
-                <w:szCs w:val="18"/>
-              </w:rPr>
-            </w:pPr>
-            <w:r>
-              <w:rPr>
-                <w:rFonts w:ascii="Arial" w:hAnsi="Arial" w:cs="Arial"/>
-                <w:sz w:val="18"/>
-                <w:szCs w:val="18"/>
-              </w:rPr>
               <w:t>TANGGAL BERANGKAT</w:t>
             </w:r>
           </w:p>
         </w:tc>
         <w:tc>
           <w:tcPr>
-            <w:tcW w:w="1560" w:type="dxa"/>
+            <w:tcW w:w="1701" w:type="dxa"/>
             <w:vMerge w:val="restart"/>
             <w:vAlign w:val="center"/>
           </w:tcPr>
@@ -505,7 +383,7 @@
         </w:tc>
         <w:tc>
           <w:tcPr>
-            <w:tcW w:w="1418" w:type="dxa"/>
+            <w:tcW w:w="1560" w:type="dxa"/>
             <w:vMerge w:val="restart"/>
             <w:vAlign w:val="center"/>
           </w:tcPr>
@@ -550,7 +428,7 @@
         </w:tc>
         <w:tc>
           <w:tcPr>
-            <w:tcW w:w="2693" w:type="dxa"/>
+            <w:tcW w:w="3260" w:type="dxa"/>
             <w:vMerge/>
           </w:tcPr>
           <w:p>
@@ -595,6 +473,21 @@
         </w:tc>
         <w:tc>
           <w:tcPr>
+            <w:tcW w:w="2268" w:type="dxa"/>
+            <w:vMerge/>
+          </w:tcPr>
+          <w:p>
+            <w:pPr>
+              <w:rPr>
+                <w:rFonts w:ascii="Arial" w:hAnsi="Arial" w:cs="Arial"/>
+                <w:sz w:val="18"/>
+                <w:szCs w:val="18"/>
+              </w:rPr>
+            </w:pPr>
+          </w:p>
+        </w:tc>
+        <w:tc>
+          <w:tcPr>
             <w:tcW w:w="1701" w:type="dxa"/>
             <w:vMerge/>
           </w:tcPr>
@@ -610,22 +503,7 @@
         </w:tc>
         <w:tc>
           <w:tcPr>
-            <w:tcW w:w="1559" w:type="dxa"/>
-            <w:vMerge/>
-          </w:tcPr>
-          <w:p>
-            <w:pPr>
-              <w:rPr>
-                <w:rFonts w:ascii="Arial" w:hAnsi="Arial" w:cs="Arial"/>
-                <w:sz w:val="18"/>
-                <w:szCs w:val="18"/>
-              </w:rPr>
-            </w:pPr>
-          </w:p>
-        </w:tc>
-        <w:tc>
-          <w:tcPr>
-            <w:tcW w:w="1560" w:type="dxa"/>
+            <w:tcW w:w="1701" w:type="dxa"/>
             <w:vMerge/>
           </w:tcPr>
           <w:p>
@@ -713,7 +591,7 @@
         </w:tc>
         <w:tc>
           <w:tcPr>
-            <w:tcW w:w="1418" w:type="dxa"/>
+            <w:tcW w:w="1560" w:type="dxa"/>
             <w:vMerge/>
           </w:tcPr>
           <w:p>
@@ -751,39 +629,21 @@
                 <w:sz w:val="18"/>
                 <w:szCs w:val="18"/>
               </w:rPr>
-              <w:t>{#</w:t>
-            </w:r>
-            <w:proofErr w:type="gramStart"/>
-            <w:r>
-              <w:rPr>
-                <w:rFonts w:ascii="Arial" w:hAnsi="Arial" w:cs="Arial"/>
-                <w:sz w:val="18"/>
-                <w:szCs w:val="18"/>
-              </w:rPr>
-              <w:t>pegawai}</w:t>
-            </w:r>
-            <w:r>
-              <w:rPr>
-                <w:rFonts w:ascii="Arial" w:hAnsi="Arial" w:cs="Arial"/>
-                <w:sz w:val="18"/>
-                <w:szCs w:val="18"/>
-              </w:rPr>
-              <w:t>{</w:t>
-            </w:r>
-            <w:proofErr w:type="gramEnd"/>
-            <w:r>
-              <w:rPr>
-                <w:rFonts w:ascii="Arial" w:hAnsi="Arial" w:cs="Arial"/>
-                <w:sz w:val="18"/>
-                <w:szCs w:val="18"/>
-              </w:rPr>
-              <w:t>idx}</w:t>
-            </w:r>
-          </w:p>
-        </w:tc>
-        <w:tc>
-          <w:tcPr>
-            <w:tcW w:w="2693" w:type="dxa"/>
+              <w:t>{#pegawai}</w:t>
+            </w:r>
+            <w:r>
+              <w:rPr>
+                <w:rFonts w:ascii="Arial" w:hAnsi="Arial" w:cs="Arial"/>
+                <w:sz w:val="18"/>
+                <w:szCs w:val="18"/>
+              </w:rPr>
+              <w:t>{idx}</w:t>
+            </w:r>
+          </w:p>
+        </w:tc>
+        <w:tc>
+          <w:tcPr>
+            <w:tcW w:w="3260" w:type="dxa"/>
           </w:tcPr>
           <w:p>
             <w:pPr>
@@ -824,25 +684,7 @@
                 <w:sz w:val="18"/>
                 <w:szCs w:val="18"/>
               </w:rPr>
-              <w:t>{</w:t>
-            </w:r>
-            <w:proofErr w:type="spellStart"/>
-            <w:r>
-              <w:rPr>
-                <w:rFonts w:ascii="Arial" w:hAnsi="Arial" w:cs="Arial"/>
-                <w:sz w:val="18"/>
-                <w:szCs w:val="18"/>
-              </w:rPr>
-              <w:t>gol</w:t>
-            </w:r>
-            <w:proofErr w:type="spellEnd"/>
-            <w:r>
-              <w:rPr>
-                <w:rFonts w:ascii="Arial" w:hAnsi="Arial" w:cs="Arial"/>
-                <w:sz w:val="18"/>
-                <w:szCs w:val="18"/>
-              </w:rPr>
-              <w:t>}</w:t>
+              <w:t>{gol}</w:t>
             </w:r>
           </w:p>
         </w:tc>
@@ -865,31 +707,13 @@
                 <w:sz w:val="18"/>
                 <w:szCs w:val="18"/>
               </w:rPr>
-              <w:t>{</w:t>
-            </w:r>
-            <w:proofErr w:type="spellStart"/>
-            <w:r>
-              <w:rPr>
-                <w:rFonts w:ascii="Arial" w:hAnsi="Arial" w:cs="Arial"/>
-                <w:sz w:val="18"/>
-                <w:szCs w:val="18"/>
-              </w:rPr>
-              <w:t>jabatan</w:t>
-            </w:r>
-            <w:proofErr w:type="spellEnd"/>
-            <w:r>
-              <w:rPr>
-                <w:rFonts w:ascii="Arial" w:hAnsi="Arial" w:cs="Arial"/>
-                <w:sz w:val="18"/>
-                <w:szCs w:val="18"/>
-              </w:rPr>
-              <w:t>}</w:t>
-            </w:r>
-          </w:p>
-        </w:tc>
-        <w:tc>
-          <w:tcPr>
-            <w:tcW w:w="1701" w:type="dxa"/>
+              <w:t>{jabatan}</w:t>
+            </w:r>
+          </w:p>
+        </w:tc>
+        <w:tc>
+          <w:tcPr>
+            <w:tcW w:w="2268" w:type="dxa"/>
           </w:tcPr>
           <w:p>
             <w:pPr>
@@ -907,31 +731,13 @@
                 <w:sz w:val="18"/>
                 <w:szCs w:val="18"/>
               </w:rPr>
-              <w:t>{</w:t>
-            </w:r>
-            <w:proofErr w:type="spellStart"/>
-            <w:r>
-              <w:rPr>
-                <w:rFonts w:ascii="Arial" w:hAnsi="Arial" w:cs="Arial"/>
-                <w:sz w:val="18"/>
-                <w:szCs w:val="18"/>
-              </w:rPr>
-              <w:t>tujuan</w:t>
-            </w:r>
-            <w:proofErr w:type="spellEnd"/>
-            <w:r>
-              <w:rPr>
-                <w:rFonts w:ascii="Arial" w:hAnsi="Arial" w:cs="Arial"/>
-                <w:sz w:val="18"/>
-                <w:szCs w:val="18"/>
-              </w:rPr>
-              <w:t>}</w:t>
-            </w:r>
-          </w:p>
-        </w:tc>
-        <w:tc>
-          <w:tcPr>
-            <w:tcW w:w="1559" w:type="dxa"/>
+              <w:t>{tujuan}</w:t>
+            </w:r>
+          </w:p>
+        </w:tc>
+        <w:tc>
+          <w:tcPr>
+            <w:tcW w:w="1701" w:type="dxa"/>
           </w:tcPr>
           <w:p>
             <w:pPr>
@@ -949,31 +755,13 @@
                 <w:sz w:val="18"/>
                 <w:szCs w:val="18"/>
               </w:rPr>
-              <w:t>{</w:t>
-            </w:r>
-            <w:proofErr w:type="spellStart"/>
-            <w:r>
-              <w:rPr>
-                <w:rFonts w:ascii="Arial" w:hAnsi="Arial" w:cs="Arial"/>
-                <w:sz w:val="18"/>
-                <w:szCs w:val="18"/>
-              </w:rPr>
-              <w:t>tglBerangkat</w:t>
-            </w:r>
-            <w:proofErr w:type="spellEnd"/>
-            <w:r>
-              <w:rPr>
-                <w:rFonts w:ascii="Arial" w:hAnsi="Arial" w:cs="Arial"/>
-                <w:sz w:val="18"/>
-                <w:szCs w:val="18"/>
-              </w:rPr>
-              <w:t>}</w:t>
-            </w:r>
-          </w:p>
-        </w:tc>
-        <w:tc>
-          <w:tcPr>
-            <w:tcW w:w="1560" w:type="dxa"/>
+              <w:t>{tglBerangkat}</w:t>
+            </w:r>
+          </w:p>
+        </w:tc>
+        <w:tc>
+          <w:tcPr>
+            <w:tcW w:w="1701" w:type="dxa"/>
           </w:tcPr>
           <w:p>
             <w:pPr>
@@ -991,18 +779,39 @@
                 <w:sz w:val="18"/>
                 <w:szCs w:val="18"/>
               </w:rPr>
-              <w:t>{</w:t>
-            </w:r>
-            <w:proofErr w:type="spellStart"/>
-            <w:r>
-              <w:rPr>
-                <w:rFonts w:ascii="Arial" w:hAnsi="Arial" w:cs="Arial"/>
-                <w:sz w:val="18"/>
-                <w:szCs w:val="18"/>
-              </w:rPr>
-              <w:t>tglKembali</w:t>
-            </w:r>
-            <w:proofErr w:type="spellEnd"/>
+              <w:t>{tglKembali}</w:t>
+            </w:r>
+          </w:p>
+        </w:tc>
+        <w:tc>
+          <w:tcPr>
+            <w:tcW w:w="1417" w:type="dxa"/>
+          </w:tcPr>
+          <w:p>
+            <w:pPr>
+              <w:spacing w:before="40" w:after="40"/>
+              <w:rPr>
+                <w:rFonts w:ascii="Arial" w:hAnsi="Arial" w:cs="Arial"/>
+                <w:sz w:val="18"/>
+                <w:szCs w:val="18"/>
+              </w:rPr>
+            </w:pPr>
+            <w:r>
+              <w:rPr>
+                <w:rFonts w:ascii="Arial" w:hAnsi="Arial" w:cs="Arial"/>
+                <w:sz w:val="18"/>
+                <w:szCs w:val="18"/>
+              </w:rPr>
+              <w:t>{uh</w:t>
+            </w:r>
+            <w:r>
+              <w:rPr>
+                <w:rFonts w:ascii="Arial" w:hAnsi="Arial" w:cs="Arial"/>
+                <w:sz w:val="18"/>
+                <w:szCs w:val="18"/>
+              </w:rPr>
+              <w:t>Format</w:t>
+            </w:r>
             <w:r>
               <w:rPr>
                 <w:rFonts w:ascii="Arial" w:hAnsi="Arial" w:cs="Arial"/>
@@ -1015,6 +824,45 @@
         </w:tc>
         <w:tc>
           <w:tcPr>
+            <w:tcW w:w="1418" w:type="dxa"/>
+          </w:tcPr>
+          <w:p>
+            <w:pPr>
+              <w:spacing w:before="40" w:after="40"/>
+              <w:rPr>
+                <w:rFonts w:ascii="Arial" w:hAnsi="Arial" w:cs="Arial"/>
+                <w:sz w:val="18"/>
+                <w:szCs w:val="18"/>
+              </w:rPr>
+            </w:pPr>
+            <w:r>
+              <w:rPr>
+                <w:rFonts w:ascii="Arial" w:hAnsi="Arial" w:cs="Arial"/>
+                <w:sz w:val="18"/>
+                <w:szCs w:val="18"/>
+              </w:rPr>
+              <w:t>{biayaTrans</w:t>
+            </w:r>
+            <w:r>
+              <w:rPr>
+                <w:rFonts w:ascii="Arial" w:hAnsi="Arial" w:cs="Arial"/>
+                <w:sz w:val="18"/>
+                <w:szCs w:val="18"/>
+              </w:rPr>
+              <w:t>Format</w:t>
+            </w:r>
+            <w:r>
+              <w:rPr>
+                <w:rFonts w:ascii="Arial" w:hAnsi="Arial" w:cs="Arial"/>
+                <w:sz w:val="18"/>
+                <w:szCs w:val="18"/>
+              </w:rPr>
+              <w:t>}</w:t>
+            </w:r>
+          </w:p>
+        </w:tc>
+        <w:tc>
+          <w:tcPr>
             <w:tcW w:w="1417" w:type="dxa"/>
           </w:tcPr>
           <w:p>
@@ -1032,16 +880,7 @@
                 <w:sz w:val="18"/>
                 <w:szCs w:val="18"/>
               </w:rPr>
-              <w:t>{</w:t>
-            </w:r>
-            <w:proofErr w:type="spellStart"/>
-            <w:r>
-              <w:rPr>
-                <w:rFonts w:ascii="Arial" w:hAnsi="Arial" w:cs="Arial"/>
-                <w:sz w:val="18"/>
-                <w:szCs w:val="18"/>
-              </w:rPr>
-              <w:t>uh</w:t>
+              <w:t>{biayaPeng</w:t>
             </w:r>
             <w:r>
               <w:rPr>
@@ -1051,7 +890,6 @@
               </w:rPr>
               <w:t>Format</w:t>
             </w:r>
-            <w:proofErr w:type="spellEnd"/>
             <w:r>
               <w:rPr>
                 <w:rFonts w:ascii="Arial" w:hAnsi="Arial" w:cs="Arial"/>
@@ -1064,7 +902,7 @@
         </w:tc>
         <w:tc>
           <w:tcPr>
-            <w:tcW w:w="1418" w:type="dxa"/>
+            <w:tcW w:w="1560" w:type="dxa"/>
           </w:tcPr>
           <w:p>
             <w:pPr>
@@ -1081,16 +919,7 @@
                 <w:sz w:val="18"/>
                 <w:szCs w:val="18"/>
               </w:rPr>
-              <w:t>{</w:t>
-            </w:r>
-            <w:proofErr w:type="spellStart"/>
-            <w:r>
-              <w:rPr>
-                <w:rFonts w:ascii="Arial" w:hAnsi="Arial" w:cs="Arial"/>
-                <w:sz w:val="18"/>
-                <w:szCs w:val="18"/>
-              </w:rPr>
-              <w:t>biayaTrans</w:t>
+              <w:t>{jumlah</w:t>
             </w:r>
             <w:r>
               <w:rPr>
@@ -1100,7 +929,6 @@
               </w:rPr>
               <w:t>Format</w:t>
             </w:r>
-            <w:proofErr w:type="spellEnd"/>
             <w:r>
               <w:rPr>
                 <w:rFonts w:ascii="Arial" w:hAnsi="Arial" w:cs="Arial"/>
@@ -1109,129 +937,13 @@
               </w:rPr>
               <w:t>}</w:t>
             </w:r>
-          </w:p>
-        </w:tc>
-        <w:tc>
-          <w:tcPr>
-            <w:tcW w:w="1417" w:type="dxa"/>
-          </w:tcPr>
-          <w:p>
-            <w:pPr>
-              <w:spacing w:before="40" w:after="40"/>
-              <w:rPr>
-                <w:rFonts w:ascii="Arial" w:hAnsi="Arial" w:cs="Arial"/>
-                <w:sz w:val="18"/>
-                <w:szCs w:val="18"/>
-              </w:rPr>
-            </w:pPr>
-            <w:r>
-              <w:rPr>
-                <w:rFonts w:ascii="Arial" w:hAnsi="Arial" w:cs="Arial"/>
-                <w:sz w:val="18"/>
-                <w:szCs w:val="18"/>
-              </w:rPr>
-              <w:t>{</w:t>
-            </w:r>
-            <w:proofErr w:type="spellStart"/>
-            <w:r>
-              <w:rPr>
-                <w:rFonts w:ascii="Arial" w:hAnsi="Arial" w:cs="Arial"/>
-                <w:sz w:val="18"/>
-                <w:szCs w:val="18"/>
-              </w:rPr>
-              <w:t>biayaPeng</w:t>
-            </w:r>
-            <w:r>
-              <w:rPr>
-                <w:rFonts w:ascii="Arial" w:hAnsi="Arial" w:cs="Arial"/>
-                <w:sz w:val="18"/>
-                <w:szCs w:val="18"/>
-              </w:rPr>
-              <w:t>Format</w:t>
-            </w:r>
-            <w:proofErr w:type="spellEnd"/>
-            <w:r>
-              <w:rPr>
-                <w:rFonts w:ascii="Arial" w:hAnsi="Arial" w:cs="Arial"/>
-                <w:sz w:val="18"/>
-                <w:szCs w:val="18"/>
-              </w:rPr>
-              <w:t>}</w:t>
-            </w:r>
-          </w:p>
-        </w:tc>
-        <w:tc>
-          <w:tcPr>
-            <w:tcW w:w="1418" w:type="dxa"/>
-          </w:tcPr>
-          <w:p>
-            <w:pPr>
-              <w:spacing w:before="40" w:after="40"/>
-              <w:rPr>
-                <w:rFonts w:ascii="Arial" w:hAnsi="Arial" w:cs="Arial"/>
-                <w:sz w:val="18"/>
-                <w:szCs w:val="18"/>
-              </w:rPr>
-            </w:pPr>
-            <w:r>
-              <w:rPr>
-                <w:rFonts w:ascii="Arial" w:hAnsi="Arial" w:cs="Arial"/>
-                <w:sz w:val="18"/>
-                <w:szCs w:val="18"/>
-              </w:rPr>
-              <w:t>{</w:t>
-            </w:r>
-            <w:proofErr w:type="spellStart"/>
-            <w:r>
-              <w:rPr>
-                <w:rFonts w:ascii="Arial" w:hAnsi="Arial" w:cs="Arial"/>
-                <w:sz w:val="18"/>
-                <w:szCs w:val="18"/>
-              </w:rPr>
-              <w:t>jumlah</w:t>
-            </w:r>
-            <w:r>
-              <w:rPr>
-                <w:rFonts w:ascii="Arial" w:hAnsi="Arial" w:cs="Arial"/>
-                <w:sz w:val="18"/>
-                <w:szCs w:val="18"/>
-              </w:rPr>
-              <w:t>Format</w:t>
-            </w:r>
-            <w:proofErr w:type="spellEnd"/>
-            <w:r>
-              <w:rPr>
-                <w:rFonts w:ascii="Arial" w:hAnsi="Arial" w:cs="Arial"/>
-                <w:sz w:val="18"/>
-                <w:szCs w:val="18"/>
-              </w:rPr>
-              <w:t>}</w:t>
-            </w:r>
-            <w:r>
-              <w:rPr>
-                <w:rFonts w:ascii="Arial" w:hAnsi="Arial" w:cs="Arial"/>
-                <w:sz w:val="18"/>
-                <w:szCs w:val="18"/>
-              </w:rPr>
-              <w:t>{/</w:t>
-            </w:r>
-            <w:proofErr w:type="spellStart"/>
-            <w:r>
-              <w:rPr>
-                <w:rFonts w:ascii="Arial" w:hAnsi="Arial" w:cs="Arial"/>
-                <w:sz w:val="18"/>
-                <w:szCs w:val="18"/>
-              </w:rPr>
-              <w:t>pegawai</w:t>
-            </w:r>
-            <w:proofErr w:type="spellEnd"/>
-            <w:r>
-              <w:rPr>
-                <w:rFonts w:ascii="Arial" w:hAnsi="Arial" w:cs="Arial"/>
-                <w:sz w:val="18"/>
-                <w:szCs w:val="18"/>
-              </w:rPr>
-              <w:t>}</w:t>
+            <w:r>
+              <w:rPr>
+                <w:rFonts w:ascii="Arial" w:hAnsi="Arial" w:cs="Arial"/>
+                <w:sz w:val="18"/>
+                <w:szCs w:val="18"/>
+              </w:rPr>
+              <w:t>{/pegawai}</w:t>
             </w:r>
           </w:p>
         </w:tc>
@@ -1242,7 +954,7 @@
         </w:trPr>
         <w:tc>
           <w:tcPr>
-            <w:tcW w:w="10627" w:type="dxa"/>
+            <w:tcW w:w="12044" w:type="dxa"/>
             <w:gridSpan w:val="7"/>
             <w:vAlign w:val="center"/>
           </w:tcPr>
@@ -1285,25 +997,7 @@
                 <w:sz w:val="18"/>
                 <w:szCs w:val="18"/>
               </w:rPr>
-              <w:t>{</w:t>
-            </w:r>
-            <w:proofErr w:type="spellStart"/>
-            <w:r>
-              <w:rPr>
-                <w:rFonts w:ascii="Arial" w:hAnsi="Arial" w:cs="Arial"/>
-                <w:sz w:val="18"/>
-                <w:szCs w:val="18"/>
-              </w:rPr>
-              <w:t>uhTotal</w:t>
-            </w:r>
-            <w:proofErr w:type="spellEnd"/>
-            <w:r>
-              <w:rPr>
-                <w:rFonts w:ascii="Arial" w:hAnsi="Arial" w:cs="Arial"/>
-                <w:sz w:val="18"/>
-                <w:szCs w:val="18"/>
-              </w:rPr>
-              <w:t>}</w:t>
+              <w:t>{uhTotal}</w:t>
             </w:r>
           </w:p>
         </w:tc>
@@ -1326,25 +1020,7 @@
                 <w:sz w:val="18"/>
                 <w:szCs w:val="18"/>
               </w:rPr>
-              <w:t>{</w:t>
-            </w:r>
-            <w:proofErr w:type="spellStart"/>
-            <w:r>
-              <w:rPr>
-                <w:rFonts w:ascii="Arial" w:hAnsi="Arial" w:cs="Arial"/>
-                <w:sz w:val="18"/>
-                <w:szCs w:val="18"/>
-              </w:rPr>
-              <w:t>transTotal</w:t>
-            </w:r>
-            <w:proofErr w:type="spellEnd"/>
-            <w:r>
-              <w:rPr>
-                <w:rFonts w:ascii="Arial" w:hAnsi="Arial" w:cs="Arial"/>
-                <w:sz w:val="18"/>
-                <w:szCs w:val="18"/>
-              </w:rPr>
-              <w:t>}</w:t>
+              <w:t>{transTotal}</w:t>
             </w:r>
           </w:p>
         </w:tc>
@@ -1367,31 +1043,13 @@
                 <w:sz w:val="18"/>
                 <w:szCs w:val="18"/>
               </w:rPr>
-              <w:t>{</w:t>
-            </w:r>
-            <w:proofErr w:type="spellStart"/>
-            <w:r>
-              <w:rPr>
-                <w:rFonts w:ascii="Arial" w:hAnsi="Arial" w:cs="Arial"/>
-                <w:sz w:val="18"/>
-                <w:szCs w:val="18"/>
-              </w:rPr>
-              <w:t>pengTotal</w:t>
-            </w:r>
-            <w:proofErr w:type="spellEnd"/>
-            <w:r>
-              <w:rPr>
-                <w:rFonts w:ascii="Arial" w:hAnsi="Arial" w:cs="Arial"/>
-                <w:sz w:val="18"/>
-                <w:szCs w:val="18"/>
-              </w:rPr>
-              <w:t>}</w:t>
-            </w:r>
-          </w:p>
-        </w:tc>
-        <w:tc>
-          <w:tcPr>
-            <w:tcW w:w="1418" w:type="dxa"/>
+              <w:t>{pengTotal}</w:t>
+            </w:r>
+          </w:p>
+        </w:tc>
+        <w:tc>
+          <w:tcPr>
+            <w:tcW w:w="1560" w:type="dxa"/>
           </w:tcPr>
           <w:p>
             <w:pPr>
@@ -1408,25 +1066,7 @@
                 <w:sz w:val="18"/>
                 <w:szCs w:val="18"/>
               </w:rPr>
-              <w:t>{</w:t>
-            </w:r>
-            <w:proofErr w:type="spellStart"/>
-            <w:r>
-              <w:rPr>
-                <w:rFonts w:ascii="Arial" w:hAnsi="Arial" w:cs="Arial"/>
-                <w:sz w:val="18"/>
-                <w:szCs w:val="18"/>
-              </w:rPr>
-              <w:t>jumlahAll</w:t>
-            </w:r>
-            <w:proofErr w:type="spellEnd"/>
-            <w:r>
-              <w:rPr>
-                <w:rFonts w:ascii="Arial" w:hAnsi="Arial" w:cs="Arial"/>
-                <w:sz w:val="18"/>
-                <w:szCs w:val="18"/>
-              </w:rPr>
-              <w:t>}</w:t>
+              <w:t>{jumlahAll}</w:t>
             </w:r>
           </w:p>
         </w:tc>
@@ -1446,7 +1086,7 @@
       <w:pPr>
         <w:tabs>
           <w:tab w:val="left" w:pos="567"/>
-          <w:tab w:val="left" w:pos="11624"/>
+          <w:tab w:val="left" w:pos="12758"/>
         </w:tabs>
         <w:spacing w:before="40" w:after="40" w:line="240" w:lineRule="auto"/>
         <w:rPr>
@@ -1462,17 +1102,8 @@
           <w:szCs w:val="18"/>
         </w:rPr>
         <w:tab/>
-      </w:r>
-      <w:proofErr w:type="spellStart"/>
-      <w:r>
-        <w:rPr>
-          <w:rFonts w:ascii="Arial" w:hAnsi="Arial" w:cs="Arial"/>
-          <w:sz w:val="18"/>
-          <w:szCs w:val="18"/>
-        </w:rPr>
         <w:t>Mengetahui</w:t>
       </w:r>
-      <w:proofErr w:type="spellEnd"/>
       <w:r>
         <w:rPr>
           <w:rFonts w:ascii="Arial" w:hAnsi="Arial" w:cs="Arial"/>
@@ -1498,7 +1129,6 @@
         </w:rPr>
         <w:t>{</w:t>
       </w:r>
-      <w:proofErr w:type="spellStart"/>
       <w:r>
         <w:rPr>
           <w:rFonts w:ascii="Arial" w:hAnsi="Arial" w:cs="Arial"/>
@@ -1507,7 +1137,6 @@
         </w:rPr>
         <w:t>tglKembaliTTD</w:t>
       </w:r>
-      <w:proofErr w:type="spellEnd"/>
       <w:r>
         <w:rPr>
           <w:rFonts w:ascii="Arial" w:hAnsi="Arial" w:cs="Arial"/>
@@ -1521,7 +1150,7 @@
       <w:pPr>
         <w:tabs>
           <w:tab w:val="left" w:pos="567"/>
-          <w:tab w:val="left" w:pos="11624"/>
+          <w:tab w:val="left" w:pos="12758"/>
         </w:tabs>
         <w:spacing w:before="40" w:after="40" w:line="240" w:lineRule="auto"/>
         <w:rPr>
@@ -1537,53 +1166,8 @@
           <w:szCs w:val="18"/>
         </w:rPr>
         <w:tab/>
-      </w:r>
-      <w:proofErr w:type="spellStart"/>
-      <w:r>
-        <w:rPr>
-          <w:rFonts w:ascii="Arial" w:hAnsi="Arial" w:cs="Arial"/>
-          <w:sz w:val="18"/>
-          <w:szCs w:val="18"/>
-        </w:rPr>
-        <w:t>Pejabat</w:t>
-      </w:r>
-      <w:proofErr w:type="spellEnd"/>
-      <w:r>
-        <w:rPr>
-          <w:rFonts w:ascii="Arial" w:hAnsi="Arial" w:cs="Arial"/>
-          <w:sz w:val="18"/>
-          <w:szCs w:val="18"/>
-        </w:rPr>
-        <w:t xml:space="preserve"> </w:t>
-      </w:r>
-      <w:proofErr w:type="spellStart"/>
-      <w:r>
-        <w:rPr>
-          <w:rFonts w:ascii="Arial" w:hAnsi="Arial" w:cs="Arial"/>
-          <w:sz w:val="18"/>
-          <w:szCs w:val="18"/>
-        </w:rPr>
-        <w:t>Pembuat</w:t>
-      </w:r>
-      <w:proofErr w:type="spellEnd"/>
-      <w:r>
-        <w:rPr>
-          <w:rFonts w:ascii="Arial" w:hAnsi="Arial" w:cs="Arial"/>
-          <w:sz w:val="18"/>
-          <w:szCs w:val="18"/>
-        </w:rPr>
-        <w:t xml:space="preserve"> </w:t>
-      </w:r>
-      <w:proofErr w:type="spellStart"/>
-      <w:r>
-        <w:rPr>
-          <w:rFonts w:ascii="Arial" w:hAnsi="Arial" w:cs="Arial"/>
-          <w:sz w:val="18"/>
-          <w:szCs w:val="18"/>
-        </w:rPr>
-        <w:t>Komitmen</w:t>
-      </w:r>
-      <w:proofErr w:type="spellEnd"/>
+        <w:t>Pejabat Pembuat Komitmen</w:t>
+      </w:r>
       <w:r>
         <w:rPr>
           <w:rFonts w:ascii="Arial" w:hAnsi="Arial" w:cs="Arial"/>
@@ -1591,41 +1175,14 @@
           <w:szCs w:val="18"/>
         </w:rPr>
         <w:tab/>
-      </w:r>
-      <w:proofErr w:type="spellStart"/>
-      <w:r>
-        <w:rPr>
-          <w:rFonts w:ascii="Arial" w:hAnsi="Arial" w:cs="Arial"/>
-          <w:sz w:val="18"/>
-          <w:szCs w:val="18"/>
-        </w:rPr>
-        <w:t>Bendahara</w:t>
-      </w:r>
-      <w:proofErr w:type="spellEnd"/>
-      <w:r>
-        <w:rPr>
-          <w:rFonts w:ascii="Arial" w:hAnsi="Arial" w:cs="Arial"/>
-          <w:sz w:val="18"/>
-          <w:szCs w:val="18"/>
-        </w:rPr>
-        <w:t xml:space="preserve"> </w:t>
-      </w:r>
-      <w:proofErr w:type="spellStart"/>
-      <w:r>
-        <w:rPr>
-          <w:rFonts w:ascii="Arial" w:hAnsi="Arial" w:cs="Arial"/>
-          <w:sz w:val="18"/>
-          <w:szCs w:val="18"/>
-        </w:rPr>
-        <w:t>Pengeluaran</w:t>
-      </w:r>
-      <w:proofErr w:type="spellEnd"/>
+        <w:t>Bendahara Pengeluaran</w:t>
+      </w:r>
     </w:p>
     <w:p>
       <w:pPr>
         <w:tabs>
           <w:tab w:val="left" w:pos="567"/>
-          <w:tab w:val="left" w:pos="11624"/>
+          <w:tab w:val="left" w:pos="12758"/>
         </w:tabs>
         <w:spacing w:before="40" w:after="40" w:line="240" w:lineRule="auto"/>
         <w:rPr>
@@ -1639,7 +1196,7 @@
       <w:pPr>
         <w:tabs>
           <w:tab w:val="left" w:pos="567"/>
-          <w:tab w:val="left" w:pos="11624"/>
+          <w:tab w:val="left" w:pos="12758"/>
         </w:tabs>
         <w:spacing w:before="40" w:after="40" w:line="240" w:lineRule="auto"/>
         <w:rPr>
@@ -1653,7 +1210,7 @@
       <w:pPr>
         <w:tabs>
           <w:tab w:val="left" w:pos="567"/>
-          <w:tab w:val="left" w:pos="11624"/>
+          <w:tab w:val="left" w:pos="12758"/>
         </w:tabs>
         <w:spacing w:before="40" w:after="40" w:line="240" w:lineRule="auto"/>
         <w:rPr>
@@ -1675,7 +1232,7 @@
       <w:pPr>
         <w:tabs>
           <w:tab w:val="left" w:pos="567"/>
-          <w:tab w:val="left" w:pos="11624"/>
+          <w:tab w:val="left" w:pos="12758"/>
         </w:tabs>
         <w:spacing w:before="40" w:after="40" w:line="240" w:lineRule="auto"/>
         <w:rPr>
@@ -1689,7 +1246,7 @@
       <w:pPr>
         <w:tabs>
           <w:tab w:val="left" w:pos="567"/>
-          <w:tab w:val="left" w:pos="11624"/>
+          <w:tab w:val="left" w:pos="12758"/>
         </w:tabs>
         <w:spacing w:before="40" w:after="40" w:line="240" w:lineRule="auto"/>
         <w:rPr>
@@ -1727,7 +1284,6 @@
         </w:rPr>
         <w:tab/>
       </w:r>
-      <w:proofErr w:type="spellStart"/>
       <w:r>
         <w:rPr>
           <w:rFonts w:ascii="Arial" w:hAnsi="Arial" w:cs="Arial"/>
@@ -1736,39 +1292,14 @@
           <w:sz w:val="18"/>
           <w:szCs w:val="18"/>
         </w:rPr>
-        <w:t>Hj</w:t>
-      </w:r>
-      <w:proofErr w:type="spellEnd"/>
-      <w:r>
-        <w:rPr>
-          <w:rFonts w:ascii="Arial" w:hAnsi="Arial" w:cs="Arial"/>
-          <w:b/>
-          <w:bCs/>
-          <w:sz w:val="18"/>
-          <w:szCs w:val="18"/>
-        </w:rPr>
-        <w:t xml:space="preserve">. Rini Rosmini, </w:t>
-      </w:r>
-      <w:proofErr w:type="spellStart"/>
-      <w:proofErr w:type="gramStart"/>
-      <w:r>
-        <w:rPr>
-          <w:rFonts w:ascii="Arial" w:hAnsi="Arial" w:cs="Arial"/>
-          <w:b/>
-          <w:bCs/>
-          <w:sz w:val="18"/>
-          <w:szCs w:val="18"/>
-        </w:rPr>
-        <w:t>S.Sy</w:t>
-      </w:r>
-      <w:proofErr w:type="spellEnd"/>
-      <w:proofErr w:type="gramEnd"/>
+        <w:t>Hj. Rini Rosmini, S.Sy</w:t>
+      </w:r>
     </w:p>
     <w:p>
       <w:pPr>
         <w:tabs>
           <w:tab w:val="left" w:pos="567"/>
-          <w:tab w:val="left" w:pos="11624"/>
+          <w:tab w:val="left" w:pos="12758"/>
         </w:tabs>
         <w:spacing w:before="40" w:after="40" w:line="240" w:lineRule="auto"/>
         <w:rPr>
@@ -1814,7 +1345,7 @@
       </w:r>
     </w:p>
     <w:sectPr>
-      <w:pgSz w:w="16838" w:h="11906" w:orient="landscape"/>
+      <w:pgSz w:w="18711" w:h="11907" w:orient="landscape"/>
       <w:pgMar w:top="567" w:right="340" w:bottom="567" w:left="340" w:header="709" w:footer="709" w:gutter="0"/>
       <w:cols w:space="708"/>
       <w:docGrid w:linePitch="360"/>
@@ -2426,6 +1957,7 @@
   <w:style w:type="character" w:default="1" w:styleId="DefaultParagraphFont">
     <w:name w:val="Default Paragraph Font"/>
     <w:uiPriority w:val="1"/>
+    <w:semiHidden/>
     <w:unhideWhenUsed/>
   </w:style>
   <w:style w:type="table" w:default="1" w:styleId="TableNormal">

--- a/public/nominatif-format.docx
+++ b/public/nominatif-format.docx
@@ -1,6 +1,6 @@
 
 <file path=word/document.xml><?xml version="1.0" encoding="utf-8"?>
-<w:document xmlns:wpc="http://schemas.microsoft.com/office/word/2010/wordprocessingCanvas" xmlns:cx="http://schemas.microsoft.com/office/drawing/2014/chartex" xmlns:cx1="http://schemas.microsoft.com/office/drawing/2015/9/8/chartex" xmlns:cx2="http://schemas.microsoft.com/office/drawing/2015/10/21/chartex" xmlns:cx3="http://schemas.microsoft.com/office/drawing/2016/5/9/chartex" xmlns:cx4="http://schemas.microsoft.com/office/drawing/2016/5/10/chartex" xmlns:cx5="http://schemas.microsoft.com/office/drawing/2016/5/11/chartex" xmlns:cx6="http://schemas.microsoft.com/office/drawing/2016/5/12/chartex" xmlns:cx7="http://schemas.microsoft.com/office/drawing/2016/5/13/chartex" xmlns:cx8="http://schemas.microsoft.com/office/drawing/2016/5/14/chartex" xmlns:mc="http://schemas.openxmlformats.org/markup-compatibility/2006" xmlns:aink="http://schemas.microsoft.com/office/drawing/2016/ink" xmlns:am3d="http://schemas.microsoft.com/office/drawing/2017/model3d" xmlns:o="urn:schemas-microsoft-com:office:office" xmlns:oel="http://schemas.microsoft.com/office/2019/extlst" xmlns:r="http://schemas.openxmlformats.org/officeDocument/2006/relationships" xmlns:m="http://schemas.openxmlformats.org/officeDocument/2006/math" xmlns:v="urn:schemas-microsoft-com:vml" xmlns:wp14="http://schemas.microsoft.com/office/word/2010/wordprocessingDrawing" xmlns:wp="http://schemas.openxmlformats.org/drawingml/2006/wordprocessingDrawing" xmlns:w10="urn:schemas-microsoft-com:office:word" xmlns:w="http://schemas.openxmlformats.org/wordprocessingml/2006/main" xmlns:w14="http://schemas.microsoft.com/office/word/2010/wordml" xmlns:w15="http://schemas.microsoft.com/office/word/2012/wordml" xmlns:w16cex="http://schemas.microsoft.com/office/word/2018/wordml/cex" xmlns:w16cid="http://schemas.microsoft.com/office/word/2016/wordml/cid" xmlns:w16="http://schemas.microsoft.com/office/word/2018/wordml" xmlns:w16du="http://schemas.microsoft.com/office/word/2023/wordml/word16du" xmlns:w16sdtdh="http://schemas.microsoft.com/office/word/2020/wordml/sdtdatahash" xmlns:w16sdtfl="http://schemas.microsoft.com/office/word/2024/wordml/sdtformatlock" xmlns:w16se="http://schemas.microsoft.com/office/word/2015/wordml/symex" xmlns:wpg="http://schemas.microsoft.com/office/word/2010/wordprocessingGroup" xmlns:wpi="http://schemas.microsoft.com/office/word/2010/wordprocessingInk" xmlns:wne="http://schemas.microsoft.com/office/word/2006/wordml" xmlns:wps="http://schemas.microsoft.com/office/word/2010/wordprocessingShape" mc:Ignorable="w14 w15 w16se w16cid w16 w16cex w16sdtdh w16sdtfl w16du wp14">
+<w:document xmlns:wpc="http://schemas.microsoft.com/office/word/2010/wordprocessingCanvas" xmlns:cx="http://schemas.microsoft.com/office/drawing/2014/chartex" xmlns:cx1="http://schemas.microsoft.com/office/drawing/2015/9/8/chartex" xmlns:cx2="http://schemas.microsoft.com/office/drawing/2015/10/21/chartex" xmlns:cx3="http://schemas.microsoft.com/office/drawing/2016/5/9/chartex" xmlns:cx4="http://schemas.microsoft.com/office/drawing/2016/5/10/chartex" xmlns:cx5="http://schemas.microsoft.com/office/drawing/2016/5/11/chartex" xmlns:cx6="http://schemas.microsoft.com/office/drawing/2016/5/12/chartex" xmlns:cx7="http://schemas.microsoft.com/office/drawing/2016/5/13/chartex" xmlns:cx8="http://schemas.microsoft.com/office/drawing/2016/5/14/chartex" xmlns:mc="http://schemas.openxmlformats.org/markup-compatibility/2006" xmlns:aink="http://schemas.microsoft.com/office/drawing/2016/ink" xmlns:am3d="http://schemas.microsoft.com/office/drawing/2017/model3d" xmlns:o="urn:schemas-microsoft-com:office:office" xmlns:oel="http://schemas.microsoft.com/office/2019/extlst" xmlns:r="http://schemas.openxmlformats.org/officeDocument/2006/relationships" xmlns:m="http://schemas.openxmlformats.org/officeDocument/2006/math" xmlns:v="urn:schemas-microsoft-com:vml" xmlns:wp14="http://schemas.microsoft.com/office/word/2010/wordprocessingDrawing" xmlns:wp="http://schemas.openxmlformats.org/drawingml/2006/wordprocessingDrawing" xmlns:w10="urn:schemas-microsoft-com:office:word" xmlns:w="http://schemas.openxmlformats.org/wordprocessingml/2006/main" xmlns:w14="http://schemas.microsoft.com/office/word/2010/wordml" xmlns:w15="http://schemas.microsoft.com/office/word/2012/wordml" xmlns:w16cei="http://schemas.microsoft.com/office/word/2026/wordml/cei" xmlns:w16cex="http://schemas.microsoft.com/office/word/2018/wordml/cex" xmlns:w16cid="http://schemas.microsoft.com/office/word/2016/wordml/cid" xmlns:w16="http://schemas.microsoft.com/office/word/2018/wordml" xmlns:w16du="http://schemas.microsoft.com/office/word/2023/wordml/word16du" xmlns:w16sdtdh="http://schemas.microsoft.com/office/word/2020/wordml/sdtdatahash" xmlns:w16sdtfl="http://schemas.microsoft.com/office/word/2024/wordml/sdtformatlock" xmlns:w16se="http://schemas.microsoft.com/office/word/2015/wordml/symex" xmlns:wpg="http://schemas.microsoft.com/office/word/2010/wordprocessingGroup" xmlns:wpi="http://schemas.microsoft.com/office/word/2010/wordprocessingInk" xmlns:wne="http://schemas.microsoft.com/office/word/2006/wordml" xmlns:wps="http://schemas.microsoft.com/office/word/2010/wordprocessingShape" mc:Ignorable="w14 w15 w16se w16cid w16 w16cex w16sdtdh w16sdtfl w16du wp14">
   <w:body>
     <w:p>
       <w:pPr>
@@ -1274,7 +1274,7 @@
           <w:szCs w:val="18"/>
           <w:lang w:val="id-ID"/>
         </w:rPr>
-        <w:t>H. Boy Shubhul Muniir, ST.,S.Pd l.,M.M.</w:t>
+        <w:t>{namaPpk}</w:t>
       </w:r>
       <w:r>
         <w:rPr>
@@ -1315,7 +1315,7 @@
           <w:szCs w:val="18"/>
         </w:rPr>
         <w:tab/>
-        <w:t xml:space="preserve">NIP. </w:t>
+        <w:t>NIP.</w:t>
       </w:r>
       <w:r>
         <w:rPr>
@@ -1324,7 +1324,7 @@
           <w:szCs w:val="18"/>
           <w:lang w:val="id-ID"/>
         </w:rPr>
-        <w:t>198006132007011012</w:t>
+        <w:t xml:space="preserve"> {nipPpk}</w:t>
       </w:r>
       <w:r>
         <w:rPr>

--- a/public/nominatif-format.docx
+++ b/public/nominatif-format.docx
@@ -1292,7 +1292,7 @@
           <w:sz w:val="18"/>
           <w:szCs w:val="18"/>
         </w:rPr>
-        <w:t>Hj. Rini Rosmini, S.Sy</w:t>
+        <w:t>{namaBendahara}</w:t>
       </w:r>
     </w:p>
     <w:p>
@@ -1341,7 +1341,15 @@
           <w:sz w:val="18"/>
           <w:szCs w:val="18"/>
         </w:rPr>
-        <w:t xml:space="preserve"> 198004142007102002</w:t>
+        <w:t xml:space="preserve"> </w:t>
+      </w:r>
+      <w:r>
+        <w:rPr>
+          <w:rFonts w:ascii="Arial" w:hAnsi="Arial" w:cs="Arial"/>
+          <w:sz w:val="18"/>
+          <w:szCs w:val="18"/>
+        </w:rPr>
+        <w:t>{nipBendahara}</w:t>
       </w:r>
     </w:p>
     <w:sectPr>
